--- a/Documents/SereneMind_SE_UzairRasheed.docx
+++ b/Documents/SereneMind_SE_UzairRasheed.docx
@@ -60,7 +60,7 @@
                 <w:szCs w:val="28"/>
               </w:rPr>
               <w:drawing>
-                <wp:anchor distT="0" distB="0" distL="114300" distR="114300" simplePos="0" relativeHeight="251661312" behindDoc="0" locked="0" layoutInCell="1" allowOverlap="1" wp14:anchorId="72174AC2" wp14:editId="2249149E">
+                <wp:anchor distT="0" distB="0" distL="114300" distR="114300" simplePos="0" relativeHeight="251659776" behindDoc="0" locked="0" layoutInCell="1" allowOverlap="1" wp14:anchorId="72174AC2" wp14:editId="2249149E">
                   <wp:simplePos x="0" y="0"/>
                   <wp:positionH relativeFrom="column">
                     <wp:posOffset>2150745</wp:posOffset>
@@ -771,6 +771,51 @@
     <w:p>
       <w:pPr>
         <w:pStyle w:val="BodyText"/>
+        <w:rPr>
+          <w:b/>
+          <w:sz w:val="31"/>
+        </w:rPr>
+      </w:pPr>
+    </w:p>
+    <w:p>
+      <w:pPr>
+        <w:pStyle w:val="BodyText"/>
+        <w:rPr>
+          <w:b/>
+          <w:sz w:val="31"/>
+        </w:rPr>
+      </w:pPr>
+    </w:p>
+    <w:p>
+      <w:pPr>
+        <w:pStyle w:val="BodyText"/>
+        <w:rPr>
+          <w:b/>
+          <w:sz w:val="31"/>
+        </w:rPr>
+      </w:pPr>
+    </w:p>
+    <w:p>
+      <w:pPr>
+        <w:pStyle w:val="BodyText"/>
+        <w:rPr>
+          <w:b/>
+          <w:sz w:val="31"/>
+        </w:rPr>
+      </w:pPr>
+    </w:p>
+    <w:p>
+      <w:pPr>
+        <w:pStyle w:val="BodyText"/>
+        <w:rPr>
+          <w:b/>
+          <w:sz w:val="31"/>
+        </w:rPr>
+      </w:pPr>
+    </w:p>
+    <w:p>
+      <w:pPr>
+        <w:pStyle w:val="BodyText"/>
         <w:spacing w:before="345"/>
         <w:rPr>
           <w:b/>
@@ -889,6 +934,16 @@
     <w:p>
       <w:pPr>
         <w:pStyle w:val="BodyText"/>
+        <w:rPr>
+          <w:b/>
+          <w:sz w:val="28"/>
+        </w:rPr>
+      </w:pPr>
+    </w:p>
+    <w:p>
+      <w:pPr>
+        <w:pStyle w:val="BodyText"/>
+        <w:spacing w:before="169"/>
         <w:rPr>
           <w:b/>
           <w:sz w:val="28"/>
@@ -1875,7 +1930,7 @@
         <mc:AlternateContent>
           <mc:Choice Requires="wps">
             <w:drawing>
-              <wp:anchor distT="0" distB="0" distL="0" distR="0" simplePos="0" relativeHeight="251659264" behindDoc="1" locked="0" layoutInCell="1" allowOverlap="1" wp14:anchorId="7EF784A8" wp14:editId="24F26804">
+              <wp:anchor distT="0" distB="0" distL="0" distR="0" simplePos="0" relativeHeight="251657728" behindDoc="1" locked="0" layoutInCell="1" allowOverlap="1" wp14:anchorId="7EF784A8" wp14:editId="24F26804">
                 <wp:simplePos x="0" y="0"/>
                 <wp:positionH relativeFrom="page">
                   <wp:posOffset>4806315</wp:posOffset>
@@ -2014,7 +2069,7 @@
         <mc:AlternateContent>
           <mc:Choice Requires="wps">
             <w:drawing>
-              <wp:anchor distT="0" distB="0" distL="0" distR="0" simplePos="0" relativeHeight="251660288" behindDoc="1" locked="0" layoutInCell="1" allowOverlap="1" wp14:anchorId="78A92CC5" wp14:editId="1E756532">
+              <wp:anchor distT="0" distB="0" distL="0" distR="0" simplePos="0" relativeHeight="251658752" behindDoc="1" locked="0" layoutInCell="1" allowOverlap="1" wp14:anchorId="78A92CC5" wp14:editId="1E756532">
                 <wp:simplePos x="0" y="0"/>
                 <wp:positionH relativeFrom="page">
                   <wp:posOffset>4806315</wp:posOffset>
@@ -2531,7 +2586,7 @@
         <mc:AlternateContent>
           <mc:Choice Requires="wps">
             <w:drawing>
-              <wp:anchor distT="0" distB="0" distL="0" distR="0" simplePos="0" relativeHeight="251658240" behindDoc="1" locked="0" layoutInCell="1" allowOverlap="1" wp14:anchorId="0D2778A2" wp14:editId="59B2BBC4">
+              <wp:anchor distT="0" distB="0" distL="0" distR="0" simplePos="0" relativeHeight="251655680" behindDoc="1" locked="0" layoutInCell="1" allowOverlap="1" wp14:anchorId="0D2778A2" wp14:editId="59B2BBC4">
                 <wp:simplePos x="0" y="0"/>
                 <wp:positionH relativeFrom="page">
                   <wp:posOffset>4806315</wp:posOffset>
@@ -2673,7 +2728,7 @@
         <mc:AlternateContent>
           <mc:Choice Requires="wps">
             <w:drawing>
-              <wp:anchor distT="0" distB="0" distL="0" distR="0" simplePos="0" relativeHeight="251658240" behindDoc="1" locked="0" layoutInCell="1" allowOverlap="1" wp14:anchorId="3E4B8417" wp14:editId="2A266B8F">
+              <wp:anchor distT="0" distB="0" distL="0" distR="0" simplePos="0" relativeHeight="251656704" behindDoc="1" locked="0" layoutInCell="1" allowOverlap="1" wp14:anchorId="3E4B8417" wp14:editId="2A266B8F">
                 <wp:simplePos x="0" y="0"/>
                 <wp:positionH relativeFrom="page">
                   <wp:posOffset>4806315</wp:posOffset>
@@ -2949,10 +3004,22 @@
       <w:bookmarkEnd w:id="22"/>
       <w:bookmarkEnd w:id="23"/>
       <w:bookmarkEnd w:id="24"/>
+      <w:r>
+        <w:rPr>
+          <w:spacing w:val="-2"/>
+        </w:rPr>
+        <w:t>s</w:t>
+      </w:r>
     </w:p>
     <w:bookmarkStart w:id="25" w:name="_Toc230173550" w:displacedByCustomXml="next"/>
     <w:sdt>
       <w:sdtPr>
+        <w:rPr>
+          <w:rFonts w:ascii="Times New Roman" w:hAnsi="Times New Roman"/>
+          <w:color w:val="auto"/>
+          <w:sz w:val="22"/>
+          <w:szCs w:val="22"/>
+        </w:rPr>
         <w:id w:val="1303957845"/>
         <w:docPartObj>
           <w:docPartGallery w:val="Table of Contents"/>
@@ -2961,25 +3028,19 @@
       </w:sdtPr>
       <w:sdtEndPr>
         <w:rPr>
-          <w:rFonts w:ascii="Times New Roman" w:hAnsi="Times New Roman"/>
           <w:b/>
           <w:bCs/>
           <w:noProof/>
-          <w:color w:val="auto"/>
-          <w:sz w:val="22"/>
-          <w:szCs w:val="22"/>
         </w:rPr>
       </w:sdtEndPr>
       <w:sdtContent>
+        <w:bookmarkEnd w:id="25" w:displacedByCustomXml="prev"/>
         <w:p>
           <w:pPr>
             <w:pStyle w:val="TOCHeading"/>
+            <w:ind w:left="0" w:firstLine="0"/>
             <w:outlineLvl w:val="2"/>
           </w:pPr>
-          <w:r>
-            <w:t>Table of Contents</w:t>
-          </w:r>
-          <w:bookmarkEnd w:id="25"/>
         </w:p>
         <w:p>
           <w:pPr>
@@ -6944,14 +7005,6 @@
     </w:p>
     <w:p>
       <w:pPr>
-        <w:pStyle w:val="TOCHeading"/>
-      </w:pPr>
-      <w:r>
-        <w:t>Contents</w:t>
-      </w:r>
-    </w:p>
-    <w:p>
-      <w:pPr>
         <w:pStyle w:val="TOC2"/>
         <w:rPr>
           <w:noProof/>
@@ -9010,7 +9063,23 @@
         <w:jc w:val="both"/>
       </w:pPr>
       <w:r>
-        <w:t>We do not have a lot of money to spend on the Mental Health Support system now. So we cannot use ways to verify users like checking their email and phone when we first start. These features are important to keep users safe and make sure they are who they say they are. They need special services that cost a lot of money or are hard to set up. For now we will use ways to verify users and plan to add better verification methods later.</w:t>
+        <w:t xml:space="preserve">We do not have a lot of money to spend on the Mental Health Support system now. </w:t>
+      </w:r>
+      <w:proofErr w:type="gramStart"/>
+      <w:r>
+        <w:t>So</w:t>
+      </w:r>
+      <w:proofErr w:type="gramEnd"/>
+      <w:r>
+        <w:t xml:space="preserve"> we cannot use ways to verify users like checking their email and phone when we first start. These features are important to keep users safe and make sure they are who they say they are. They need special services that cost a lot of money or are hard to set up. For </w:t>
+      </w:r>
+      <w:proofErr w:type="gramStart"/>
+      <w:r>
+        <w:t>now</w:t>
+      </w:r>
+      <w:proofErr w:type="gramEnd"/>
+      <w:r>
+        <w:t xml:space="preserve"> we will use ways to verify users and plan to add better verification methods later.</w:t>
       </w:r>
     </w:p>
     <w:p>
@@ -9039,8 +9108,13 @@
         <w:jc w:val="both"/>
       </w:pPr>
       <w:r>
-        <w:t>Here are some things that are not part of the plan :</w:t>
-      </w:r>
+        <w:t xml:space="preserve">Here are some things that are not part of the </w:t>
+      </w:r>
+      <w:proofErr w:type="gramStart"/>
+      <w:r>
+        <w:t>plan :</w:t>
+      </w:r>
+      <w:proofErr w:type="gramEnd"/>
     </w:p>
     <w:p>
       <w:pPr>
@@ -9397,6 +9471,7 @@
     <w:p>
       <w:pPr>
         <w:pStyle w:val="NormalWeb"/>
+        <w:spacing w:line="360" w:lineRule="auto"/>
         <w:jc w:val="both"/>
         <w:rPr>
           <w:bCs/>
@@ -9431,6 +9506,7 @@
     <w:p>
       <w:pPr>
         <w:pStyle w:val="NormalWeb"/>
+        <w:spacing w:line="360" w:lineRule="auto"/>
         <w:jc w:val="both"/>
         <w:rPr>
           <w:bCs/>
@@ -9468,6 +9544,7 @@
     <w:p>
       <w:pPr>
         <w:pStyle w:val="NormalWeb"/>
+        <w:spacing w:line="360" w:lineRule="auto"/>
         <w:jc w:val="both"/>
         <w:rPr>
           <w:bCs/>
@@ -9519,6 +9596,7 @@
     <w:p>
       <w:pPr>
         <w:pStyle w:val="NormalWeb"/>
+        <w:spacing w:line="360" w:lineRule="auto"/>
         <w:jc w:val="both"/>
         <w:rPr>
           <w:bCs/>
@@ -9556,6 +9634,7 @@
     <w:p>
       <w:pPr>
         <w:pStyle w:val="NormalWeb"/>
+        <w:spacing w:line="360" w:lineRule="auto"/>
         <w:jc w:val="both"/>
         <w:rPr>
           <w:bCs/>
@@ -9585,6 +9664,7 @@
         <w:rPr>
           <w:bCs w:val="0"/>
         </w:rPr>
+        <w:lastRenderedPageBreak/>
         <w:t>Chapter 6: Testing &amp; Evaluation</w:t>
       </w:r>
       <w:bookmarkEnd w:id="173"/>
@@ -9593,6 +9673,7 @@
     <w:p>
       <w:pPr>
         <w:pStyle w:val="NormalWeb"/>
+        <w:spacing w:line="360" w:lineRule="auto"/>
         <w:jc w:val="both"/>
         <w:rPr>
           <w:bCs/>
@@ -9630,6 +9711,7 @@
     <w:p>
       <w:pPr>
         <w:pStyle w:val="NormalWeb"/>
+        <w:spacing w:line="360" w:lineRule="auto"/>
         <w:jc w:val="both"/>
         <w:rPr>
           <w:bCs/>
@@ -9639,7 +9721,6 @@
         <w:rPr>
           <w:bCs/>
         </w:rPr>
-        <w:lastRenderedPageBreak/>
         <w:t>This chapter provides a complete overview of the project, including the achievements, improvements made to current mental health support techniques, and the overall impact of the proposed solution. It also includes a critical review of the project along with future recommendations and possible enhancements for students or researchers working on similar systems in the future.</w:t>
       </w:r>
     </w:p>
@@ -9758,6 +9839,8 @@
     <w:p>
       <w:pPr>
         <w:pStyle w:val="Heading3"/>
+        <w:ind w:left="180"/>
+        <w:jc w:val="both"/>
         <w:rPr>
           <w:sz w:val="30"/>
         </w:rPr>
@@ -9826,9 +9909,10 @@
         <w:pStyle w:val="Heading5"/>
         <w:numPr>
           <w:ilvl w:val="1"/>
-          <w:numId w:val="13"/>
+          <w:numId w:val="15"/>
         </w:numPr>
         <w:spacing w:before="120"/>
+        <w:ind w:left="630" w:hanging="630"/>
         <w:rPr>
           <w:bCs w:val="0"/>
           <w:lang w:val="en"/>
@@ -9848,43 +9932,6153 @@
     </w:p>
     <w:p>
       <w:pPr>
-        <w:pStyle w:val="Heading3"/>
-        <w:jc w:val="left"/>
-        <w:rPr>
-          <w:bCs w:val="0"/>
+        <w:pStyle w:val="BodyText"/>
+        <w:spacing w:before="144" w:line="360" w:lineRule="auto"/>
+        <w:jc w:val="both"/>
+      </w:pPr>
+      <w:r>
+        <w:t>Fast communication and the flow of information are important aspects in any healthcare system, especially in mental health support where delays in communication can directly affect a person’s well-being. By providing a software-based solution to the traditional methods still commonly followed in Pakistan, such as limited therapy access and delayed emotional support, we can make mental health care more efficient, faster, and easier for users. Existing systems provide certain therapy-related functionalities, but there are still gaps regarding culturally adaptive AI support, proper crisis escalation, and integration with licensed professionals for serious cases.</w:t>
+      </w:r>
+    </w:p>
+    <w:p>
+      <w:pPr>
+        <w:pStyle w:val="BodyText"/>
+        <w:jc w:val="both"/>
+      </w:pPr>
+    </w:p>
+    <w:p>
+      <w:pPr>
+        <w:pStyle w:val="BodyText"/>
+        <w:numPr>
+          <w:ilvl w:val="1"/>
+          <w:numId w:val="15"/>
+        </w:numPr>
+        <w:ind w:left="630" w:hanging="612"/>
+        <w:jc w:val="both"/>
+      </w:pPr>
+      <w:r>
+        <w:rPr>
+          <w:rStyle w:val="Heading5Char"/>
+        </w:rPr>
+        <w:t>LITERATURE REVIEW / TECHNOLOGIES OVERVIEW</w:t>
+      </w:r>
+    </w:p>
+    <w:p>
+      <w:pPr>
+        <w:pStyle w:val="BodyText"/>
+        <w:numPr>
+          <w:ilvl w:val="2"/>
+          <w:numId w:val="16"/>
+        </w:numPr>
+        <w:spacing w:before="174"/>
+        <w:ind w:left="634" w:hanging="634"/>
+        <w:jc w:val="both"/>
+        <w:rPr>
+          <w:rStyle w:val="Heading6Char"/>
+        </w:rPr>
+      </w:pPr>
+      <w:r>
+        <w:rPr>
+          <w:rStyle w:val="Heading6Char"/>
+        </w:rPr>
+        <w:t>Historical Context</w:t>
+      </w:r>
+    </w:p>
+    <w:p>
+      <w:pPr>
+        <w:pStyle w:val="BodyText"/>
+        <w:jc w:val="both"/>
+      </w:pPr>
+    </w:p>
+    <w:p>
+      <w:pPr>
+        <w:pStyle w:val="BodyText"/>
+        <w:spacing w:line="360" w:lineRule="auto"/>
+        <w:jc w:val="both"/>
+      </w:pPr>
+      <w:r>
+        <w:t>Mental health support in Pakistan has traditionally relied on physical therapy sessions and in-person consultations. Due to social stigma, lack of awareness, financial constraints, and shortage of professionals, many individuals are unable to access proper mental health care. With the increasing use of smartphones and internet services in Pakistan, digital mental health solutions are becoming more practical and accessible.</w:t>
+      </w:r>
+    </w:p>
+    <w:p>
+      <w:pPr>
+        <w:pStyle w:val="BodyText"/>
+        <w:jc w:val="both"/>
+      </w:pPr>
+    </w:p>
+    <w:p>
+      <w:pPr>
+        <w:pStyle w:val="BodyText"/>
+        <w:spacing w:line="360" w:lineRule="auto"/>
+        <w:jc w:val="both"/>
+      </w:pPr>
+      <w:r>
+        <w:t>During our research, we interviewed Dr. Rubab and Dr. Mehboob regarding psychological assessment methods currently used in clinical environments. They informed us about commonly used assessment techniques such as GAD-7, PHQ-9, and GHQ-12. They also explained that professionals often use a mixture of these assessment methods to better identify mental health conditions and improve diagnostic understanding. Both professionals appreciated the research direction and considered the proposed system to be a remarkable initiative in improving accessibility to mental health support.</w:t>
+      </w:r>
+    </w:p>
+    <w:p>
+      <w:pPr>
+        <w:pStyle w:val="BodyText"/>
+        <w:jc w:val="both"/>
+      </w:pPr>
+    </w:p>
+    <w:p>
+      <w:pPr>
+        <w:pStyle w:val="BodyText"/>
+        <w:numPr>
+          <w:ilvl w:val="2"/>
+          <w:numId w:val="16"/>
+        </w:numPr>
+        <w:ind w:left="630" w:hanging="630"/>
+        <w:jc w:val="both"/>
+        <w:rPr>
+          <w:rStyle w:val="Heading6Char"/>
+        </w:rPr>
+      </w:pPr>
+      <w:r>
+        <w:rPr>
+          <w:rStyle w:val="Heading6Char"/>
+        </w:rPr>
+        <w:t>Key Concepts and Theories</w:t>
+      </w:r>
+    </w:p>
+    <w:p>
+      <w:pPr>
+        <w:pStyle w:val="BodyText"/>
+        <w:jc w:val="both"/>
+      </w:pPr>
+    </w:p>
+    <w:p>
+      <w:pPr>
+        <w:pStyle w:val="BodyText"/>
+        <w:spacing w:line="360" w:lineRule="auto"/>
+        <w:jc w:val="both"/>
+      </w:pPr>
+      <w:r>
+        <w:t xml:space="preserve">Managing mental health support for a large number of individuals requires significant effort and resources, especially for therapists and healthcare professionals handling multiple patients </w:t>
+      </w:r>
+      <w:r>
+        <w:lastRenderedPageBreak/>
+        <w:t>simultaneously. Maintaining communication, tracking emotional progress, and managing patient records can become difficult and time-consuming. Delays in emotional support and lack of continuous monitoring can negatively affect patients.</w:t>
+      </w:r>
+    </w:p>
+    <w:p>
+      <w:pPr>
+        <w:pStyle w:val="BodyText"/>
+        <w:jc w:val="both"/>
+      </w:pPr>
+    </w:p>
+    <w:p>
+      <w:pPr>
+        <w:pStyle w:val="BodyText"/>
+        <w:spacing w:line="360" w:lineRule="auto"/>
+        <w:jc w:val="both"/>
+      </w:pPr>
+      <w:r>
+        <w:t>Our research highlighted that many individuals in Pakistan face barriers such as stigma, lack of nearby mental health services, and concerns regarding confidentiality. According to studies conducted in Pakistan, 72.5% of psychiatrists agreed that telepsychiatry is time-efficient and cost-effective, while 75.5% considered it a viable option for patient care. Additionally, 79% of professionals showed willingness to consult through telepsychiatry services. However, infrastructure deficits, cultural resistance, and lack of awareness remain major barriers.</w:t>
+      </w:r>
+    </w:p>
+    <w:p>
+      <w:pPr>
+        <w:pStyle w:val="BodyText"/>
+        <w:jc w:val="both"/>
+      </w:pPr>
+    </w:p>
+    <w:p>
+      <w:pPr>
+        <w:pStyle w:val="BodyText"/>
+        <w:spacing w:line="360" w:lineRule="auto"/>
+        <w:jc w:val="both"/>
+      </w:pPr>
+      <w:r>
+        <w:t>Research conducted in Rawalpindi and Islamabad involving counselors and therapists showed that digital counseling helps improve accessibility for users in remote areas and provides scheduling flexibility. Younger users showed high satisfaction with digital therapy systems, while older individuals expressed some level of detachment due to the lack of physical interaction.</w:t>
+      </w:r>
+    </w:p>
+    <w:p>
+      <w:pPr>
+        <w:pStyle w:val="BodyText"/>
+        <w:jc w:val="both"/>
+      </w:pPr>
+    </w:p>
+    <w:p>
+      <w:pPr>
+        <w:pStyle w:val="ListParagraph"/>
+        <w:numPr>
+          <w:ilvl w:val="0"/>
+          <w:numId w:val="17"/>
+        </w:numPr>
+        <w:jc w:val="both"/>
+        <w:rPr>
+          <w:rStyle w:val="Heading6Char"/>
+          <w:vanish/>
+        </w:rPr>
+      </w:pPr>
+    </w:p>
+    <w:p>
+      <w:pPr>
+        <w:pStyle w:val="ListParagraph"/>
+        <w:numPr>
+          <w:ilvl w:val="0"/>
+          <w:numId w:val="17"/>
+        </w:numPr>
+        <w:jc w:val="both"/>
+        <w:rPr>
+          <w:rStyle w:val="Heading6Char"/>
+          <w:vanish/>
+        </w:rPr>
+      </w:pPr>
+    </w:p>
+    <w:p>
+      <w:pPr>
+        <w:pStyle w:val="ListParagraph"/>
+        <w:numPr>
+          <w:ilvl w:val="1"/>
+          <w:numId w:val="17"/>
+        </w:numPr>
+        <w:jc w:val="both"/>
+        <w:rPr>
+          <w:rStyle w:val="Heading6Char"/>
+          <w:vanish/>
+        </w:rPr>
+      </w:pPr>
+    </w:p>
+    <w:p>
+      <w:pPr>
+        <w:pStyle w:val="ListParagraph"/>
+        <w:numPr>
+          <w:ilvl w:val="1"/>
+          <w:numId w:val="17"/>
+        </w:numPr>
+        <w:jc w:val="both"/>
+        <w:rPr>
+          <w:rStyle w:val="Heading6Char"/>
+          <w:vanish/>
+        </w:rPr>
+      </w:pPr>
+    </w:p>
+    <w:p>
+      <w:pPr>
+        <w:pStyle w:val="ListParagraph"/>
+        <w:numPr>
+          <w:ilvl w:val="2"/>
+          <w:numId w:val="17"/>
+        </w:numPr>
+        <w:jc w:val="both"/>
+        <w:rPr>
+          <w:rStyle w:val="Heading6Char"/>
+          <w:vanish/>
+        </w:rPr>
+      </w:pPr>
+    </w:p>
+    <w:p>
+      <w:pPr>
+        <w:pStyle w:val="ListParagraph"/>
+        <w:numPr>
+          <w:ilvl w:val="2"/>
+          <w:numId w:val="17"/>
+        </w:numPr>
+        <w:jc w:val="both"/>
+        <w:rPr>
+          <w:rStyle w:val="Heading6Char"/>
+          <w:vanish/>
+        </w:rPr>
+      </w:pPr>
+    </w:p>
+    <w:p>
+      <w:pPr>
+        <w:pStyle w:val="BodyText"/>
+        <w:numPr>
+          <w:ilvl w:val="2"/>
+          <w:numId w:val="17"/>
+        </w:numPr>
+        <w:ind w:left="630" w:hanging="630"/>
+        <w:jc w:val="both"/>
+      </w:pPr>
+      <w:r>
+        <w:rPr>
+          <w:rStyle w:val="Heading6Char"/>
+        </w:rPr>
+        <w:t>Related Work</w:t>
+      </w:r>
+    </w:p>
+    <w:p>
+      <w:pPr>
+        <w:pStyle w:val="BodyText"/>
+        <w:jc w:val="both"/>
+      </w:pPr>
+    </w:p>
+    <w:p>
+      <w:pPr>
+        <w:pStyle w:val="BodyText"/>
+        <w:spacing w:line="360" w:lineRule="auto"/>
+        <w:jc w:val="both"/>
+      </w:pPr>
+      <w:r>
+        <w:t>While researching similar systems, we studied platforms such as Woebot, Wysa, and Replika. These systems provide AI-based emotional support and conversational therapy, but several limitations were identified.</w:t>
+      </w:r>
+    </w:p>
+    <w:p>
+      <w:pPr>
+        <w:pStyle w:val="BodyText"/>
+        <w:spacing w:before="168" w:line="360" w:lineRule="auto"/>
+        <w:jc w:val="both"/>
+      </w:pPr>
+      <w:r>
+        <w:t>Research on Woebot showed significant reductions in depression symptoms and high engagement levels among users. Around 71% of users reported satisfaction with the service and 76% stated they would recommend it to others. However, users also highlighted the lack of natural human interaction and limitations in understanding complex emotions.</w:t>
+      </w:r>
+    </w:p>
+    <w:p>
+      <w:pPr>
+        <w:pStyle w:val="BodyText"/>
+        <w:spacing w:before="168" w:line="360" w:lineRule="auto"/>
+        <w:jc w:val="both"/>
+      </w:pPr>
+      <w:r>
+        <w:t>Similarly, studies on Wysa demonstrated improvements in user mood and emotional resilience through continuous support availability. Approximately 67.7% of users found the experience helpful and encouraging. However, users reported repetitive conversations and lack of deeper emotional understanding in some cases.</w:t>
+      </w:r>
+    </w:p>
+    <w:p>
+      <w:pPr>
+        <w:pStyle w:val="BodyText"/>
+        <w:spacing w:before="100" w:beforeAutospacing="1" w:line="360" w:lineRule="auto"/>
+        <w:jc w:val="both"/>
+      </w:pPr>
+      <w:r>
+        <w:t xml:space="preserve">Research conducted in Karachi regarding AI-powered counseling systems revealed that younger individuals appreciated the 24/7 accessibility and flexibility of chatbot-based therapy. However, </w:t>
+      </w:r>
+      <w:r>
+        <w:lastRenderedPageBreak/>
+        <w:t>major concerns included lack of empathy, inability to understand body language or tone, and difficulty handling emergencies. Cultural concerns were also highlighted, including lack of localized emotional understanding and privacy-related fears.</w:t>
+      </w:r>
+    </w:p>
+    <w:p>
+      <w:pPr>
+        <w:pStyle w:val="BodyText"/>
+        <w:spacing w:before="100" w:beforeAutospacing="1" w:line="360" w:lineRule="auto"/>
+        <w:jc w:val="both"/>
+      </w:pPr>
+      <w:r>
+        <w:t xml:space="preserve">In Badin, Sindh, the </w:t>
+      </w:r>
+      <w:proofErr w:type="spellStart"/>
+      <w:r>
+        <w:t>mPareshan</w:t>
+      </w:r>
+      <w:proofErr w:type="spellEnd"/>
+      <w:r>
+        <w:t xml:space="preserve"> mobile application demonstrated positive outcomes in reducing anxiety and depression scores using culturally adapted psychoeducation methods. The system achieved a 93.9% completion rate and was considered feasible and acceptable by both communities and healthcare workers.</w:t>
+      </w:r>
+    </w:p>
+    <w:p>
+      <w:pPr>
+        <w:pStyle w:val="BodyText"/>
+        <w:spacing w:before="100" w:beforeAutospacing="1" w:line="360" w:lineRule="auto"/>
+        <w:jc w:val="both"/>
+      </w:pPr>
+      <w:r>
+        <w:t>These studies indicate that AI-powered mental health systems can significantly improve accessibility and support, but there remains a gap in combining AI therapy with culturally adaptive communication, crisis management, professional oversight, and personalized long-term monitoring. Our project aims to address these gaps within the Pakistani context.</w:t>
+      </w:r>
+    </w:p>
+    <w:p>
+      <w:pPr>
+        <w:pStyle w:val="BodyText"/>
+        <w:spacing w:before="100" w:beforeAutospacing="1" w:line="360" w:lineRule="auto"/>
+        <w:jc w:val="both"/>
+      </w:pPr>
+      <w:r>
+        <w:t>To evaluate the utility of the project, we considered the increasing demand for accessible mental health support in Pakistan, especially among younger smartphone users. The system aims to provide users with instant emotional support, progress tracking, and AI-assisted therapy while ensuring that critical cases are escalated to licensed professionals when necessary.</w:t>
+      </w:r>
+    </w:p>
+    <w:p>
+      <w:pPr>
+        <w:pStyle w:val="BodyText"/>
+        <w:jc w:val="both"/>
+      </w:pPr>
+    </w:p>
+    <w:p>
+      <w:pPr>
+        <w:pStyle w:val="BodyText"/>
+        <w:numPr>
+          <w:ilvl w:val="2"/>
+          <w:numId w:val="17"/>
+        </w:numPr>
+        <w:ind w:left="720" w:hanging="720"/>
+        <w:jc w:val="both"/>
+      </w:pPr>
+      <w:r>
+        <w:rPr>
+          <w:rStyle w:val="Heading6Char"/>
+        </w:rPr>
+        <w:t>Gap Identification</w:t>
+      </w:r>
+    </w:p>
+    <w:p>
+      <w:pPr>
+        <w:pStyle w:val="ListParagraph"/>
+        <w:numPr>
+          <w:ilvl w:val="0"/>
+          <w:numId w:val="2"/>
+        </w:numPr>
+        <w:spacing w:before="120"/>
+        <w:jc w:val="both"/>
+        <w:rPr>
+          <w:bCs/>
+          <w:vanish/>
+        </w:rPr>
+      </w:pPr>
+    </w:p>
+    <w:p>
+      <w:pPr>
+        <w:pStyle w:val="ListParagraph"/>
+        <w:numPr>
+          <w:ilvl w:val="1"/>
+          <w:numId w:val="2"/>
+        </w:numPr>
+        <w:spacing w:before="120"/>
+        <w:jc w:val="both"/>
+        <w:rPr>
+          <w:bCs/>
+          <w:vanish/>
+        </w:rPr>
+      </w:pPr>
+    </w:p>
+    <w:p>
+      <w:pPr>
+        <w:pStyle w:val="ListParagraph"/>
+        <w:numPr>
+          <w:ilvl w:val="1"/>
+          <w:numId w:val="2"/>
+        </w:numPr>
+        <w:spacing w:before="120"/>
+        <w:jc w:val="both"/>
+        <w:rPr>
+          <w:bCs/>
+          <w:vanish/>
+        </w:rPr>
+      </w:pPr>
+    </w:p>
+    <w:p>
+      <w:pPr>
+        <w:pStyle w:val="ListParagraph"/>
+        <w:numPr>
+          <w:ilvl w:val="2"/>
+          <w:numId w:val="2"/>
+        </w:numPr>
+        <w:spacing w:before="120"/>
+        <w:jc w:val="both"/>
+        <w:rPr>
+          <w:bCs/>
+          <w:vanish/>
+        </w:rPr>
+      </w:pPr>
+    </w:p>
+    <w:p>
+      <w:pPr>
+        <w:pStyle w:val="ListParagraph"/>
+        <w:numPr>
+          <w:ilvl w:val="2"/>
+          <w:numId w:val="2"/>
+        </w:numPr>
+        <w:spacing w:before="120"/>
+        <w:jc w:val="both"/>
+        <w:rPr>
+          <w:bCs/>
+          <w:vanish/>
+        </w:rPr>
+      </w:pPr>
+    </w:p>
+    <w:p>
+      <w:pPr>
+        <w:pStyle w:val="ListParagraph"/>
+        <w:numPr>
+          <w:ilvl w:val="2"/>
+          <w:numId w:val="2"/>
+        </w:numPr>
+        <w:spacing w:before="120"/>
+        <w:jc w:val="both"/>
+        <w:rPr>
+          <w:bCs/>
+          <w:vanish/>
+        </w:rPr>
+      </w:pPr>
+    </w:p>
+    <w:p>
+      <w:pPr>
+        <w:pStyle w:val="ListParagraph"/>
+        <w:numPr>
+          <w:ilvl w:val="2"/>
+          <w:numId w:val="2"/>
+        </w:numPr>
+        <w:spacing w:before="120"/>
+        <w:jc w:val="both"/>
+        <w:rPr>
+          <w:bCs/>
+          <w:vanish/>
+        </w:rPr>
+      </w:pPr>
+    </w:p>
+    <w:p>
+      <w:pPr>
+        <w:pStyle w:val="ListParagraph1"/>
+        <w:spacing w:before="168"/>
+        <w:ind w:left="806" w:hanging="806"/>
+      </w:pPr>
+      <w:r>
+        <w:t>Lack of AI-Human Hybrid Therapy Systems</w:t>
+      </w:r>
+    </w:p>
+    <w:p>
+      <w:pPr>
+        <w:pStyle w:val="BodyText"/>
+        <w:jc w:val="both"/>
+      </w:pPr>
+    </w:p>
+    <w:p>
+      <w:pPr>
+        <w:pStyle w:val="BodyText"/>
+        <w:spacing w:line="360" w:lineRule="auto"/>
+        <w:jc w:val="both"/>
+      </w:pPr>
+      <w:r>
+        <w:t>By surveying existing systems and reviewing related research, we concluded that most applications either depend completely on AI or entirely on human professionals. Very few systems combine AI-powered therapy with proper doctor escalation and professional oversight,</w:t>
+      </w:r>
+      <w:r>
+        <w:t xml:space="preserve"> that are quite expensive.</w:t>
+      </w:r>
+    </w:p>
+    <w:p>
+      <w:pPr>
+        <w:pStyle w:val="ListParagraph1"/>
+        <w:ind w:left="810" w:hanging="810"/>
+      </w:pPr>
+      <w:r>
+        <w:t>Limited Personalized Mental Health Support</w:t>
+      </w:r>
+    </w:p>
+    <w:p>
+      <w:pPr>
+        <w:pStyle w:val="BodyText"/>
+        <w:jc w:val="both"/>
+      </w:pPr>
+    </w:p>
+    <w:p>
+      <w:pPr>
+        <w:pStyle w:val="BodyText"/>
+        <w:spacing w:line="360" w:lineRule="auto"/>
+        <w:jc w:val="both"/>
+      </w:pPr>
+      <w:r>
+        <w:t>Many existing applications provide general therapy conversations but do not offer deeply personalized recommendations, adaptive therapy sessions, and emotional tracking based on long-term user behavior and assessment models such as GAD-7 and PHQ-9.</w:t>
+      </w:r>
+    </w:p>
+    <w:p>
+      <w:pPr>
+        <w:widowControl/>
+        <w:autoSpaceDE/>
+        <w:autoSpaceDN/>
+        <w:rPr>
           <w:sz w:val="24"/>
           <w:szCs w:val="24"/>
-          <w:lang w:val="en"/>
-        </w:rPr>
-      </w:pPr>
-      <w:r>
-        <w:rPr>
-          <w:spacing w:val="-4"/>
-        </w:rPr>
+        </w:rPr>
+      </w:pPr>
+      <w:r>
         <w:br w:type="page"/>
       </w:r>
     </w:p>
     <w:p>
       <w:pPr>
+        <w:pStyle w:val="ListParagraph1"/>
+        <w:ind w:left="810" w:hanging="810"/>
+      </w:pPr>
+      <w:r>
+        <w:lastRenderedPageBreak/>
+        <w:t>Insufficient Crisis Handling Mechanisms</w:t>
+      </w:r>
+    </w:p>
+    <w:p>
+      <w:pPr>
+        <w:pStyle w:val="BodyText"/>
+        <w:jc w:val="both"/>
+      </w:pPr>
+    </w:p>
+    <w:p>
+      <w:pPr>
+        <w:pStyle w:val="BodyText"/>
+        <w:spacing w:line="360" w:lineRule="auto"/>
+        <w:jc w:val="both"/>
+      </w:pPr>
+      <w:r>
+        <w:t>Most currently available systems lack structured emergency escalation for severe emotional distress or suicidal ideation. Existing chatbot systems also struggle with handling emergencies effectively due to limited emotional understanding.</w:t>
+      </w:r>
+    </w:p>
+    <w:p>
+      <w:pPr>
+        <w:pStyle w:val="BodyText"/>
+        <w:jc w:val="both"/>
+      </w:pPr>
+    </w:p>
+    <w:p>
+      <w:pPr>
+        <w:pStyle w:val="ListParagraph1"/>
+        <w:ind w:left="810" w:hanging="810"/>
+      </w:pPr>
+      <w:r>
+        <w:t>Cultural and Privacy Concerns</w:t>
+      </w:r>
+    </w:p>
+    <w:p>
+      <w:pPr>
+        <w:pStyle w:val="BodyText"/>
+        <w:jc w:val="both"/>
+      </w:pPr>
+    </w:p>
+    <w:p>
+      <w:pPr>
+        <w:pStyle w:val="BodyText"/>
+        <w:spacing w:line="360" w:lineRule="auto"/>
+        <w:jc w:val="both"/>
+      </w:pPr>
+      <w:r>
+        <w:t>Research conducted in Pakistan highlighted that users often hesitate to seek therapy because of social stigma, fear of confidentiality breaches, and lack of culturally sensitive support systems. Many international solutions are designed according to Western cultural contexts and may not fully align with Pakistani social and religious values.</w:t>
+      </w:r>
+    </w:p>
+    <w:p>
+      <w:pPr>
+        <w:pStyle w:val="BodyText"/>
+        <w:jc w:val="both"/>
+      </w:pPr>
+    </w:p>
+    <w:p>
+      <w:pPr>
+        <w:pStyle w:val="Heading5"/>
+        <w:numPr>
+          <w:ilvl w:val="1"/>
+          <w:numId w:val="2"/>
+        </w:numPr>
+        <w:ind w:left="810" w:hanging="810"/>
+      </w:pPr>
+      <w:r>
+        <w:rPr>
+          <w:rStyle w:val="Heading6Char"/>
+        </w:rPr>
+        <w:t>BRAINSTORMING</w:t>
+      </w:r>
+    </w:p>
+    <w:p>
+      <w:pPr>
+        <w:pStyle w:val="BodyText"/>
+        <w:spacing w:before="100" w:beforeAutospacing="1" w:line="360" w:lineRule="auto"/>
+        <w:jc w:val="both"/>
+      </w:pPr>
+      <w:r>
+        <w:t>The identification of these gaps was achieved through brainstorming sessions, stakeholder interviews, and analysis of existing digital mental health systems. The concept of combining AI-powered therapy with professional doctor oversight and culturally adaptive support was positively appreciated during discussions with healthcare professionals and researchers.</w:t>
+      </w:r>
+    </w:p>
+    <w:p>
+      <w:pPr>
+        <w:pStyle w:val="Heading5"/>
+        <w:numPr>
+          <w:ilvl w:val="1"/>
+          <w:numId w:val="2"/>
+        </w:numPr>
+        <w:spacing w:before="100" w:beforeAutospacing="1"/>
+        <w:ind w:left="630" w:hanging="630"/>
+      </w:pPr>
+      <w:r>
+        <w:rPr>
+          <w:rStyle w:val="Heading6Char"/>
+        </w:rPr>
+        <w:t>EXISTING SYSTEMS</w:t>
+      </w:r>
+    </w:p>
+    <w:p>
+      <w:pPr>
+        <w:pStyle w:val="Heading6"/>
+        <w:numPr>
+          <w:ilvl w:val="2"/>
+          <w:numId w:val="2"/>
+        </w:numPr>
+        <w:spacing w:before="160"/>
+        <w:ind w:left="630" w:hanging="630"/>
+      </w:pPr>
+      <w:r>
+        <w:t>Woebot</w:t>
+      </w:r>
+    </w:p>
+    <w:p>
+      <w:pPr>
+        <w:pStyle w:val="BodyText"/>
+        <w:spacing w:before="100" w:beforeAutospacing="1"/>
+        <w:jc w:val="both"/>
+      </w:pPr>
+      <w:r>
+        <w:t>• AI-powered mental health chatbot.</w:t>
+      </w:r>
+    </w:p>
+    <w:p>
+      <w:pPr>
+        <w:pStyle w:val="BodyText"/>
+        <w:spacing w:before="100" w:beforeAutospacing="1"/>
+        <w:jc w:val="both"/>
+      </w:pPr>
+      <w:r>
+        <w:t>• Provides conversational emotional support.</w:t>
+      </w:r>
+    </w:p>
+    <w:p>
+      <w:pPr>
+        <w:pStyle w:val="BodyText"/>
+        <w:spacing w:before="100" w:beforeAutospacing="1"/>
+        <w:jc w:val="both"/>
+      </w:pPr>
+      <w:r>
+        <w:t>• Focuses on self-help and mood management.</w:t>
+      </w:r>
+    </w:p>
+    <w:p>
+      <w:pPr>
+        <w:pStyle w:val="BodyText"/>
+        <w:jc w:val="both"/>
+      </w:pPr>
+    </w:p>
+    <w:p>
+      <w:pPr>
+        <w:pStyle w:val="Heading6"/>
+        <w:numPr>
+          <w:ilvl w:val="2"/>
+          <w:numId w:val="2"/>
+        </w:numPr>
+        <w:ind w:left="630" w:hanging="630"/>
+      </w:pPr>
+      <w:r>
+        <w:t>Wysa</w:t>
+      </w:r>
+    </w:p>
+    <w:p>
+      <w:pPr>
+        <w:pStyle w:val="BodyText"/>
+        <w:spacing w:before="100" w:beforeAutospacing="1"/>
+        <w:jc w:val="both"/>
+      </w:pPr>
+      <w:r>
+        <w:t>• AI-based mental wellness application.</w:t>
+      </w:r>
+    </w:p>
+    <w:p>
+      <w:pPr>
+        <w:pStyle w:val="BodyText"/>
+        <w:spacing w:before="100" w:beforeAutospacing="1"/>
+        <w:jc w:val="both"/>
+      </w:pPr>
+      <w:r>
+        <w:t>• Provides guided therapy exercises and emotional tracking.</w:t>
+      </w:r>
+    </w:p>
+    <w:p>
+      <w:pPr>
+        <w:pStyle w:val="BodyText"/>
+        <w:spacing w:before="100" w:beforeAutospacing="1"/>
+        <w:jc w:val="both"/>
+      </w:pPr>
+      <w:r>
+        <w:t>• Primarily focused on self-guided emotional support.</w:t>
+      </w:r>
+    </w:p>
+    <w:p>
+      <w:pPr>
+        <w:widowControl/>
+        <w:autoSpaceDE/>
+        <w:autoSpaceDN/>
+        <w:rPr>
+          <w:sz w:val="24"/>
+          <w:szCs w:val="24"/>
+        </w:rPr>
+      </w:pPr>
+      <w:r>
+        <w:br w:type="page"/>
+      </w:r>
+    </w:p>
+    <w:p>
+      <w:pPr>
+        <w:pStyle w:val="Heading6"/>
+        <w:numPr>
+          <w:ilvl w:val="2"/>
+          <w:numId w:val="2"/>
+        </w:numPr>
+        <w:ind w:left="720" w:hanging="684"/>
+      </w:pPr>
+      <w:r>
+        <w:lastRenderedPageBreak/>
+        <w:t>Replika</w:t>
+      </w:r>
+    </w:p>
+    <w:p>
+      <w:pPr>
+        <w:pStyle w:val="BodyText"/>
+        <w:spacing w:before="100" w:beforeAutospacing="1"/>
+        <w:jc w:val="both"/>
+      </w:pPr>
+      <w:r>
+        <w:t>• AI conversational companion platform.</w:t>
+      </w:r>
+    </w:p>
+    <w:p>
+      <w:pPr>
+        <w:pStyle w:val="BodyText"/>
+        <w:spacing w:before="100" w:beforeAutospacing="1"/>
+        <w:jc w:val="both"/>
+      </w:pPr>
+      <w:r>
+        <w:t>• Focuses on emotional interaction and companionship.</w:t>
+      </w:r>
+    </w:p>
+    <w:p>
+      <w:pPr>
+        <w:pStyle w:val="BodyText"/>
+        <w:spacing w:before="100" w:beforeAutospacing="1"/>
+        <w:jc w:val="both"/>
+      </w:pPr>
+      <w:r>
+        <w:t>• Provides personalized AI conversations.</w:t>
+      </w:r>
+    </w:p>
+    <w:p>
+      <w:pPr>
+        <w:pStyle w:val="Heading6"/>
+        <w:numPr>
+          <w:ilvl w:val="2"/>
+          <w:numId w:val="2"/>
+        </w:numPr>
+        <w:spacing w:before="100" w:beforeAutospacing="1"/>
+        <w:ind w:left="720" w:hanging="720"/>
+      </w:pPr>
+      <w:r>
+        <w:t>Digital Counseling Systems in Pakistan</w:t>
+      </w:r>
+    </w:p>
+    <w:p>
+      <w:pPr>
+        <w:pStyle w:val="BodyText"/>
+        <w:spacing w:before="100" w:beforeAutospacing="1"/>
+        <w:jc w:val="both"/>
+      </w:pPr>
+      <w:r>
+        <w:t>• Used by therapists and counselors in Rawalpindi and Islamabad.</w:t>
+      </w:r>
+    </w:p>
+    <w:p>
+      <w:pPr>
+        <w:pStyle w:val="BodyText"/>
+        <w:spacing w:before="100" w:beforeAutospacing="1"/>
+        <w:jc w:val="both"/>
+      </w:pPr>
+      <w:r>
+        <w:t>• Focus on online counseling and therapeutic interventions.</w:t>
+      </w:r>
+    </w:p>
+    <w:p>
+      <w:pPr>
+        <w:pStyle w:val="BodyText"/>
+        <w:spacing w:before="100" w:beforeAutospacing="1"/>
+        <w:jc w:val="both"/>
+      </w:pPr>
+      <w:r>
+        <w:t>• Highlight the growing acceptance of hybrid digital mental health support systems in Pakistan.</w:t>
+      </w:r>
+    </w:p>
+    <w:p>
+      <w:pPr>
+        <w:pStyle w:val="Heading6"/>
+        <w:numPr>
+          <w:ilvl w:val="2"/>
+          <w:numId w:val="2"/>
+        </w:numPr>
+        <w:spacing w:before="100" w:beforeAutospacing="1"/>
+        <w:ind w:left="810" w:hanging="774"/>
+      </w:pPr>
+      <w:r>
+        <w:t>Survey Table</w:t>
+      </w:r>
+    </w:p>
+    <w:p>
+      <w:pPr>
+        <w:pStyle w:val="ListParagraph1"/>
+        <w:ind w:left="810" w:hanging="828"/>
+      </w:pPr>
+      <w:r>
+        <w:t>Comparative Analysis on Mental Health Support Applications</w:t>
+      </w:r>
+    </w:p>
+    <w:p>
+      <w:pPr>
+        <w:pStyle w:val="BodyText"/>
+        <w:spacing w:before="100" w:beforeAutospacing="1" w:line="360" w:lineRule="auto"/>
+        <w:jc w:val="both"/>
+      </w:pPr>
+      <w:r>
+        <w:t xml:space="preserve">In </w:t>
+      </w:r>
+      <w:r>
+        <w:rPr>
+          <w:b/>
+          <w:bCs/>
+        </w:rPr>
+        <w:t>Table 2.1</w:t>
+      </w:r>
+      <w:r>
+        <w:t xml:space="preserve"> you can see the conducted market survey of existing AI-based mental health support applications and digital counseling systems available in both the Pakistani and international markets.</w:t>
+      </w:r>
+    </w:p>
+    <w:p>
+      <w:pPr>
+        <w:pStyle w:val="BodyText"/>
+        <w:jc w:val="both"/>
+      </w:pPr>
+    </w:p>
+    <w:p>
+      <w:pPr>
+        <w:keepNext/>
+        <w:spacing w:before="239" w:after="100" w:afterAutospacing="1"/>
+        <w:ind w:left="838" w:right="1188"/>
+        <w:jc w:val="center"/>
+        <w:rPr>
+          <w:b/>
+          <w:sz w:val="19"/>
+        </w:rPr>
+      </w:pPr>
+      <w:hyperlink w:anchor="_bookmark4" w:history="1">
+        <w:r>
+          <w:rPr>
+            <w:b/>
+            <w:sz w:val="19"/>
+          </w:rPr>
+          <w:t>Table</w:t>
+        </w:r>
+        <w:r>
+          <w:rPr>
+            <w:b/>
+            <w:spacing w:val="28"/>
+            <w:sz w:val="19"/>
+          </w:rPr>
+          <w:t xml:space="preserve"> </w:t>
+        </w:r>
+        <w:r>
+          <w:rPr>
+            <w:b/>
+            <w:sz w:val="19"/>
+          </w:rPr>
+          <w:t>2.1:</w:t>
+        </w:r>
+        <w:r>
+          <w:rPr>
+            <w:b/>
+            <w:spacing w:val="-1"/>
+            <w:sz w:val="19"/>
+          </w:rPr>
+          <w:t xml:space="preserve"> </w:t>
+        </w:r>
+        <w:r>
+          <w:rPr>
+            <w:b/>
+            <w:sz w:val="19"/>
+          </w:rPr>
+          <w:t>Market</w:t>
+        </w:r>
+        <w:r>
+          <w:rPr>
+            <w:b/>
+            <w:spacing w:val="17"/>
+            <w:sz w:val="19"/>
+          </w:rPr>
+          <w:t xml:space="preserve"> </w:t>
+        </w:r>
+        <w:r>
+          <w:rPr>
+            <w:b/>
+            <w:sz w:val="19"/>
+          </w:rPr>
+          <w:t>Survey</w:t>
+        </w:r>
+        <w:r>
+          <w:rPr>
+            <w:b/>
+            <w:spacing w:val="30"/>
+            <w:sz w:val="19"/>
+          </w:rPr>
+          <w:t xml:space="preserve"> </w:t>
+        </w:r>
+        <w:r>
+          <w:rPr>
+            <w:b/>
+            <w:spacing w:val="-4"/>
+            <w:sz w:val="19"/>
+          </w:rPr>
+          <w:t>Table</w:t>
+        </w:r>
+      </w:hyperlink>
+    </w:p>
+    <w:tbl>
+      <w:tblPr>
+        <w:tblStyle w:val="TableGrid"/>
+        <w:tblW w:w="9349" w:type="dxa"/>
+        <w:tblInd w:w="-5" w:type="dxa"/>
+        <w:tblLook w:val="04A0" w:firstRow="1" w:lastRow="0" w:firstColumn="1" w:lastColumn="0" w:noHBand="0" w:noVBand="1"/>
+      </w:tblPr>
+      <w:tblGrid>
+        <w:gridCol w:w="414"/>
+        <w:gridCol w:w="3500"/>
+        <w:gridCol w:w="1884"/>
+        <w:gridCol w:w="1325"/>
+        <w:gridCol w:w="973"/>
+        <w:gridCol w:w="1253"/>
+      </w:tblGrid>
+      <w:tr>
+        <w:trPr>
+          <w:trHeight w:val="708"/>
+        </w:trPr>
+        <w:tc>
+          <w:tcPr>
+            <w:tcW w:w="0" w:type="auto"/>
+            <w:hideMark/>
+          </w:tcPr>
+          <w:p>
+            <w:pPr>
+              <w:pStyle w:val="BodyText"/>
+              <w:spacing w:before="100" w:beforeAutospacing="1"/>
+              <w:jc w:val="both"/>
+              <w:rPr>
+                <w:b/>
+                <w:bCs/>
+              </w:rPr>
+            </w:pPr>
+          </w:p>
+        </w:tc>
+        <w:tc>
+          <w:tcPr>
+            <w:tcW w:w="0" w:type="auto"/>
+            <w:hideMark/>
+          </w:tcPr>
+          <w:p>
+            <w:pPr>
+              <w:pStyle w:val="BodyText"/>
+              <w:spacing w:before="100" w:beforeAutospacing="1"/>
+              <w:jc w:val="both"/>
+              <w:rPr>
+                <w:b/>
+                <w:bCs/>
+              </w:rPr>
+            </w:pPr>
+            <w:r>
+              <w:rPr>
+                <w:b/>
+                <w:bCs/>
+              </w:rPr>
+              <w:t>Key Features</w:t>
+            </w:r>
+          </w:p>
+        </w:tc>
+        <w:tc>
+          <w:tcPr>
+            <w:tcW w:w="0" w:type="auto"/>
+            <w:hideMark/>
+          </w:tcPr>
+          <w:p>
+            <w:pPr>
+              <w:pStyle w:val="BodyText"/>
+              <w:spacing w:before="100" w:beforeAutospacing="1"/>
+              <w:jc w:val="both"/>
+              <w:rPr>
+                <w:b/>
+                <w:bCs/>
+              </w:rPr>
+            </w:pPr>
+            <w:r>
+              <w:rPr>
+                <w:b/>
+                <w:bCs/>
+              </w:rPr>
+              <w:t>Serene</w:t>
+            </w:r>
+            <w:r>
+              <w:rPr>
+                <w:b/>
+                <w:bCs/>
+              </w:rPr>
+              <w:t xml:space="preserve"> </w:t>
+            </w:r>
+            <w:r>
+              <w:rPr>
+                <w:b/>
+                <w:bCs/>
+              </w:rPr>
+              <w:t>Mind</w:t>
+            </w:r>
+          </w:p>
+        </w:tc>
+        <w:tc>
+          <w:tcPr>
+            <w:tcW w:w="0" w:type="auto"/>
+            <w:hideMark/>
+          </w:tcPr>
+          <w:p>
+            <w:pPr>
+              <w:pStyle w:val="BodyText"/>
+              <w:spacing w:before="100" w:beforeAutospacing="1"/>
+              <w:jc w:val="both"/>
+              <w:rPr>
+                <w:b/>
+                <w:bCs/>
+              </w:rPr>
+            </w:pPr>
+            <w:r>
+              <w:rPr>
+                <w:b/>
+                <w:bCs/>
+              </w:rPr>
+              <w:t>Woe</w:t>
+            </w:r>
+            <w:r>
+              <w:rPr>
+                <w:b/>
+                <w:bCs/>
+              </w:rPr>
+              <w:t xml:space="preserve"> </w:t>
+            </w:r>
+            <w:r>
+              <w:rPr>
+                <w:b/>
+                <w:bCs/>
+              </w:rPr>
+              <w:t>bot</w:t>
+            </w:r>
+          </w:p>
+        </w:tc>
+        <w:tc>
+          <w:tcPr>
+            <w:tcW w:w="0" w:type="auto"/>
+            <w:hideMark/>
+          </w:tcPr>
+          <w:p>
+            <w:pPr>
+              <w:pStyle w:val="BodyText"/>
+              <w:spacing w:before="100" w:beforeAutospacing="1"/>
+              <w:jc w:val="both"/>
+              <w:rPr>
+                <w:b/>
+                <w:bCs/>
+              </w:rPr>
+            </w:pPr>
+            <w:r>
+              <w:rPr>
+                <w:b/>
+                <w:bCs/>
+              </w:rPr>
+              <w:t>Wysa</w:t>
+            </w:r>
+          </w:p>
+        </w:tc>
+        <w:tc>
+          <w:tcPr>
+            <w:tcW w:w="0" w:type="auto"/>
+            <w:hideMark/>
+          </w:tcPr>
+          <w:p>
+            <w:pPr>
+              <w:pStyle w:val="BodyText"/>
+              <w:spacing w:before="100" w:beforeAutospacing="1"/>
+              <w:jc w:val="both"/>
+              <w:rPr>
+                <w:b/>
+                <w:bCs/>
+              </w:rPr>
+            </w:pPr>
+            <w:r>
+              <w:rPr>
+                <w:b/>
+                <w:bCs/>
+              </w:rPr>
+              <w:t>Replika</w:t>
+            </w:r>
+          </w:p>
+        </w:tc>
+      </w:tr>
+      <w:tr>
+        <w:trPr>
+          <w:trHeight w:val="859"/>
+        </w:trPr>
+        <w:tc>
+          <w:tcPr>
+            <w:tcW w:w="0" w:type="auto"/>
+            <w:hideMark/>
+          </w:tcPr>
+          <w:p>
+            <w:pPr>
+              <w:pStyle w:val="BodyText"/>
+              <w:spacing w:before="100" w:beforeAutospacing="1"/>
+              <w:jc w:val="both"/>
+            </w:pPr>
+            <w:r>
+              <w:t>1</w:t>
+            </w:r>
+          </w:p>
+        </w:tc>
+        <w:tc>
+          <w:tcPr>
+            <w:tcW w:w="0" w:type="auto"/>
+            <w:hideMark/>
+          </w:tcPr>
+          <w:p>
+            <w:pPr>
+              <w:pStyle w:val="BodyText"/>
+              <w:spacing w:before="100" w:beforeAutospacing="1"/>
+              <w:jc w:val="both"/>
+            </w:pPr>
+            <w:r>
+              <w:t>AI Conversational Therapy</w:t>
+            </w:r>
+          </w:p>
+        </w:tc>
+        <w:tc>
+          <w:tcPr>
+            <w:tcW w:w="0" w:type="auto"/>
+            <w:hideMark/>
+          </w:tcPr>
+          <w:p>
+            <w:pPr>
+              <w:pStyle w:val="BodyText"/>
+              <w:spacing w:before="100" w:beforeAutospacing="1"/>
+              <w:jc w:val="both"/>
+            </w:pPr>
+            <w:r>
+              <w:rPr>
+                <w:rFonts w:ascii="Segoe UI Emoji" w:hAnsi="Segoe UI Emoji" w:cs="Segoe UI Emoji"/>
+              </w:rPr>
+              <w:t>✓</w:t>
+            </w:r>
+          </w:p>
+        </w:tc>
+        <w:tc>
+          <w:tcPr>
+            <w:tcW w:w="0" w:type="auto"/>
+            <w:hideMark/>
+          </w:tcPr>
+          <w:p>
+            <w:pPr>
+              <w:pStyle w:val="BodyText"/>
+              <w:spacing w:before="100" w:beforeAutospacing="1"/>
+              <w:jc w:val="both"/>
+            </w:pPr>
+            <w:r>
+              <w:rPr>
+                <w:rFonts w:ascii="Segoe UI Emoji" w:hAnsi="Segoe UI Emoji" w:cs="Segoe UI Emoji"/>
+              </w:rPr>
+              <w:t>✓</w:t>
+            </w:r>
+          </w:p>
+        </w:tc>
+        <w:tc>
+          <w:tcPr>
+            <w:tcW w:w="0" w:type="auto"/>
+            <w:hideMark/>
+          </w:tcPr>
+          <w:p>
+            <w:pPr>
+              <w:pStyle w:val="BodyText"/>
+              <w:spacing w:before="100" w:beforeAutospacing="1"/>
+              <w:jc w:val="both"/>
+            </w:pPr>
+            <w:r>
+              <w:rPr>
+                <w:rFonts w:ascii="Segoe UI Emoji" w:hAnsi="Segoe UI Emoji" w:cs="Segoe UI Emoji"/>
+              </w:rPr>
+              <w:t>✓</w:t>
+            </w:r>
+          </w:p>
+        </w:tc>
+        <w:tc>
+          <w:tcPr>
+            <w:tcW w:w="0" w:type="auto"/>
+            <w:hideMark/>
+          </w:tcPr>
+          <w:p>
+            <w:pPr>
+              <w:pStyle w:val="BodyText"/>
+              <w:spacing w:before="100" w:beforeAutospacing="1"/>
+              <w:jc w:val="both"/>
+            </w:pPr>
+            <w:r>
+              <w:rPr>
+                <w:rFonts w:ascii="Segoe UI Emoji" w:hAnsi="Segoe UI Emoji" w:cs="Segoe UI Emoji"/>
+              </w:rPr>
+              <w:t>✓</w:t>
+            </w:r>
+          </w:p>
+        </w:tc>
+      </w:tr>
+      <w:tr>
+        <w:trPr>
+          <w:trHeight w:val="808"/>
+        </w:trPr>
+        <w:tc>
+          <w:tcPr>
+            <w:tcW w:w="0" w:type="auto"/>
+            <w:hideMark/>
+          </w:tcPr>
+          <w:p>
+            <w:pPr>
+              <w:pStyle w:val="BodyText"/>
+              <w:spacing w:before="100" w:beforeAutospacing="1"/>
+              <w:jc w:val="both"/>
+            </w:pPr>
+            <w:r>
+              <w:t>2</w:t>
+            </w:r>
+          </w:p>
+        </w:tc>
+        <w:tc>
+          <w:tcPr>
+            <w:tcW w:w="0" w:type="auto"/>
+            <w:hideMark/>
+          </w:tcPr>
+          <w:p>
+            <w:pPr>
+              <w:pStyle w:val="BodyText"/>
+              <w:spacing w:before="100" w:beforeAutospacing="1"/>
+              <w:jc w:val="both"/>
+            </w:pPr>
+            <w:r>
+              <w:t>Mood Tracking</w:t>
+            </w:r>
+          </w:p>
+        </w:tc>
+        <w:tc>
+          <w:tcPr>
+            <w:tcW w:w="0" w:type="auto"/>
+            <w:hideMark/>
+          </w:tcPr>
+          <w:p>
+            <w:pPr>
+              <w:pStyle w:val="BodyText"/>
+              <w:spacing w:before="100" w:beforeAutospacing="1"/>
+              <w:jc w:val="both"/>
+            </w:pPr>
+            <w:r>
+              <w:rPr>
+                <w:rFonts w:ascii="Segoe UI Emoji" w:hAnsi="Segoe UI Emoji" w:cs="Segoe UI Emoji"/>
+              </w:rPr>
+              <w:t>✓</w:t>
+            </w:r>
+          </w:p>
+        </w:tc>
+        <w:tc>
+          <w:tcPr>
+            <w:tcW w:w="0" w:type="auto"/>
+            <w:hideMark/>
+          </w:tcPr>
+          <w:p>
+            <w:pPr>
+              <w:pStyle w:val="BodyText"/>
+              <w:spacing w:before="100" w:beforeAutospacing="1"/>
+              <w:jc w:val="both"/>
+            </w:pPr>
+            <w:r>
+              <w:rPr>
+                <w:rFonts w:ascii="Segoe UI Emoji" w:hAnsi="Segoe UI Emoji" w:cs="Segoe UI Emoji"/>
+              </w:rPr>
+              <w:t>✓</w:t>
+            </w:r>
+          </w:p>
+        </w:tc>
+        <w:tc>
+          <w:tcPr>
+            <w:tcW w:w="0" w:type="auto"/>
+            <w:hideMark/>
+          </w:tcPr>
+          <w:p>
+            <w:pPr>
+              <w:pStyle w:val="BodyText"/>
+              <w:spacing w:before="100" w:beforeAutospacing="1"/>
+              <w:jc w:val="both"/>
+            </w:pPr>
+            <w:r>
+              <w:rPr>
+                <w:rFonts w:ascii="Segoe UI Emoji" w:hAnsi="Segoe UI Emoji" w:cs="Segoe UI Emoji"/>
+              </w:rPr>
+              <w:t>✓</w:t>
+            </w:r>
+          </w:p>
+        </w:tc>
+        <w:tc>
+          <w:tcPr>
+            <w:tcW w:w="0" w:type="auto"/>
+            <w:hideMark/>
+          </w:tcPr>
+          <w:p>
+            <w:pPr>
+              <w:pStyle w:val="BodyText"/>
+              <w:spacing w:before="100" w:beforeAutospacing="1"/>
+              <w:jc w:val="both"/>
+            </w:pPr>
+            <w:r>
+              <w:rPr>
+                <w:rFonts w:ascii="Segoe UI Emoji" w:hAnsi="Segoe UI Emoji" w:cs="Segoe UI Emoji"/>
+              </w:rPr>
+              <w:t>✕</w:t>
+            </w:r>
+          </w:p>
+        </w:tc>
+      </w:tr>
+      <w:tr>
+        <w:trPr>
+          <w:trHeight w:val="859"/>
+        </w:trPr>
+        <w:tc>
+          <w:tcPr>
+            <w:tcW w:w="0" w:type="auto"/>
+            <w:hideMark/>
+          </w:tcPr>
+          <w:p>
+            <w:pPr>
+              <w:pStyle w:val="BodyText"/>
+              <w:spacing w:before="100" w:beforeAutospacing="1"/>
+              <w:jc w:val="both"/>
+            </w:pPr>
+            <w:r>
+              <w:t>3</w:t>
+            </w:r>
+          </w:p>
+        </w:tc>
+        <w:tc>
+          <w:tcPr>
+            <w:tcW w:w="0" w:type="auto"/>
+            <w:hideMark/>
+          </w:tcPr>
+          <w:p>
+            <w:pPr>
+              <w:pStyle w:val="BodyText"/>
+              <w:spacing w:before="100" w:beforeAutospacing="1"/>
+              <w:jc w:val="both"/>
+            </w:pPr>
+            <w:r>
+              <w:t>Doctor Escalation</w:t>
+            </w:r>
+          </w:p>
+        </w:tc>
+        <w:tc>
+          <w:tcPr>
+            <w:tcW w:w="0" w:type="auto"/>
+            <w:hideMark/>
+          </w:tcPr>
+          <w:p>
+            <w:pPr>
+              <w:pStyle w:val="BodyText"/>
+              <w:spacing w:before="100" w:beforeAutospacing="1"/>
+              <w:jc w:val="both"/>
+            </w:pPr>
+            <w:r>
+              <w:rPr>
+                <w:rFonts w:ascii="Segoe UI Emoji" w:hAnsi="Segoe UI Emoji" w:cs="Segoe UI Emoji"/>
+              </w:rPr>
+              <w:t>✓</w:t>
+            </w:r>
+          </w:p>
+        </w:tc>
+        <w:tc>
+          <w:tcPr>
+            <w:tcW w:w="0" w:type="auto"/>
+            <w:hideMark/>
+          </w:tcPr>
+          <w:p>
+            <w:pPr>
+              <w:pStyle w:val="BodyText"/>
+              <w:spacing w:before="100" w:beforeAutospacing="1"/>
+              <w:jc w:val="both"/>
+            </w:pPr>
+            <w:r>
+              <w:rPr>
+                <w:rFonts w:ascii="Segoe UI Emoji" w:hAnsi="Segoe UI Emoji" w:cs="Segoe UI Emoji"/>
+              </w:rPr>
+              <w:t>✕</w:t>
+            </w:r>
+          </w:p>
+        </w:tc>
+        <w:tc>
+          <w:tcPr>
+            <w:tcW w:w="0" w:type="auto"/>
+            <w:hideMark/>
+          </w:tcPr>
+          <w:p>
+            <w:pPr>
+              <w:pStyle w:val="BodyText"/>
+              <w:spacing w:before="100" w:beforeAutospacing="1"/>
+              <w:jc w:val="both"/>
+            </w:pPr>
+            <w:r>
+              <w:rPr>
+                <w:rFonts w:ascii="Segoe UI Emoji" w:hAnsi="Segoe UI Emoji" w:cs="Segoe UI Emoji"/>
+              </w:rPr>
+              <w:t>✕</w:t>
+            </w:r>
+          </w:p>
+        </w:tc>
+        <w:tc>
+          <w:tcPr>
+            <w:tcW w:w="0" w:type="auto"/>
+            <w:hideMark/>
+          </w:tcPr>
+          <w:p>
+            <w:pPr>
+              <w:pStyle w:val="BodyText"/>
+              <w:spacing w:before="100" w:beforeAutospacing="1"/>
+              <w:jc w:val="both"/>
+            </w:pPr>
+            <w:r>
+              <w:rPr>
+                <w:rFonts w:ascii="Segoe UI Emoji" w:hAnsi="Segoe UI Emoji" w:cs="Segoe UI Emoji"/>
+              </w:rPr>
+              <w:t>✕</w:t>
+            </w:r>
+          </w:p>
+        </w:tc>
+      </w:tr>
+      <w:tr>
+        <w:trPr>
+          <w:trHeight w:val="859"/>
+        </w:trPr>
+        <w:tc>
+          <w:tcPr>
+            <w:tcW w:w="0" w:type="auto"/>
+            <w:hideMark/>
+          </w:tcPr>
+          <w:p>
+            <w:pPr>
+              <w:pStyle w:val="BodyText"/>
+              <w:spacing w:before="100" w:beforeAutospacing="1"/>
+              <w:jc w:val="both"/>
+            </w:pPr>
+            <w:r>
+              <w:t>4</w:t>
+            </w:r>
+          </w:p>
+        </w:tc>
+        <w:tc>
+          <w:tcPr>
+            <w:tcW w:w="0" w:type="auto"/>
+            <w:hideMark/>
+          </w:tcPr>
+          <w:p>
+            <w:pPr>
+              <w:pStyle w:val="BodyText"/>
+              <w:spacing w:before="100" w:beforeAutospacing="1"/>
+              <w:jc w:val="both"/>
+            </w:pPr>
+            <w:r>
+              <w:t xml:space="preserve">General </w:t>
+            </w:r>
+            <w:r>
+              <w:t>Assessment</w:t>
+            </w:r>
+          </w:p>
+        </w:tc>
+        <w:tc>
+          <w:tcPr>
+            <w:tcW w:w="0" w:type="auto"/>
+            <w:hideMark/>
+          </w:tcPr>
+          <w:p>
+            <w:pPr>
+              <w:pStyle w:val="BodyText"/>
+              <w:spacing w:before="100" w:beforeAutospacing="1"/>
+              <w:jc w:val="both"/>
+            </w:pPr>
+            <w:r>
+              <w:rPr>
+                <w:rFonts w:ascii="Segoe UI Emoji" w:hAnsi="Segoe UI Emoji" w:cs="Segoe UI Emoji"/>
+              </w:rPr>
+              <w:t>✓</w:t>
+            </w:r>
+          </w:p>
+        </w:tc>
+        <w:tc>
+          <w:tcPr>
+            <w:tcW w:w="0" w:type="auto"/>
+            <w:hideMark/>
+          </w:tcPr>
+          <w:p>
+            <w:pPr>
+              <w:pStyle w:val="BodyText"/>
+              <w:spacing w:before="100" w:beforeAutospacing="1"/>
+              <w:jc w:val="both"/>
+            </w:pPr>
+            <w:r>
+              <w:rPr>
+                <w:rFonts w:ascii="Segoe UI Emoji" w:hAnsi="Segoe UI Emoji" w:cs="Segoe UI Emoji"/>
+              </w:rPr>
+              <w:t>✕</w:t>
+            </w:r>
+          </w:p>
+        </w:tc>
+        <w:tc>
+          <w:tcPr>
+            <w:tcW w:w="0" w:type="auto"/>
+            <w:hideMark/>
+          </w:tcPr>
+          <w:p>
+            <w:pPr>
+              <w:pStyle w:val="BodyText"/>
+              <w:spacing w:before="100" w:beforeAutospacing="1"/>
+              <w:jc w:val="both"/>
+            </w:pPr>
+            <w:r>
+              <w:rPr>
+                <w:rFonts w:ascii="Segoe UI Emoji" w:hAnsi="Segoe UI Emoji" w:cs="Segoe UI Emoji"/>
+              </w:rPr>
+              <w:t>✕</w:t>
+            </w:r>
+          </w:p>
+        </w:tc>
+        <w:tc>
+          <w:tcPr>
+            <w:tcW w:w="0" w:type="auto"/>
+            <w:hideMark/>
+          </w:tcPr>
+          <w:p>
+            <w:pPr>
+              <w:pStyle w:val="BodyText"/>
+              <w:spacing w:before="100" w:beforeAutospacing="1"/>
+              <w:jc w:val="both"/>
+            </w:pPr>
+            <w:r>
+              <w:rPr>
+                <w:rFonts w:ascii="Segoe UI Emoji" w:hAnsi="Segoe UI Emoji" w:cs="Segoe UI Emoji"/>
+              </w:rPr>
+              <w:t>✓</w:t>
+            </w:r>
+          </w:p>
+        </w:tc>
+      </w:tr>
+      <w:tr>
+        <w:trPr>
+          <w:trHeight w:val="808"/>
+        </w:trPr>
+        <w:tc>
+          <w:tcPr>
+            <w:tcW w:w="0" w:type="auto"/>
+            <w:hideMark/>
+          </w:tcPr>
+          <w:p>
+            <w:pPr>
+              <w:pStyle w:val="BodyText"/>
+              <w:spacing w:before="100" w:beforeAutospacing="1"/>
+              <w:jc w:val="both"/>
+            </w:pPr>
+            <w:r>
+              <w:t>5</w:t>
+            </w:r>
+          </w:p>
+        </w:tc>
+        <w:tc>
+          <w:tcPr>
+            <w:tcW w:w="0" w:type="auto"/>
+            <w:hideMark/>
+          </w:tcPr>
+          <w:p>
+            <w:pPr>
+              <w:pStyle w:val="BodyText"/>
+              <w:spacing w:before="100" w:beforeAutospacing="1"/>
+              <w:jc w:val="both"/>
+            </w:pPr>
+            <w:r>
+              <w:t>Progress Analytics</w:t>
+            </w:r>
+          </w:p>
+        </w:tc>
+        <w:tc>
+          <w:tcPr>
+            <w:tcW w:w="0" w:type="auto"/>
+            <w:hideMark/>
+          </w:tcPr>
+          <w:p>
+            <w:pPr>
+              <w:pStyle w:val="BodyText"/>
+              <w:spacing w:before="100" w:beforeAutospacing="1"/>
+              <w:jc w:val="both"/>
+            </w:pPr>
+            <w:r>
+              <w:rPr>
+                <w:rFonts w:ascii="Segoe UI Emoji" w:hAnsi="Segoe UI Emoji" w:cs="Segoe UI Emoji"/>
+              </w:rPr>
+              <w:t>✓</w:t>
+            </w:r>
+          </w:p>
+        </w:tc>
+        <w:tc>
+          <w:tcPr>
+            <w:tcW w:w="0" w:type="auto"/>
+            <w:hideMark/>
+          </w:tcPr>
+          <w:p>
+            <w:pPr>
+              <w:pStyle w:val="BodyText"/>
+              <w:spacing w:before="100" w:beforeAutospacing="1"/>
+              <w:jc w:val="both"/>
+            </w:pPr>
+            <w:r>
+              <w:rPr>
+                <w:rFonts w:ascii="Segoe UI Emoji" w:hAnsi="Segoe UI Emoji" w:cs="Segoe UI Emoji"/>
+              </w:rPr>
+              <w:t>✕</w:t>
+            </w:r>
+          </w:p>
+        </w:tc>
+        <w:tc>
+          <w:tcPr>
+            <w:tcW w:w="0" w:type="auto"/>
+            <w:hideMark/>
+          </w:tcPr>
+          <w:p>
+            <w:pPr>
+              <w:pStyle w:val="BodyText"/>
+              <w:spacing w:before="100" w:beforeAutospacing="1"/>
+              <w:jc w:val="both"/>
+            </w:pPr>
+            <w:r>
+              <w:rPr>
+                <w:rFonts w:ascii="Segoe UI Emoji" w:hAnsi="Segoe UI Emoji" w:cs="Segoe UI Emoji"/>
+              </w:rPr>
+              <w:t>✓</w:t>
+            </w:r>
+          </w:p>
+        </w:tc>
+        <w:tc>
+          <w:tcPr>
+            <w:tcW w:w="0" w:type="auto"/>
+            <w:hideMark/>
+          </w:tcPr>
+          <w:p>
+            <w:pPr>
+              <w:pStyle w:val="BodyText"/>
+              <w:spacing w:before="100" w:beforeAutospacing="1"/>
+              <w:jc w:val="both"/>
+            </w:pPr>
+            <w:r>
+              <w:rPr>
+                <w:rFonts w:ascii="Segoe UI Emoji" w:hAnsi="Segoe UI Emoji" w:cs="Segoe UI Emoji"/>
+              </w:rPr>
+              <w:t>✕</w:t>
+            </w:r>
+          </w:p>
+        </w:tc>
+      </w:tr>
+      <w:tr>
+        <w:trPr>
+          <w:trHeight w:val="859"/>
+        </w:trPr>
+        <w:tc>
+          <w:tcPr>
+            <w:tcW w:w="0" w:type="auto"/>
+          </w:tcPr>
+          <w:p>
+            <w:pPr>
+              <w:pStyle w:val="BodyText"/>
+              <w:spacing w:before="100" w:beforeAutospacing="1"/>
+              <w:jc w:val="both"/>
+            </w:pPr>
+          </w:p>
+        </w:tc>
+        <w:tc>
+          <w:tcPr>
+            <w:tcW w:w="0" w:type="auto"/>
+          </w:tcPr>
+          <w:p>
+            <w:pPr>
+              <w:pStyle w:val="BodyText"/>
+              <w:spacing w:before="100" w:beforeAutospacing="1"/>
+              <w:jc w:val="both"/>
+            </w:pPr>
+            <w:r>
+              <w:rPr>
+                <w:b/>
+                <w:bCs/>
+              </w:rPr>
+              <w:t>Key Features</w:t>
+            </w:r>
+          </w:p>
+        </w:tc>
+        <w:tc>
+          <w:tcPr>
+            <w:tcW w:w="0" w:type="auto"/>
+          </w:tcPr>
+          <w:p>
+            <w:pPr>
+              <w:pStyle w:val="BodyText"/>
+              <w:spacing w:before="100" w:beforeAutospacing="1"/>
+              <w:jc w:val="both"/>
+              <w:rPr>
+                <w:rFonts w:ascii="Segoe UI Emoji" w:hAnsi="Segoe UI Emoji" w:cs="Segoe UI Emoji"/>
+              </w:rPr>
+            </w:pPr>
+            <w:r>
+              <w:rPr>
+                <w:b/>
+                <w:bCs/>
+              </w:rPr>
+              <w:t>Serene</w:t>
+            </w:r>
+            <w:r>
+              <w:rPr>
+                <w:b/>
+                <w:bCs/>
+              </w:rPr>
+              <w:t xml:space="preserve"> </w:t>
+            </w:r>
+            <w:r>
+              <w:rPr>
+                <w:b/>
+                <w:bCs/>
+              </w:rPr>
+              <w:t>Mind</w:t>
+            </w:r>
+          </w:p>
+        </w:tc>
+        <w:tc>
+          <w:tcPr>
+            <w:tcW w:w="0" w:type="auto"/>
+          </w:tcPr>
+          <w:p>
+            <w:pPr>
+              <w:pStyle w:val="BodyText"/>
+              <w:spacing w:before="100" w:beforeAutospacing="1"/>
+              <w:jc w:val="both"/>
+              <w:rPr>
+                <w:rFonts w:ascii="Segoe UI Emoji" w:hAnsi="Segoe UI Emoji" w:cs="Segoe UI Emoji"/>
+              </w:rPr>
+            </w:pPr>
+            <w:r>
+              <w:rPr>
+                <w:b/>
+                <w:bCs/>
+              </w:rPr>
+              <w:t>Woe</w:t>
+            </w:r>
+            <w:r>
+              <w:rPr>
+                <w:b/>
+                <w:bCs/>
+              </w:rPr>
+              <w:t xml:space="preserve"> </w:t>
+            </w:r>
+            <w:r>
+              <w:rPr>
+                <w:b/>
+                <w:bCs/>
+              </w:rPr>
+              <w:t>bot</w:t>
+            </w:r>
+          </w:p>
+        </w:tc>
+        <w:tc>
+          <w:tcPr>
+            <w:tcW w:w="0" w:type="auto"/>
+          </w:tcPr>
+          <w:p>
+            <w:pPr>
+              <w:pStyle w:val="BodyText"/>
+              <w:spacing w:before="100" w:beforeAutospacing="1"/>
+              <w:jc w:val="both"/>
+              <w:rPr>
+                <w:rFonts w:ascii="Segoe UI Emoji" w:hAnsi="Segoe UI Emoji" w:cs="Segoe UI Emoji"/>
+              </w:rPr>
+            </w:pPr>
+            <w:r>
+              <w:rPr>
+                <w:b/>
+                <w:bCs/>
+              </w:rPr>
+              <w:t>Wysa</w:t>
+            </w:r>
+          </w:p>
+        </w:tc>
+        <w:tc>
+          <w:tcPr>
+            <w:tcW w:w="0" w:type="auto"/>
+          </w:tcPr>
+          <w:p>
+            <w:pPr>
+              <w:pStyle w:val="BodyText"/>
+              <w:spacing w:before="100" w:beforeAutospacing="1"/>
+              <w:jc w:val="both"/>
+              <w:rPr>
+                <w:rFonts w:ascii="Segoe UI Emoji" w:hAnsi="Segoe UI Emoji" w:cs="Segoe UI Emoji"/>
+              </w:rPr>
+            </w:pPr>
+            <w:r>
+              <w:rPr>
+                <w:b/>
+                <w:bCs/>
+              </w:rPr>
+              <w:t>Replika</w:t>
+            </w:r>
+          </w:p>
+        </w:tc>
+      </w:tr>
+      <w:tr>
+        <w:trPr>
+          <w:trHeight w:val="859"/>
+        </w:trPr>
+        <w:tc>
+          <w:tcPr>
+            <w:tcW w:w="0" w:type="auto"/>
+            <w:hideMark/>
+          </w:tcPr>
+          <w:p>
+            <w:pPr>
+              <w:pStyle w:val="BodyText"/>
+              <w:spacing w:before="100" w:beforeAutospacing="1"/>
+              <w:jc w:val="both"/>
+            </w:pPr>
+            <w:r>
+              <w:t>6</w:t>
+            </w:r>
+          </w:p>
+        </w:tc>
+        <w:tc>
+          <w:tcPr>
+            <w:tcW w:w="0" w:type="auto"/>
+            <w:hideMark/>
+          </w:tcPr>
+          <w:p>
+            <w:pPr>
+              <w:pStyle w:val="BodyText"/>
+              <w:spacing w:before="100" w:beforeAutospacing="1"/>
+              <w:jc w:val="both"/>
+            </w:pPr>
+            <w:r>
+              <w:t>Human Therapist Chat</w:t>
+            </w:r>
+          </w:p>
+        </w:tc>
+        <w:tc>
+          <w:tcPr>
+            <w:tcW w:w="0" w:type="auto"/>
+            <w:hideMark/>
+          </w:tcPr>
+          <w:p>
+            <w:pPr>
+              <w:pStyle w:val="BodyText"/>
+              <w:spacing w:before="100" w:beforeAutospacing="1"/>
+              <w:jc w:val="both"/>
+            </w:pPr>
+            <w:r>
+              <w:rPr>
+                <w:rFonts w:ascii="Segoe UI Emoji" w:hAnsi="Segoe UI Emoji" w:cs="Segoe UI Emoji"/>
+              </w:rPr>
+              <w:t>✕</w:t>
+            </w:r>
+          </w:p>
+        </w:tc>
+        <w:tc>
+          <w:tcPr>
+            <w:tcW w:w="0" w:type="auto"/>
+            <w:hideMark/>
+          </w:tcPr>
+          <w:p>
+            <w:pPr>
+              <w:pStyle w:val="BodyText"/>
+              <w:spacing w:before="100" w:beforeAutospacing="1"/>
+              <w:jc w:val="both"/>
+            </w:pPr>
+            <w:r>
+              <w:rPr>
+                <w:rFonts w:ascii="Segoe UI Emoji" w:hAnsi="Segoe UI Emoji" w:cs="Segoe UI Emoji"/>
+              </w:rPr>
+              <w:t>✕</w:t>
+            </w:r>
+          </w:p>
+        </w:tc>
+        <w:tc>
+          <w:tcPr>
+            <w:tcW w:w="0" w:type="auto"/>
+            <w:hideMark/>
+          </w:tcPr>
+          <w:p>
+            <w:pPr>
+              <w:pStyle w:val="BodyText"/>
+              <w:spacing w:before="100" w:beforeAutospacing="1"/>
+              <w:jc w:val="both"/>
+            </w:pPr>
+            <w:r>
+              <w:rPr>
+                <w:rFonts w:ascii="Segoe UI Emoji" w:hAnsi="Segoe UI Emoji" w:cs="Segoe UI Emoji"/>
+              </w:rPr>
+              <w:t>✕</w:t>
+            </w:r>
+          </w:p>
+        </w:tc>
+        <w:tc>
+          <w:tcPr>
+            <w:tcW w:w="0" w:type="auto"/>
+            <w:hideMark/>
+          </w:tcPr>
+          <w:p>
+            <w:pPr>
+              <w:pStyle w:val="BodyText"/>
+              <w:spacing w:before="100" w:beforeAutospacing="1"/>
+              <w:jc w:val="both"/>
+            </w:pPr>
+            <w:r>
+              <w:rPr>
+                <w:rFonts w:ascii="Segoe UI Emoji" w:hAnsi="Segoe UI Emoji" w:cs="Segoe UI Emoji"/>
+              </w:rPr>
+              <w:t>✕</w:t>
+            </w:r>
+          </w:p>
+        </w:tc>
+      </w:tr>
+      <w:tr>
+        <w:trPr>
+          <w:trHeight w:val="859"/>
+        </w:trPr>
+        <w:tc>
+          <w:tcPr>
+            <w:tcW w:w="0" w:type="auto"/>
+            <w:hideMark/>
+          </w:tcPr>
+          <w:p>
+            <w:pPr>
+              <w:pStyle w:val="BodyText"/>
+              <w:spacing w:before="100" w:beforeAutospacing="1"/>
+              <w:jc w:val="both"/>
+            </w:pPr>
+            <w:r>
+              <w:t>7</w:t>
+            </w:r>
+          </w:p>
+        </w:tc>
+        <w:tc>
+          <w:tcPr>
+            <w:tcW w:w="0" w:type="auto"/>
+            <w:hideMark/>
+          </w:tcPr>
+          <w:p>
+            <w:pPr>
+              <w:pStyle w:val="BodyText"/>
+              <w:spacing w:before="100" w:beforeAutospacing="1"/>
+              <w:jc w:val="both"/>
+            </w:pPr>
+            <w:r>
+              <w:t xml:space="preserve">Cultural Adaptation </w:t>
+            </w:r>
+          </w:p>
+        </w:tc>
+        <w:tc>
+          <w:tcPr>
+            <w:tcW w:w="0" w:type="auto"/>
+            <w:hideMark/>
+          </w:tcPr>
+          <w:p>
+            <w:pPr>
+              <w:pStyle w:val="BodyText"/>
+              <w:spacing w:before="100" w:beforeAutospacing="1"/>
+              <w:jc w:val="both"/>
+            </w:pPr>
+            <w:r>
+              <w:rPr>
+                <w:rFonts w:ascii="Segoe UI Emoji" w:hAnsi="Segoe UI Emoji" w:cs="Segoe UI Emoji"/>
+              </w:rPr>
+              <w:t>✓</w:t>
+            </w:r>
+          </w:p>
+        </w:tc>
+        <w:tc>
+          <w:tcPr>
+            <w:tcW w:w="0" w:type="auto"/>
+            <w:hideMark/>
+          </w:tcPr>
+          <w:p>
+            <w:pPr>
+              <w:pStyle w:val="BodyText"/>
+              <w:spacing w:before="100" w:beforeAutospacing="1"/>
+              <w:jc w:val="both"/>
+            </w:pPr>
+            <w:r>
+              <w:rPr>
+                <w:rFonts w:ascii="Segoe UI Emoji" w:hAnsi="Segoe UI Emoji" w:cs="Segoe UI Emoji"/>
+              </w:rPr>
+              <w:t>✕</w:t>
+            </w:r>
+          </w:p>
+        </w:tc>
+        <w:tc>
+          <w:tcPr>
+            <w:tcW w:w="0" w:type="auto"/>
+            <w:hideMark/>
+          </w:tcPr>
+          <w:p>
+            <w:pPr>
+              <w:pStyle w:val="BodyText"/>
+              <w:spacing w:before="100" w:beforeAutospacing="1"/>
+              <w:jc w:val="both"/>
+            </w:pPr>
+            <w:r>
+              <w:rPr>
+                <w:rFonts w:ascii="Segoe UI Emoji" w:hAnsi="Segoe UI Emoji" w:cs="Segoe UI Emoji"/>
+              </w:rPr>
+              <w:t>✕</w:t>
+            </w:r>
+          </w:p>
+        </w:tc>
+        <w:tc>
+          <w:tcPr>
+            <w:tcW w:w="0" w:type="auto"/>
+            <w:hideMark/>
+          </w:tcPr>
+          <w:p>
+            <w:pPr>
+              <w:pStyle w:val="BodyText"/>
+              <w:spacing w:before="100" w:beforeAutospacing="1"/>
+              <w:jc w:val="both"/>
+            </w:pPr>
+            <w:r>
+              <w:rPr>
+                <w:rFonts w:ascii="Segoe UI Emoji" w:hAnsi="Segoe UI Emoji" w:cs="Segoe UI Emoji"/>
+              </w:rPr>
+              <w:t>✕</w:t>
+            </w:r>
+          </w:p>
+        </w:tc>
+      </w:tr>
+      <w:tr>
+        <w:trPr>
+          <w:trHeight w:val="808"/>
+        </w:trPr>
+        <w:tc>
+          <w:tcPr>
+            <w:tcW w:w="0" w:type="auto"/>
+            <w:hideMark/>
+          </w:tcPr>
+          <w:p>
+            <w:pPr>
+              <w:pStyle w:val="BodyText"/>
+              <w:spacing w:before="100" w:beforeAutospacing="1"/>
+              <w:jc w:val="both"/>
+            </w:pPr>
+            <w:r>
+              <w:t>8</w:t>
+            </w:r>
+          </w:p>
+        </w:tc>
+        <w:tc>
+          <w:tcPr>
+            <w:tcW w:w="0" w:type="auto"/>
+            <w:hideMark/>
+          </w:tcPr>
+          <w:p>
+            <w:pPr>
+              <w:pStyle w:val="BodyText"/>
+              <w:spacing w:before="100" w:beforeAutospacing="1"/>
+              <w:jc w:val="both"/>
+            </w:pPr>
+            <w:r>
+              <w:t>Offline Support</w:t>
+            </w:r>
+          </w:p>
+        </w:tc>
+        <w:tc>
+          <w:tcPr>
+            <w:tcW w:w="0" w:type="auto"/>
+            <w:hideMark/>
+          </w:tcPr>
+          <w:p>
+            <w:pPr>
+              <w:pStyle w:val="BodyText"/>
+              <w:spacing w:before="100" w:beforeAutospacing="1"/>
+              <w:jc w:val="both"/>
+            </w:pPr>
+            <w:r>
+              <w:rPr>
+                <w:rFonts w:ascii="Segoe UI Emoji" w:hAnsi="Segoe UI Emoji" w:cs="Segoe UI Emoji"/>
+              </w:rPr>
+              <w:t>✕</w:t>
+            </w:r>
+          </w:p>
+        </w:tc>
+        <w:tc>
+          <w:tcPr>
+            <w:tcW w:w="0" w:type="auto"/>
+            <w:hideMark/>
+          </w:tcPr>
+          <w:p>
+            <w:pPr>
+              <w:pStyle w:val="BodyText"/>
+              <w:spacing w:before="100" w:beforeAutospacing="1"/>
+              <w:jc w:val="both"/>
+            </w:pPr>
+            <w:r>
+              <w:rPr>
+                <w:rFonts w:ascii="Segoe UI Emoji" w:hAnsi="Segoe UI Emoji" w:cs="Segoe UI Emoji"/>
+              </w:rPr>
+              <w:t>✕</w:t>
+            </w:r>
+          </w:p>
+        </w:tc>
+        <w:tc>
+          <w:tcPr>
+            <w:tcW w:w="0" w:type="auto"/>
+            <w:hideMark/>
+          </w:tcPr>
+          <w:p>
+            <w:pPr>
+              <w:pStyle w:val="BodyText"/>
+              <w:spacing w:before="100" w:beforeAutospacing="1"/>
+              <w:jc w:val="both"/>
+            </w:pPr>
+            <w:r>
+              <w:rPr>
+                <w:rFonts w:ascii="Segoe UI Emoji" w:hAnsi="Segoe UI Emoji" w:cs="Segoe UI Emoji"/>
+              </w:rPr>
+              <w:t>✕</w:t>
+            </w:r>
+          </w:p>
+        </w:tc>
+        <w:tc>
+          <w:tcPr>
+            <w:tcW w:w="0" w:type="auto"/>
+            <w:hideMark/>
+          </w:tcPr>
+          <w:p>
+            <w:pPr>
+              <w:pStyle w:val="BodyText"/>
+              <w:spacing w:before="100" w:beforeAutospacing="1"/>
+              <w:jc w:val="both"/>
+            </w:pPr>
+            <w:r>
+              <w:rPr>
+                <w:rFonts w:ascii="Segoe UI Emoji" w:hAnsi="Segoe UI Emoji" w:cs="Segoe UI Emoji"/>
+              </w:rPr>
+              <w:t>✕</w:t>
+            </w:r>
+          </w:p>
+        </w:tc>
+      </w:tr>
+    </w:tbl>
+    <w:p>
+      <w:pPr>
+        <w:pStyle w:val="Heading5"/>
+        <w:numPr>
+          <w:ilvl w:val="1"/>
+          <w:numId w:val="2"/>
+        </w:numPr>
+        <w:spacing w:before="100" w:beforeAutospacing="1"/>
+        <w:ind w:left="630" w:hanging="612"/>
+      </w:pPr>
+      <w:r>
+        <w:rPr>
+          <w:rStyle w:val="Heading6Char"/>
+        </w:rPr>
+        <w:t>SUMMARY</w:t>
+      </w:r>
+    </w:p>
+    <w:p>
+      <w:pPr>
+        <w:pStyle w:val="BodyText"/>
+        <w:spacing w:before="100" w:beforeAutospacing="1" w:line="360" w:lineRule="auto"/>
+        <w:jc w:val="both"/>
+        <w:sectPr>
+          <w:pgSz w:w="12240" w:h="15840"/>
+          <w:pgMar w:top="1440" w:right="1440" w:bottom="1440" w:left="1440" w:header="720" w:footer="720" w:gutter="0"/>
+          <w:cols w:space="720"/>
+          <w:docGrid w:linePitch="360"/>
+        </w:sectPr>
+      </w:pPr>
+      <w:r>
+        <w:t>By conducting the market survey, we found many applications that have a similar nature to our project. However, we observed that most of them either focus only on AI-based conversations or only on traditional digital counseling. They also lack features such as integrated doctor escalation, standardized mental health assessments, and support tailored to the needs of users in Pakistan. We are addressing these gaps by developing a platform that combines AI-powered therapy, clinical assessment techniques, and professional oversight to provide accessible and reliable mental health support.</w:t>
+      </w:r>
+    </w:p>
+    <w:p>
+      <w:pPr>
+        <w:pStyle w:val="BodyText"/>
+        <w:spacing w:before="100" w:beforeAutospacing="1" w:line="360" w:lineRule="auto"/>
+        <w:jc w:val="both"/>
+      </w:pPr>
+    </w:p>
+    <w:p>
+      <w:pPr>
+        <w:pStyle w:val="BodyText"/>
+        <w:rPr>
+          <w:sz w:val="60"/>
+          <w:szCs w:val="60"/>
+        </w:rPr>
+      </w:pPr>
+    </w:p>
+    <w:p>
+      <w:pPr>
+        <w:pStyle w:val="BodyText"/>
+        <w:rPr>
+          <w:sz w:val="60"/>
+          <w:szCs w:val="60"/>
+        </w:rPr>
+      </w:pPr>
+    </w:p>
+    <w:p>
+      <w:pPr>
+        <w:pStyle w:val="BodyText"/>
+        <w:rPr>
+          <w:sz w:val="60"/>
+          <w:szCs w:val="60"/>
+        </w:rPr>
+      </w:pPr>
+    </w:p>
+    <w:p>
+      <w:pPr>
+        <w:pStyle w:val="BodyText"/>
+        <w:rPr>
+          <w:sz w:val="60"/>
+          <w:szCs w:val="60"/>
+        </w:rPr>
+      </w:pPr>
+    </w:p>
+    <w:p>
+      <w:pPr>
+        <w:pStyle w:val="BodyText"/>
+        <w:rPr>
+          <w:sz w:val="60"/>
+          <w:szCs w:val="60"/>
+        </w:rPr>
+      </w:pPr>
+    </w:p>
+    <w:p>
+      <w:pPr>
+        <w:pStyle w:val="BodyText"/>
+        <w:rPr>
+          <w:sz w:val="60"/>
+          <w:szCs w:val="60"/>
+        </w:rPr>
+      </w:pPr>
+    </w:p>
+    <w:p>
+      <w:pPr>
+        <w:pStyle w:val="BodyText"/>
+        <w:rPr>
+          <w:sz w:val="60"/>
+          <w:szCs w:val="60"/>
+        </w:rPr>
+      </w:pPr>
+    </w:p>
+    <w:p>
+      <w:pPr>
+        <w:pStyle w:val="BodyText"/>
+        <w:rPr>
+          <w:sz w:val="60"/>
+          <w:szCs w:val="60"/>
+        </w:rPr>
+      </w:pPr>
+    </w:p>
+    <w:p>
+      <w:pPr>
+        <w:pStyle w:val="BodyText"/>
+        <w:rPr>
+          <w:sz w:val="60"/>
+          <w:szCs w:val="60"/>
+        </w:rPr>
+      </w:pPr>
+    </w:p>
+    <w:p>
+      <w:pPr>
         <w:pStyle w:val="Heading1"/>
-        <w:spacing w:line="297" w:lineRule="auto"/>
-        <w:ind w:left="2002" w:firstLine="3848"/>
-        <w:rPr>
-          <w:spacing w:val="-4"/>
-        </w:rPr>
-      </w:pPr>
-    </w:p>
-    <w:p>
-      <w:pPr>
-        <w:pStyle w:val="NormalWeb"/>
+        <w:ind w:left="2146" w:firstLine="4064"/>
+      </w:pPr>
+      <w:r>
+        <w:t>Chapter</w:t>
+      </w:r>
+      <w:r>
+        <w:rPr>
+          <w:spacing w:val="-38"/>
+        </w:rPr>
+        <w:t xml:space="preserve"> </w:t>
+      </w:r>
+      <w:r>
+        <w:t>3: Requirement</w:t>
+      </w:r>
+      <w:r>
+        <w:rPr>
+          <w:spacing w:val="-7"/>
+        </w:rPr>
+        <w:t xml:space="preserve"> </w:t>
+      </w:r>
+      <w:r>
+        <w:rPr>
+          <w:spacing w:val="-2"/>
+        </w:rPr>
+        <w:t>Engineering</w:t>
+      </w:r>
+    </w:p>
+    <w:p>
+      <w:pPr>
+        <w:pStyle w:val="BodyText"/>
+        <w:rPr>
+          <w:sz w:val="60"/>
+          <w:szCs w:val="60"/>
+        </w:rPr>
+        <w:sectPr>
+          <w:headerReference w:type="default" r:id="rId25"/>
+          <w:footerReference w:type="default" r:id="rId26"/>
+          <w:pgSz w:w="12240" w:h="15840"/>
+          <w:pgMar w:top="1440" w:right="1440" w:bottom="1440" w:left="1440" w:header="720" w:footer="720" w:gutter="0"/>
+          <w:cols w:space="720"/>
+          <w:docGrid w:linePitch="360"/>
+        </w:sectPr>
+      </w:pPr>
+    </w:p>
+    <w:p>
+      <w:pPr>
+        <w:pStyle w:val="Heading3"/>
+        <w:ind w:left="0"/>
         <w:jc w:val="both"/>
-        <w:rPr>
+      </w:pPr>
+      <w:r>
+        <w:lastRenderedPageBreak/>
+        <w:t>Chapter 3</w:t>
+      </w:r>
+    </w:p>
+    <w:p>
+      <w:pPr>
+        <w:pStyle w:val="BodyText"/>
+      </w:pPr>
+    </w:p>
+    <w:p>
+      <w:pPr>
+        <w:pStyle w:val="Heading4"/>
+      </w:pPr>
+      <w:r>
+        <w:t>REQUIREMENT ENGINEERING</w:t>
+      </w:r>
+    </w:p>
+    <w:p>
+      <w:pPr>
+        <w:pStyle w:val="Heading5"/>
+        <w:numPr>
+          <w:ilvl w:val="1"/>
+          <w:numId w:val="18"/>
+        </w:numPr>
+        <w:spacing w:before="100" w:beforeAutospacing="1"/>
+        <w:ind w:left="450"/>
+      </w:pPr>
+      <w:r>
+        <w:t>INTRODUCTION</w:t>
+      </w:r>
+    </w:p>
+    <w:p>
+      <w:pPr>
+        <w:pStyle w:val="BodyText"/>
+        <w:spacing w:before="100" w:beforeAutospacing="1" w:line="360" w:lineRule="auto"/>
+        <w:jc w:val="both"/>
+      </w:pPr>
+      <w:r>
+        <w:t xml:space="preserve"> </w:t>
+      </w:r>
+      <w:r>
+        <w:t>In this chapter we will go through the existing problems of the stakeholders and how we gathered the requirements along with what those requirements were (functional and non- functional).</w:t>
+      </w:r>
+    </w:p>
+    <w:p>
+      <w:pPr>
+        <w:pStyle w:val="ListParagraph"/>
+        <w:numPr>
+          <w:ilvl w:val="0"/>
+          <w:numId w:val="17"/>
+        </w:numPr>
+        <w:spacing w:before="107"/>
+        <w:outlineLvl w:val="4"/>
+        <w:rPr>
+          <w:b/>
           <w:bCs/>
-        </w:rPr>
-      </w:pPr>
-    </w:p>
-    <w:p/>
+          <w:vanish/>
+          <w:sz w:val="24"/>
+          <w:szCs w:val="24"/>
+        </w:rPr>
+      </w:pPr>
+    </w:p>
+    <w:p>
+      <w:pPr>
+        <w:pStyle w:val="ListParagraph"/>
+        <w:numPr>
+          <w:ilvl w:val="1"/>
+          <w:numId w:val="17"/>
+        </w:numPr>
+        <w:spacing w:before="107"/>
+        <w:outlineLvl w:val="4"/>
+        <w:rPr>
+          <w:b/>
+          <w:bCs/>
+          <w:vanish/>
+          <w:sz w:val="24"/>
+          <w:szCs w:val="24"/>
+        </w:rPr>
+      </w:pPr>
+    </w:p>
+    <w:p>
+      <w:pPr>
+        <w:pStyle w:val="Heading5"/>
+        <w:numPr>
+          <w:ilvl w:val="1"/>
+          <w:numId w:val="17"/>
+        </w:numPr>
+        <w:ind w:left="450"/>
+      </w:pPr>
+      <w:r>
+        <w:t>PROBLEM SCENARIOS</w:t>
+      </w:r>
+    </w:p>
+    <w:p>
+      <w:pPr>
+        <w:pStyle w:val="BodyText"/>
+        <w:spacing w:before="100" w:beforeAutospacing="1" w:line="360" w:lineRule="auto"/>
+        <w:jc w:val="both"/>
+      </w:pPr>
+      <w:r>
+        <w:t>In the following Table 3.1, Table 3.2, Table 3.3, Table 3.4, and Table 3.5, you can see the problem statements for Limited Accessibility, Delayed Detection, Lack of Continuous Monitoring, Emergency Case Handling, and Personalized Support, respectively.</w:t>
+      </w:r>
+    </w:p>
+    <w:p>
+      <w:pPr>
+        <w:spacing w:before="202" w:after="100" w:afterAutospacing="1"/>
+        <w:ind w:left="361"/>
+        <w:jc w:val="center"/>
+        <w:rPr>
+          <w:b/>
+          <w:sz w:val="19"/>
+        </w:rPr>
+      </w:pPr>
+      <w:hyperlink w:anchor="_bookmark4" w:history="1">
+        <w:r>
+          <w:rPr>
+            <w:b/>
+            <w:sz w:val="19"/>
+          </w:rPr>
+          <w:t>Table</w:t>
+        </w:r>
+        <w:r>
+          <w:rPr>
+            <w:b/>
+            <w:spacing w:val="30"/>
+            <w:sz w:val="19"/>
+          </w:rPr>
+          <w:t xml:space="preserve"> </w:t>
+        </w:r>
+        <w:r>
+          <w:rPr>
+            <w:b/>
+            <w:sz w:val="19"/>
+          </w:rPr>
+          <w:t xml:space="preserve">3.1: </w:t>
+        </w:r>
+        <w:r>
+          <w:rPr>
+            <w:b/>
+            <w:sz w:val="19"/>
+          </w:rPr>
+          <w:t>Limited Accessibility</w:t>
+        </w:r>
+        <w:r>
+          <w:rPr>
+            <w:b/>
+            <w:spacing w:val="31"/>
+            <w:sz w:val="19"/>
+          </w:rPr>
+          <w:t xml:space="preserve"> </w:t>
+        </w:r>
+        <w:r>
+          <w:rPr>
+            <w:b/>
+            <w:sz w:val="19"/>
+          </w:rPr>
+          <w:t>Problem</w:t>
+        </w:r>
+        <w:r>
+          <w:rPr>
+            <w:b/>
+            <w:spacing w:val="9"/>
+            <w:sz w:val="19"/>
+          </w:rPr>
+          <w:t xml:space="preserve"> </w:t>
+        </w:r>
+        <w:r>
+          <w:rPr>
+            <w:b/>
+            <w:spacing w:val="-2"/>
+            <w:sz w:val="19"/>
+          </w:rPr>
+          <w:t>Statement</w:t>
+        </w:r>
+      </w:hyperlink>
+    </w:p>
+    <w:tbl>
+      <w:tblPr>
+        <w:tblW w:w="8665" w:type="dxa"/>
+        <w:tblInd w:w="722" w:type="dxa"/>
+        <w:tblBorders>
+          <w:top w:val="single" w:sz="6" w:space="0" w:color="000000"/>
+          <w:left w:val="single" w:sz="6" w:space="0" w:color="000000"/>
+          <w:bottom w:val="single" w:sz="6" w:space="0" w:color="000000"/>
+          <w:right w:val="single" w:sz="6" w:space="0" w:color="000000"/>
+          <w:insideH w:val="single" w:sz="6" w:space="0" w:color="000000"/>
+          <w:insideV w:val="single" w:sz="6" w:space="0" w:color="000000"/>
+        </w:tblBorders>
+        <w:tblLayout w:type="fixed"/>
+        <w:tblCellMar>
+          <w:left w:w="0" w:type="dxa"/>
+          <w:right w:w="0" w:type="dxa"/>
+        </w:tblCellMar>
+        <w:tblLook w:val="01E0" w:firstRow="1" w:lastRow="1" w:firstColumn="1" w:lastColumn="1" w:noHBand="0" w:noVBand="0"/>
+      </w:tblPr>
+      <w:tblGrid>
+        <w:gridCol w:w="1682"/>
+        <w:gridCol w:w="6983"/>
+      </w:tblGrid>
+      <w:tr>
+        <w:trPr>
+          <w:trHeight w:val="630"/>
+        </w:trPr>
+        <w:tc>
+          <w:tcPr>
+            <w:tcW w:w="8665" w:type="dxa"/>
+            <w:gridSpan w:val="2"/>
+            <w:tcBorders>
+              <w:right w:val="single" w:sz="8" w:space="0" w:color="000000"/>
+            </w:tcBorders>
+          </w:tcPr>
+          <w:p>
+            <w:pPr>
+              <w:pStyle w:val="TableParagraph"/>
+              <w:tabs>
+                <w:tab w:val="left" w:pos="848"/>
+              </w:tabs>
+              <w:spacing w:before="136"/>
+              <w:ind w:left="128"/>
+              <w:rPr>
+                <w:b/>
+                <w:sz w:val="24"/>
+              </w:rPr>
+            </w:pPr>
+            <w:r>
+              <w:rPr>
+                <w:b/>
+                <w:spacing w:val="-2"/>
+                <w:sz w:val="24"/>
+              </w:rPr>
+              <w:t>3.2.1</w:t>
+            </w:r>
+            <w:r>
+              <w:rPr>
+                <w:b/>
+                <w:sz w:val="24"/>
+              </w:rPr>
+              <w:tab/>
+            </w:r>
+            <w:bookmarkStart w:id="190" w:name="_bookmark60"/>
+            <w:bookmarkEnd w:id="190"/>
+            <w:r>
+              <w:fldChar w:fldCharType="begin"/>
+            </w:r>
+            <w:r>
+              <w:instrText xml:space="preserve"> HYPERLINK \l "_bookmark0" </w:instrText>
+            </w:r>
+            <w:r>
+              <w:fldChar w:fldCharType="separate"/>
+            </w:r>
+            <w:r>
+              <w:rPr>
+                <w:b/>
+                <w:sz w:val="24"/>
+              </w:rPr>
+              <w:t>Problem</w:t>
+            </w:r>
+            <w:r>
+              <w:rPr>
+                <w:b/>
+                <w:spacing w:val="-13"/>
+                <w:sz w:val="24"/>
+              </w:rPr>
+              <w:t xml:space="preserve"> </w:t>
+            </w:r>
+            <w:r>
+              <w:rPr>
+                <w:b/>
+                <w:sz w:val="24"/>
+              </w:rPr>
+              <w:t>Statement</w:t>
+            </w:r>
+            <w:r>
+              <w:rPr>
+                <w:b/>
+                <w:spacing w:val="13"/>
+                <w:sz w:val="24"/>
+              </w:rPr>
+              <w:t xml:space="preserve"> </w:t>
+            </w:r>
+            <w:r>
+              <w:rPr>
+                <w:b/>
+                <w:sz w:val="24"/>
+              </w:rPr>
+              <w:t>1:</w:t>
+            </w:r>
+            <w:r>
+              <w:rPr>
+                <w:b/>
+                <w:spacing w:val="-13"/>
+                <w:sz w:val="24"/>
+              </w:rPr>
+              <w:t xml:space="preserve"> </w:t>
+            </w:r>
+            <w:r>
+              <w:rPr>
+                <w:b/>
+                <w:spacing w:val="-2"/>
+                <w:sz w:val="24"/>
+              </w:rPr>
+              <w:fldChar w:fldCharType="end"/>
+            </w:r>
+            <w:bookmarkStart w:id="191" w:name="_Hlk231486723"/>
+            <w:r>
+              <w:rPr>
+                <w:b/>
+                <w:spacing w:val="-2"/>
+                <w:sz w:val="24"/>
+              </w:rPr>
+              <w:t>Limited Accessibility</w:t>
+            </w:r>
+            <w:bookmarkEnd w:id="191"/>
+          </w:p>
+        </w:tc>
+      </w:tr>
+      <w:tr>
+        <w:trPr>
+          <w:trHeight w:val="1126"/>
+        </w:trPr>
+        <w:tc>
+          <w:tcPr>
+            <w:tcW w:w="1682" w:type="dxa"/>
+          </w:tcPr>
+          <w:p>
+            <w:pPr>
+              <w:pStyle w:val="TableParagraph"/>
+              <w:spacing w:before="10"/>
+              <w:rPr>
+                <w:b/>
+                <w:sz w:val="24"/>
+              </w:rPr>
+            </w:pPr>
+          </w:p>
+          <w:p>
+            <w:pPr>
+              <w:pStyle w:val="TableParagraph"/>
+              <w:ind w:left="128"/>
+              <w:rPr>
+                <w:b/>
+                <w:sz w:val="24"/>
+              </w:rPr>
+            </w:pPr>
+            <w:r>
+              <w:rPr>
+                <w:b/>
+                <w:sz w:val="24"/>
+              </w:rPr>
+              <w:t>The</w:t>
+            </w:r>
+            <w:r>
+              <w:rPr>
+                <w:b/>
+                <w:spacing w:val="3"/>
+                <w:sz w:val="24"/>
+              </w:rPr>
+              <w:t xml:space="preserve"> </w:t>
+            </w:r>
+            <w:r>
+              <w:rPr>
+                <w:b/>
+                <w:spacing w:val="-2"/>
+                <w:sz w:val="24"/>
+              </w:rPr>
+              <w:t>Problem</w:t>
+            </w:r>
+          </w:p>
+        </w:tc>
+        <w:tc>
+          <w:tcPr>
+            <w:tcW w:w="6983" w:type="dxa"/>
+            <w:tcBorders>
+              <w:right w:val="single" w:sz="8" w:space="0" w:color="000000"/>
+            </w:tcBorders>
+          </w:tcPr>
+          <w:p>
+            <w:pPr>
+              <w:pStyle w:val="TableParagraph"/>
+              <w:spacing w:before="10"/>
+              <w:rPr>
+                <w:b/>
+                <w:sz w:val="24"/>
+              </w:rPr>
+            </w:pPr>
+          </w:p>
+          <w:p>
+            <w:pPr>
+              <w:pStyle w:val="TableParagraph"/>
+              <w:ind w:left="128"/>
+              <w:rPr>
+                <w:sz w:val="24"/>
+              </w:rPr>
+            </w:pPr>
+            <w:r>
+              <w:rPr>
+                <w:sz w:val="24"/>
+              </w:rPr>
+              <w:t>Access to mental health support is limited due to the shortage of professionals, social stigma, and geographical barriers.</w:t>
+            </w:r>
+          </w:p>
+        </w:tc>
+      </w:tr>
+      <w:tr>
+        <w:trPr>
+          <w:trHeight w:val="840"/>
+        </w:trPr>
+        <w:tc>
+          <w:tcPr>
+            <w:tcW w:w="1682" w:type="dxa"/>
+          </w:tcPr>
+          <w:p>
+            <w:pPr>
+              <w:pStyle w:val="TableParagraph"/>
+              <w:spacing w:before="135"/>
+              <w:ind w:left="128"/>
+              <w:rPr>
+                <w:b/>
+                <w:sz w:val="24"/>
+              </w:rPr>
+            </w:pPr>
+            <w:r>
+              <w:rPr>
+                <w:b/>
+                <w:spacing w:val="-2"/>
+                <w:sz w:val="24"/>
+              </w:rPr>
+              <w:t>Affects</w:t>
+            </w:r>
+          </w:p>
+        </w:tc>
+        <w:tc>
+          <w:tcPr>
+            <w:tcW w:w="6983" w:type="dxa"/>
+            <w:tcBorders>
+              <w:right w:val="single" w:sz="8" w:space="0" w:color="000000"/>
+            </w:tcBorders>
+          </w:tcPr>
+          <w:p>
+            <w:pPr>
+              <w:pStyle w:val="TableParagraph"/>
+              <w:spacing w:before="135"/>
+              <w:ind w:left="128"/>
+              <w:rPr>
+                <w:sz w:val="24"/>
+              </w:rPr>
+            </w:pPr>
+            <w:r>
+              <w:rPr>
+                <w:sz w:val="24"/>
+              </w:rPr>
+              <w:t>User, Doctor</w:t>
+            </w:r>
+          </w:p>
+        </w:tc>
+      </w:tr>
+      <w:tr>
+        <w:trPr>
+          <w:trHeight w:val="2703"/>
+        </w:trPr>
+        <w:tc>
+          <w:tcPr>
+            <w:tcW w:w="1682" w:type="dxa"/>
+          </w:tcPr>
+          <w:p>
+            <w:pPr>
+              <w:pStyle w:val="TableParagraph"/>
+              <w:rPr>
+                <w:b/>
+                <w:sz w:val="24"/>
+              </w:rPr>
+            </w:pPr>
+          </w:p>
+          <w:p>
+            <w:pPr>
+              <w:pStyle w:val="TableParagraph"/>
+              <w:rPr>
+                <w:b/>
+                <w:sz w:val="24"/>
+              </w:rPr>
+            </w:pPr>
+          </w:p>
+          <w:p>
+            <w:pPr>
+              <w:pStyle w:val="TableParagraph"/>
+              <w:spacing w:before="44"/>
+              <w:rPr>
+                <w:b/>
+                <w:sz w:val="24"/>
+              </w:rPr>
+            </w:pPr>
+          </w:p>
+          <w:p>
+            <w:pPr>
+              <w:pStyle w:val="TableParagraph"/>
+              <w:spacing w:line="352" w:lineRule="auto"/>
+              <w:ind w:left="128"/>
+              <w:rPr>
+                <w:b/>
+                <w:sz w:val="24"/>
+              </w:rPr>
+            </w:pPr>
+            <w:r>
+              <w:rPr>
+                <w:b/>
+                <w:sz w:val="24"/>
+              </w:rPr>
+              <w:t>The</w:t>
+            </w:r>
+            <w:r>
+              <w:rPr>
+                <w:b/>
+                <w:spacing w:val="40"/>
+                <w:sz w:val="24"/>
+              </w:rPr>
+              <w:t xml:space="preserve"> </w:t>
+            </w:r>
+            <w:r>
+              <w:rPr>
+                <w:b/>
+                <w:sz w:val="24"/>
+              </w:rPr>
+              <w:t>result</w:t>
+            </w:r>
+            <w:r>
+              <w:rPr>
+                <w:b/>
+                <w:spacing w:val="40"/>
+                <w:sz w:val="24"/>
+              </w:rPr>
+              <w:t xml:space="preserve"> </w:t>
+            </w:r>
+            <w:r>
+              <w:rPr>
+                <w:b/>
+                <w:sz w:val="24"/>
+              </w:rPr>
+              <w:t xml:space="preserve">of </w:t>
+            </w:r>
+            <w:r>
+              <w:rPr>
+                <w:b/>
+                <w:spacing w:val="-2"/>
+                <w:sz w:val="24"/>
+              </w:rPr>
+              <w:t>which</w:t>
+            </w:r>
+          </w:p>
+        </w:tc>
+        <w:tc>
+          <w:tcPr>
+            <w:tcW w:w="6983" w:type="dxa"/>
+            <w:tcBorders>
+              <w:right w:val="single" w:sz="8" w:space="0" w:color="000000"/>
+            </w:tcBorders>
+          </w:tcPr>
+          <w:p>
+            <w:pPr>
+              <w:pStyle w:val="TableParagraph"/>
+              <w:numPr>
+                <w:ilvl w:val="0"/>
+                <w:numId w:val="22"/>
+              </w:numPr>
+              <w:tabs>
+                <w:tab w:val="left" w:pos="848"/>
+              </w:tabs>
+              <w:spacing w:before="20" w:line="357" w:lineRule="auto"/>
+              <w:ind w:right="97"/>
+              <w:rPr>
+                <w:sz w:val="24"/>
+              </w:rPr>
+            </w:pPr>
+            <w:r>
+              <w:rPr>
+                <w:spacing w:val="-2"/>
+                <w:sz w:val="24"/>
+              </w:rPr>
+              <w:t>Many people avoid seeking professional help</w:t>
+            </w:r>
+            <w:r>
+              <w:rPr>
+                <w:spacing w:val="-2"/>
+                <w:sz w:val="24"/>
+              </w:rPr>
+              <w:t>.</w:t>
+            </w:r>
+          </w:p>
+          <w:p>
+            <w:pPr>
+              <w:pStyle w:val="TableParagraph"/>
+              <w:numPr>
+                <w:ilvl w:val="0"/>
+                <w:numId w:val="22"/>
+              </w:numPr>
+              <w:tabs>
+                <w:tab w:val="left" w:pos="848"/>
+              </w:tabs>
+              <w:spacing w:line="345" w:lineRule="auto"/>
+              <w:ind w:right="79"/>
+              <w:rPr>
+                <w:sz w:val="24"/>
+              </w:rPr>
+            </w:pPr>
+            <w:r>
+              <w:rPr>
+                <w:sz w:val="24"/>
+              </w:rPr>
+              <w:t>Users living in remote areas find it difficult to access mental health services.</w:t>
+            </w:r>
+          </w:p>
+          <w:p>
+            <w:pPr>
+              <w:pStyle w:val="TableParagraph"/>
+              <w:numPr>
+                <w:ilvl w:val="0"/>
+                <w:numId w:val="22"/>
+              </w:numPr>
+              <w:tabs>
+                <w:tab w:val="left" w:pos="848"/>
+              </w:tabs>
+              <w:spacing w:line="345" w:lineRule="auto"/>
+              <w:ind w:right="79"/>
+              <w:rPr>
+                <w:sz w:val="24"/>
+              </w:rPr>
+            </w:pPr>
+            <w:r>
+              <w:rPr>
+                <w:sz w:val="24"/>
+              </w:rPr>
+              <w:t>Mental health conditions may remain untreated for long periods.</w:t>
+            </w:r>
+          </w:p>
+        </w:tc>
+      </w:tr>
+      <w:tr>
+        <w:trPr>
+          <w:trHeight w:val="1891"/>
+        </w:trPr>
+        <w:tc>
+          <w:tcPr>
+            <w:tcW w:w="1682" w:type="dxa"/>
+          </w:tcPr>
+          <w:p>
+            <w:pPr>
+              <w:pStyle w:val="TableParagraph"/>
+              <w:rPr>
+                <w:b/>
+                <w:sz w:val="24"/>
+              </w:rPr>
+            </w:pPr>
+          </w:p>
+          <w:p>
+            <w:pPr>
+              <w:pStyle w:val="TableParagraph"/>
+              <w:spacing w:before="124"/>
+              <w:rPr>
+                <w:b/>
+                <w:sz w:val="24"/>
+              </w:rPr>
+            </w:pPr>
+          </w:p>
+          <w:p>
+            <w:pPr>
+              <w:pStyle w:val="TableParagraph"/>
+              <w:ind w:left="128"/>
+              <w:rPr>
+                <w:b/>
+                <w:sz w:val="24"/>
+              </w:rPr>
+            </w:pPr>
+            <w:r>
+              <w:rPr>
+                <w:b/>
+                <w:sz w:val="24"/>
+              </w:rPr>
+              <w:t>Benefits</w:t>
+            </w:r>
+            <w:r>
+              <w:rPr>
+                <w:b/>
+                <w:spacing w:val="-7"/>
+                <w:sz w:val="24"/>
+              </w:rPr>
+              <w:t xml:space="preserve"> </w:t>
+            </w:r>
+            <w:r>
+              <w:rPr>
+                <w:b/>
+                <w:spacing w:val="-5"/>
+                <w:sz w:val="24"/>
+              </w:rPr>
+              <w:t>of</w:t>
+            </w:r>
+          </w:p>
+        </w:tc>
+        <w:tc>
+          <w:tcPr>
+            <w:tcW w:w="6983" w:type="dxa"/>
+            <w:tcBorders>
+              <w:right w:val="single" w:sz="8" w:space="0" w:color="000000"/>
+            </w:tcBorders>
+          </w:tcPr>
+          <w:p>
+            <w:pPr>
+              <w:pStyle w:val="TableParagraph"/>
+              <w:numPr>
+                <w:ilvl w:val="0"/>
+                <w:numId w:val="21"/>
+              </w:numPr>
+              <w:tabs>
+                <w:tab w:val="left" w:pos="848"/>
+              </w:tabs>
+              <w:spacing w:before="141"/>
+              <w:rPr>
+                <w:sz w:val="24"/>
+              </w:rPr>
+            </w:pPr>
+            <w:r>
+              <w:rPr>
+                <w:sz w:val="24"/>
+              </w:rPr>
+              <w:t>Easy access to initial mental health support.</w:t>
+            </w:r>
+          </w:p>
+          <w:p>
+            <w:pPr>
+              <w:pStyle w:val="TableParagraph"/>
+              <w:numPr>
+                <w:ilvl w:val="0"/>
+                <w:numId w:val="21"/>
+              </w:numPr>
+              <w:tabs>
+                <w:tab w:val="left" w:pos="848"/>
+              </w:tabs>
+              <w:spacing w:before="126"/>
+              <w:rPr>
+                <w:sz w:val="24"/>
+              </w:rPr>
+            </w:pPr>
+            <w:r>
+              <w:rPr>
+                <w:sz w:val="24"/>
+              </w:rPr>
+              <w:t>Reduced barriers to seeking help.</w:t>
+            </w:r>
+          </w:p>
+          <w:p>
+            <w:pPr>
+              <w:pStyle w:val="TableParagraph"/>
+              <w:numPr>
+                <w:ilvl w:val="0"/>
+                <w:numId w:val="21"/>
+              </w:numPr>
+              <w:tabs>
+                <w:tab w:val="left" w:pos="848"/>
+              </w:tabs>
+              <w:spacing w:before="126"/>
+              <w:rPr>
+                <w:sz w:val="24"/>
+              </w:rPr>
+            </w:pPr>
+            <w:r>
+              <w:t>Availability of support regardless of location.</w:t>
+            </w:r>
+          </w:p>
+        </w:tc>
+      </w:tr>
+    </w:tbl>
+    <w:p>
+      <w:pPr>
+        <w:spacing w:before="202" w:after="100" w:afterAutospacing="1"/>
+        <w:ind w:left="361"/>
+        <w:jc w:val="center"/>
+        <w:rPr>
+          <w:b/>
+          <w:sz w:val="19"/>
+        </w:rPr>
+      </w:pPr>
+      <w:hyperlink w:anchor="_bookmark4" w:history="1">
+        <w:r>
+          <w:rPr>
+            <w:b/>
+            <w:sz w:val="19"/>
+          </w:rPr>
+          <w:t>Table</w:t>
+        </w:r>
+        <w:r>
+          <w:rPr>
+            <w:b/>
+            <w:spacing w:val="30"/>
+            <w:sz w:val="19"/>
+          </w:rPr>
+          <w:t xml:space="preserve"> </w:t>
+        </w:r>
+        <w:r>
+          <w:rPr>
+            <w:b/>
+            <w:sz w:val="19"/>
+          </w:rPr>
+          <w:t>3.</w:t>
+        </w:r>
+        <w:r>
+          <w:rPr>
+            <w:b/>
+            <w:sz w:val="19"/>
+          </w:rPr>
+          <w:t>2</w:t>
+        </w:r>
+        <w:r>
+          <w:rPr>
+            <w:b/>
+            <w:sz w:val="19"/>
+          </w:rPr>
+          <w:t xml:space="preserve">: </w:t>
+        </w:r>
+        <w:r>
+          <w:rPr>
+            <w:b/>
+            <w:sz w:val="19"/>
+          </w:rPr>
+          <w:t>Delayed Detection</w:t>
+        </w:r>
+        <w:r>
+          <w:rPr>
+            <w:b/>
+            <w:spacing w:val="31"/>
+            <w:sz w:val="19"/>
+          </w:rPr>
+          <w:t xml:space="preserve"> </w:t>
+        </w:r>
+        <w:r>
+          <w:rPr>
+            <w:b/>
+            <w:sz w:val="19"/>
+          </w:rPr>
+          <w:t>Problem</w:t>
+        </w:r>
+        <w:r>
+          <w:rPr>
+            <w:b/>
+            <w:spacing w:val="9"/>
+            <w:sz w:val="19"/>
+          </w:rPr>
+          <w:t xml:space="preserve"> </w:t>
+        </w:r>
+        <w:r>
+          <w:rPr>
+            <w:b/>
+            <w:spacing w:val="-2"/>
+            <w:sz w:val="19"/>
+          </w:rPr>
+          <w:t>Statement</w:t>
+        </w:r>
+      </w:hyperlink>
+    </w:p>
+    <w:tbl>
+      <w:tblPr>
+        <w:tblW w:w="8628" w:type="dxa"/>
+        <w:tblInd w:w="722" w:type="dxa"/>
+        <w:tblBorders>
+          <w:top w:val="single" w:sz="6" w:space="0" w:color="000000"/>
+          <w:left w:val="single" w:sz="6" w:space="0" w:color="000000"/>
+          <w:bottom w:val="single" w:sz="6" w:space="0" w:color="000000"/>
+          <w:right w:val="single" w:sz="6" w:space="0" w:color="000000"/>
+          <w:insideH w:val="single" w:sz="6" w:space="0" w:color="000000"/>
+          <w:insideV w:val="single" w:sz="6" w:space="0" w:color="000000"/>
+        </w:tblBorders>
+        <w:tblLayout w:type="fixed"/>
+        <w:tblCellMar>
+          <w:left w:w="0" w:type="dxa"/>
+          <w:right w:w="0" w:type="dxa"/>
+        </w:tblCellMar>
+        <w:tblLook w:val="01E0" w:firstRow="1" w:lastRow="1" w:firstColumn="1" w:lastColumn="1" w:noHBand="0" w:noVBand="0"/>
+      </w:tblPr>
+      <w:tblGrid>
+        <w:gridCol w:w="1674"/>
+        <w:gridCol w:w="6954"/>
+      </w:tblGrid>
+      <w:tr>
+        <w:trPr>
+          <w:trHeight w:val="787"/>
+        </w:trPr>
+        <w:tc>
+          <w:tcPr>
+            <w:tcW w:w="8628" w:type="dxa"/>
+            <w:gridSpan w:val="2"/>
+            <w:tcBorders>
+              <w:right w:val="single" w:sz="8" w:space="0" w:color="000000"/>
+            </w:tcBorders>
+          </w:tcPr>
+          <w:p>
+            <w:pPr>
+              <w:pStyle w:val="TableParagraph"/>
+              <w:tabs>
+                <w:tab w:val="left" w:pos="848"/>
+              </w:tabs>
+              <w:spacing w:before="136"/>
+              <w:ind w:left="128"/>
+              <w:rPr>
+                <w:b/>
+                <w:sz w:val="24"/>
+              </w:rPr>
+            </w:pPr>
+            <w:r>
+              <w:rPr>
+                <w:b/>
+                <w:spacing w:val="-2"/>
+                <w:sz w:val="24"/>
+              </w:rPr>
+              <w:t>3.2.</w:t>
+            </w:r>
+            <w:r>
+              <w:rPr>
+                <w:b/>
+                <w:spacing w:val="-2"/>
+                <w:sz w:val="24"/>
+              </w:rPr>
+              <w:t>2</w:t>
+            </w:r>
+            <w:r>
+              <w:rPr>
+                <w:b/>
+                <w:sz w:val="24"/>
+              </w:rPr>
+              <w:tab/>
+            </w:r>
+            <w:hyperlink w:anchor="_bookmark0" w:history="1">
+              <w:r>
+                <w:rPr>
+                  <w:b/>
+                  <w:sz w:val="24"/>
+                </w:rPr>
+                <w:t>Problem</w:t>
+              </w:r>
+              <w:r>
+                <w:rPr>
+                  <w:b/>
+                  <w:spacing w:val="-13"/>
+                  <w:sz w:val="24"/>
+                </w:rPr>
+                <w:t xml:space="preserve"> </w:t>
+              </w:r>
+              <w:r>
+                <w:rPr>
+                  <w:b/>
+                  <w:sz w:val="24"/>
+                </w:rPr>
+                <w:t>Statement</w:t>
+              </w:r>
+              <w:r>
+                <w:rPr>
+                  <w:b/>
+                  <w:spacing w:val="13"/>
+                  <w:sz w:val="24"/>
+                </w:rPr>
+                <w:t xml:space="preserve"> </w:t>
+              </w:r>
+              <w:r>
+                <w:rPr>
+                  <w:b/>
+                  <w:sz w:val="24"/>
+                </w:rPr>
+                <w:t>2</w:t>
+              </w:r>
+              <w:r>
+                <w:rPr>
+                  <w:b/>
+                  <w:sz w:val="24"/>
+                </w:rPr>
+                <w:t>:</w:t>
+              </w:r>
+              <w:r>
+                <w:rPr>
+                  <w:b/>
+                  <w:spacing w:val="-13"/>
+                  <w:sz w:val="24"/>
+                </w:rPr>
+                <w:t xml:space="preserve"> </w:t>
+              </w:r>
+            </w:hyperlink>
+            <w:r>
+              <w:t xml:space="preserve"> </w:t>
+            </w:r>
+            <w:r>
+              <w:rPr>
+                <w:b/>
+                <w:spacing w:val="-2"/>
+                <w:sz w:val="24"/>
+              </w:rPr>
+              <w:t>Delayed Detection</w:t>
+            </w:r>
+          </w:p>
+        </w:tc>
+      </w:tr>
+      <w:tr>
+        <w:trPr>
+          <w:trHeight w:val="1407"/>
+        </w:trPr>
+        <w:tc>
+          <w:tcPr>
+            <w:tcW w:w="1674" w:type="dxa"/>
+          </w:tcPr>
+          <w:p>
+            <w:pPr>
+              <w:pStyle w:val="TableParagraph"/>
+              <w:spacing w:before="10"/>
+              <w:rPr>
+                <w:b/>
+                <w:sz w:val="24"/>
+              </w:rPr>
+            </w:pPr>
+          </w:p>
+          <w:p>
+            <w:pPr>
+              <w:pStyle w:val="TableParagraph"/>
+              <w:ind w:left="128"/>
+              <w:rPr>
+                <w:b/>
+                <w:sz w:val="24"/>
+              </w:rPr>
+            </w:pPr>
+            <w:r>
+              <w:rPr>
+                <w:b/>
+                <w:sz w:val="24"/>
+              </w:rPr>
+              <w:t>The</w:t>
+            </w:r>
+            <w:r>
+              <w:rPr>
+                <w:b/>
+                <w:spacing w:val="3"/>
+                <w:sz w:val="24"/>
+              </w:rPr>
+              <w:t xml:space="preserve"> </w:t>
+            </w:r>
+            <w:r>
+              <w:rPr>
+                <w:b/>
+                <w:spacing w:val="-2"/>
+                <w:sz w:val="24"/>
+              </w:rPr>
+              <w:t>Problem</w:t>
+            </w:r>
+          </w:p>
+        </w:tc>
+        <w:tc>
+          <w:tcPr>
+            <w:tcW w:w="6953" w:type="dxa"/>
+            <w:tcBorders>
+              <w:right w:val="single" w:sz="8" w:space="0" w:color="000000"/>
+            </w:tcBorders>
+          </w:tcPr>
+          <w:p>
+            <w:pPr>
+              <w:pStyle w:val="TableParagraph"/>
+              <w:spacing w:before="10"/>
+              <w:rPr>
+                <w:b/>
+                <w:sz w:val="24"/>
+              </w:rPr>
+            </w:pPr>
+          </w:p>
+          <w:p>
+            <w:pPr>
+              <w:pStyle w:val="TableParagraph"/>
+              <w:ind w:left="128"/>
+              <w:rPr>
+                <w:sz w:val="24"/>
+              </w:rPr>
+            </w:pPr>
+            <w:r>
+              <w:rPr>
+                <w:sz w:val="24"/>
+              </w:rPr>
+              <w:t>Early symptoms of anxiety, depression, and stress are often overlooked until they become severe.</w:t>
+            </w:r>
+          </w:p>
+        </w:tc>
+      </w:tr>
+      <w:tr>
+        <w:trPr>
+          <w:trHeight w:val="1049"/>
+        </w:trPr>
+        <w:tc>
+          <w:tcPr>
+            <w:tcW w:w="1674" w:type="dxa"/>
+          </w:tcPr>
+          <w:p>
+            <w:pPr>
+              <w:pStyle w:val="TableParagraph"/>
+              <w:spacing w:before="135"/>
+              <w:ind w:left="128"/>
+              <w:rPr>
+                <w:b/>
+                <w:sz w:val="24"/>
+              </w:rPr>
+            </w:pPr>
+            <w:r>
+              <w:rPr>
+                <w:b/>
+                <w:spacing w:val="-2"/>
+                <w:sz w:val="24"/>
+              </w:rPr>
+              <w:t>Affects</w:t>
+            </w:r>
+          </w:p>
+        </w:tc>
+        <w:tc>
+          <w:tcPr>
+            <w:tcW w:w="6953" w:type="dxa"/>
+            <w:tcBorders>
+              <w:right w:val="single" w:sz="8" w:space="0" w:color="000000"/>
+            </w:tcBorders>
+          </w:tcPr>
+          <w:p>
+            <w:pPr>
+              <w:pStyle w:val="TableParagraph"/>
+              <w:spacing w:before="135"/>
+              <w:ind w:left="128"/>
+              <w:rPr>
+                <w:sz w:val="24"/>
+              </w:rPr>
+            </w:pPr>
+            <w:r>
+              <w:rPr>
+                <w:sz w:val="24"/>
+              </w:rPr>
+              <w:t>User, Doctor</w:t>
+            </w:r>
+          </w:p>
+        </w:tc>
+      </w:tr>
+      <w:tr>
+        <w:trPr>
+          <w:trHeight w:val="3378"/>
+        </w:trPr>
+        <w:tc>
+          <w:tcPr>
+            <w:tcW w:w="1674" w:type="dxa"/>
+          </w:tcPr>
+          <w:p>
+            <w:pPr>
+              <w:pStyle w:val="TableParagraph"/>
+              <w:rPr>
+                <w:b/>
+                <w:sz w:val="24"/>
+              </w:rPr>
+            </w:pPr>
+          </w:p>
+          <w:p>
+            <w:pPr>
+              <w:pStyle w:val="TableParagraph"/>
+              <w:rPr>
+                <w:b/>
+                <w:sz w:val="24"/>
+              </w:rPr>
+            </w:pPr>
+          </w:p>
+          <w:p>
+            <w:pPr>
+              <w:pStyle w:val="TableParagraph"/>
+              <w:spacing w:before="44"/>
+              <w:rPr>
+                <w:b/>
+                <w:sz w:val="24"/>
+              </w:rPr>
+            </w:pPr>
+          </w:p>
+          <w:p>
+            <w:pPr>
+              <w:pStyle w:val="TableParagraph"/>
+              <w:spacing w:line="352" w:lineRule="auto"/>
+              <w:ind w:left="128"/>
+              <w:rPr>
+                <w:b/>
+                <w:sz w:val="24"/>
+              </w:rPr>
+            </w:pPr>
+            <w:r>
+              <w:rPr>
+                <w:b/>
+                <w:sz w:val="24"/>
+              </w:rPr>
+              <w:t>The</w:t>
+            </w:r>
+            <w:r>
+              <w:rPr>
+                <w:b/>
+                <w:spacing w:val="40"/>
+                <w:sz w:val="24"/>
+              </w:rPr>
+              <w:t xml:space="preserve"> </w:t>
+            </w:r>
+            <w:r>
+              <w:rPr>
+                <w:b/>
+                <w:sz w:val="24"/>
+              </w:rPr>
+              <w:t>result</w:t>
+            </w:r>
+            <w:r>
+              <w:rPr>
+                <w:b/>
+                <w:spacing w:val="40"/>
+                <w:sz w:val="24"/>
+              </w:rPr>
+              <w:t xml:space="preserve"> </w:t>
+            </w:r>
+            <w:r>
+              <w:rPr>
+                <w:b/>
+                <w:sz w:val="24"/>
+              </w:rPr>
+              <w:t xml:space="preserve">of </w:t>
+            </w:r>
+            <w:r>
+              <w:rPr>
+                <w:b/>
+                <w:spacing w:val="-2"/>
+                <w:sz w:val="24"/>
+              </w:rPr>
+              <w:t>which</w:t>
+            </w:r>
+          </w:p>
+        </w:tc>
+        <w:tc>
+          <w:tcPr>
+            <w:tcW w:w="6953" w:type="dxa"/>
+            <w:tcBorders>
+              <w:right w:val="single" w:sz="8" w:space="0" w:color="000000"/>
+            </w:tcBorders>
+          </w:tcPr>
+          <w:p>
+            <w:pPr>
+              <w:pStyle w:val="TableParagraph"/>
+              <w:tabs>
+                <w:tab w:val="left" w:pos="848"/>
+              </w:tabs>
+              <w:spacing w:before="100" w:beforeAutospacing="1" w:line="345" w:lineRule="auto"/>
+              <w:ind w:right="79"/>
+              <w:rPr>
+                <w:sz w:val="24"/>
+              </w:rPr>
+            </w:pPr>
+          </w:p>
+          <w:p>
+            <w:pPr>
+              <w:pStyle w:val="TableParagraph"/>
+              <w:numPr>
+                <w:ilvl w:val="0"/>
+                <w:numId w:val="22"/>
+              </w:numPr>
+              <w:tabs>
+                <w:tab w:val="left" w:pos="848"/>
+              </w:tabs>
+              <w:spacing w:before="100" w:beforeAutospacing="1" w:line="345" w:lineRule="auto"/>
+              <w:ind w:right="79"/>
+              <w:rPr>
+                <w:sz w:val="24"/>
+              </w:rPr>
+            </w:pPr>
+            <w:r>
+              <w:rPr>
+                <w:spacing w:val="-2"/>
+                <w:sz w:val="24"/>
+              </w:rPr>
+              <w:t>Users may not realize they require professional assistance.</w:t>
+            </w:r>
+          </w:p>
+          <w:p>
+            <w:pPr>
+              <w:pStyle w:val="TableParagraph"/>
+              <w:numPr>
+                <w:ilvl w:val="0"/>
+                <w:numId w:val="22"/>
+              </w:numPr>
+              <w:tabs>
+                <w:tab w:val="left" w:pos="848"/>
+              </w:tabs>
+              <w:spacing w:line="345" w:lineRule="auto"/>
+              <w:ind w:right="79"/>
+              <w:rPr>
+                <w:sz w:val="24"/>
+              </w:rPr>
+            </w:pPr>
+            <w:r>
+              <w:rPr>
+                <w:sz w:val="24"/>
+              </w:rPr>
+              <w:t>Treatment is often sought at a later stage.</w:t>
+            </w:r>
+          </w:p>
+          <w:p>
+            <w:pPr>
+              <w:pStyle w:val="TableParagraph"/>
+              <w:numPr>
+                <w:ilvl w:val="0"/>
+                <w:numId w:val="22"/>
+              </w:numPr>
+              <w:tabs>
+                <w:tab w:val="left" w:pos="848"/>
+              </w:tabs>
+              <w:spacing w:before="100" w:beforeAutospacing="1" w:line="345" w:lineRule="auto"/>
+              <w:ind w:right="79"/>
+              <w:rPr>
+                <w:sz w:val="24"/>
+              </w:rPr>
+            </w:pPr>
+            <w:r>
+              <w:rPr>
+                <w:sz w:val="24"/>
+              </w:rPr>
+              <w:t>Doctors receive limited information before consultation.</w:t>
+            </w:r>
+          </w:p>
+        </w:tc>
+      </w:tr>
+      <w:tr>
+        <w:trPr>
+          <w:trHeight w:val="2363"/>
+        </w:trPr>
+        <w:tc>
+          <w:tcPr>
+            <w:tcW w:w="1674" w:type="dxa"/>
+          </w:tcPr>
+          <w:p>
+            <w:pPr>
+              <w:pStyle w:val="TableParagraph"/>
+              <w:rPr>
+                <w:b/>
+                <w:sz w:val="24"/>
+              </w:rPr>
+            </w:pPr>
+          </w:p>
+          <w:p>
+            <w:pPr>
+              <w:pStyle w:val="TableParagraph"/>
+              <w:spacing w:before="124"/>
+              <w:rPr>
+                <w:b/>
+                <w:sz w:val="24"/>
+              </w:rPr>
+            </w:pPr>
+          </w:p>
+          <w:p>
+            <w:pPr>
+              <w:pStyle w:val="TableParagraph"/>
+              <w:ind w:left="128"/>
+              <w:rPr>
+                <w:b/>
+                <w:sz w:val="24"/>
+              </w:rPr>
+            </w:pPr>
+            <w:r>
+              <w:rPr>
+                <w:b/>
+                <w:sz w:val="24"/>
+              </w:rPr>
+              <w:t>Benefits</w:t>
+            </w:r>
+            <w:r>
+              <w:rPr>
+                <w:b/>
+                <w:spacing w:val="-7"/>
+                <w:sz w:val="24"/>
+              </w:rPr>
+              <w:t xml:space="preserve"> </w:t>
+            </w:r>
+            <w:r>
+              <w:rPr>
+                <w:b/>
+                <w:spacing w:val="-5"/>
+                <w:sz w:val="24"/>
+              </w:rPr>
+              <w:t>of</w:t>
+            </w:r>
+          </w:p>
+        </w:tc>
+        <w:tc>
+          <w:tcPr>
+            <w:tcW w:w="6953" w:type="dxa"/>
+            <w:tcBorders>
+              <w:right w:val="single" w:sz="8" w:space="0" w:color="000000"/>
+            </w:tcBorders>
+          </w:tcPr>
+          <w:p>
+            <w:pPr>
+              <w:pStyle w:val="TableParagraph"/>
+              <w:tabs>
+                <w:tab w:val="left" w:pos="848"/>
+              </w:tabs>
+              <w:spacing w:before="126"/>
+              <w:rPr>
+                <w:sz w:val="24"/>
+              </w:rPr>
+            </w:pPr>
+          </w:p>
+          <w:p>
+            <w:pPr>
+              <w:pStyle w:val="TableParagraph"/>
+              <w:numPr>
+                <w:ilvl w:val="0"/>
+                <w:numId w:val="21"/>
+              </w:numPr>
+              <w:tabs>
+                <w:tab w:val="left" w:pos="848"/>
+              </w:tabs>
+              <w:spacing w:before="126"/>
+              <w:rPr>
+                <w:sz w:val="24"/>
+              </w:rPr>
+            </w:pPr>
+            <w:r>
+              <w:rPr>
+                <w:sz w:val="24"/>
+              </w:rPr>
+              <w:t xml:space="preserve">Early </w:t>
+            </w:r>
+            <w:r>
+              <w:rPr>
+                <w:sz w:val="24"/>
+              </w:rPr>
+              <w:t>detection</w:t>
+            </w:r>
+            <w:r>
+              <w:rPr>
+                <w:sz w:val="24"/>
+              </w:rPr>
+              <w:t xml:space="preserve"> of mental health conditions.</w:t>
+            </w:r>
+          </w:p>
+          <w:p>
+            <w:pPr>
+              <w:pStyle w:val="TableParagraph"/>
+              <w:numPr>
+                <w:ilvl w:val="0"/>
+                <w:numId w:val="21"/>
+              </w:numPr>
+              <w:tabs>
+                <w:tab w:val="left" w:pos="848"/>
+              </w:tabs>
+              <w:spacing w:before="126"/>
+              <w:rPr>
+                <w:sz w:val="24"/>
+              </w:rPr>
+            </w:pPr>
+            <w:r>
+              <w:rPr>
+                <w:sz w:val="24"/>
+              </w:rPr>
+              <w:t>Better understanding of the user's emotional state.</w:t>
+            </w:r>
+          </w:p>
+          <w:p>
+            <w:pPr>
+              <w:pStyle w:val="TableParagraph"/>
+              <w:numPr>
+                <w:ilvl w:val="0"/>
+                <w:numId w:val="21"/>
+              </w:numPr>
+              <w:tabs>
+                <w:tab w:val="left" w:pos="848"/>
+              </w:tabs>
+              <w:spacing w:before="126"/>
+              <w:rPr>
+                <w:sz w:val="24"/>
+              </w:rPr>
+            </w:pPr>
+            <w:r>
+              <w:t>Improved support for professional assessment.</w:t>
+            </w:r>
+          </w:p>
+        </w:tc>
+      </w:tr>
+    </w:tbl>
+    <w:p>
+      <w:pPr>
+        <w:pStyle w:val="BodyText"/>
+        <w:spacing w:before="100" w:beforeAutospacing="1" w:line="360" w:lineRule="auto"/>
+        <w:jc w:val="both"/>
+      </w:pPr>
+      <w:r>
+        <w:br w:type="page"/>
+      </w:r>
+    </w:p>
+    <w:p>
+      <w:pPr>
+        <w:pStyle w:val="BodyText"/>
+        <w:spacing w:before="100" w:beforeAutospacing="1" w:line="360" w:lineRule="auto"/>
+        <w:jc w:val="both"/>
+      </w:pPr>
+    </w:p>
+    <w:p>
+      <w:pPr>
+        <w:spacing w:before="202" w:after="100" w:afterAutospacing="1"/>
+        <w:ind w:left="361"/>
+        <w:jc w:val="center"/>
+        <w:rPr>
+          <w:b/>
+          <w:sz w:val="19"/>
+        </w:rPr>
+      </w:pPr>
+      <w:hyperlink w:anchor="_bookmark4" w:history="1">
+        <w:r>
+          <w:rPr>
+            <w:b/>
+            <w:sz w:val="19"/>
+          </w:rPr>
+          <w:t>Table</w:t>
+        </w:r>
+        <w:r>
+          <w:rPr>
+            <w:b/>
+            <w:spacing w:val="30"/>
+            <w:sz w:val="19"/>
+          </w:rPr>
+          <w:t xml:space="preserve"> </w:t>
+        </w:r>
+        <w:r>
+          <w:rPr>
+            <w:b/>
+            <w:sz w:val="19"/>
+          </w:rPr>
+          <w:t>3.</w:t>
+        </w:r>
+        <w:r>
+          <w:rPr>
+            <w:b/>
+            <w:sz w:val="19"/>
+          </w:rPr>
+          <w:t>3</w:t>
+        </w:r>
+        <w:r>
+          <w:rPr>
+            <w:b/>
+            <w:sz w:val="19"/>
+          </w:rPr>
+          <w:t xml:space="preserve">: </w:t>
+        </w:r>
+        <w:r>
+          <w:rPr>
+            <w:b/>
+            <w:sz w:val="19"/>
+          </w:rPr>
+          <w:t>Lack of Continuous Monitoring</w:t>
+        </w:r>
+        <w:r>
+          <w:rPr>
+            <w:b/>
+            <w:spacing w:val="31"/>
+            <w:sz w:val="19"/>
+          </w:rPr>
+          <w:t xml:space="preserve"> </w:t>
+        </w:r>
+        <w:r>
+          <w:rPr>
+            <w:b/>
+            <w:sz w:val="19"/>
+          </w:rPr>
+          <w:t>Problem</w:t>
+        </w:r>
+        <w:r>
+          <w:rPr>
+            <w:b/>
+            <w:spacing w:val="9"/>
+            <w:sz w:val="19"/>
+          </w:rPr>
+          <w:t xml:space="preserve"> </w:t>
+        </w:r>
+        <w:r>
+          <w:rPr>
+            <w:b/>
+            <w:spacing w:val="-2"/>
+            <w:sz w:val="19"/>
+          </w:rPr>
+          <w:t>Statement</w:t>
+        </w:r>
+      </w:hyperlink>
+    </w:p>
+    <w:tbl>
+      <w:tblPr>
+        <w:tblW w:w="8628" w:type="dxa"/>
+        <w:tblInd w:w="722" w:type="dxa"/>
+        <w:tblBorders>
+          <w:top w:val="single" w:sz="6" w:space="0" w:color="000000"/>
+          <w:left w:val="single" w:sz="6" w:space="0" w:color="000000"/>
+          <w:bottom w:val="single" w:sz="6" w:space="0" w:color="000000"/>
+          <w:right w:val="single" w:sz="6" w:space="0" w:color="000000"/>
+          <w:insideH w:val="single" w:sz="6" w:space="0" w:color="000000"/>
+          <w:insideV w:val="single" w:sz="6" w:space="0" w:color="000000"/>
+        </w:tblBorders>
+        <w:tblLayout w:type="fixed"/>
+        <w:tblCellMar>
+          <w:left w:w="0" w:type="dxa"/>
+          <w:right w:w="0" w:type="dxa"/>
+        </w:tblCellMar>
+        <w:tblLook w:val="01E0" w:firstRow="1" w:lastRow="1" w:firstColumn="1" w:lastColumn="1" w:noHBand="0" w:noVBand="0"/>
+      </w:tblPr>
+      <w:tblGrid>
+        <w:gridCol w:w="1674"/>
+        <w:gridCol w:w="6954"/>
+      </w:tblGrid>
+      <w:tr>
+        <w:trPr>
+          <w:trHeight w:val="787"/>
+        </w:trPr>
+        <w:tc>
+          <w:tcPr>
+            <w:tcW w:w="8628" w:type="dxa"/>
+            <w:gridSpan w:val="2"/>
+            <w:tcBorders>
+              <w:right w:val="single" w:sz="8" w:space="0" w:color="000000"/>
+            </w:tcBorders>
+          </w:tcPr>
+          <w:p>
+            <w:pPr>
+              <w:pStyle w:val="TableParagraph"/>
+              <w:tabs>
+                <w:tab w:val="left" w:pos="848"/>
+              </w:tabs>
+              <w:spacing w:before="136"/>
+              <w:ind w:left="128"/>
+              <w:rPr>
+                <w:b/>
+                <w:sz w:val="24"/>
+              </w:rPr>
+            </w:pPr>
+            <w:r>
+              <w:rPr>
+                <w:b/>
+                <w:spacing w:val="-2"/>
+                <w:sz w:val="24"/>
+              </w:rPr>
+              <w:t>3.2.</w:t>
+            </w:r>
+            <w:r>
+              <w:rPr>
+                <w:b/>
+                <w:spacing w:val="-2"/>
+                <w:sz w:val="24"/>
+              </w:rPr>
+              <w:t>3</w:t>
+            </w:r>
+            <w:r>
+              <w:rPr>
+                <w:b/>
+                <w:sz w:val="24"/>
+              </w:rPr>
+              <w:tab/>
+            </w:r>
+            <w:hyperlink w:anchor="_bookmark0" w:history="1">
+              <w:r>
+                <w:rPr>
+                  <w:b/>
+                  <w:sz w:val="24"/>
+                </w:rPr>
+                <w:t>Problem</w:t>
+              </w:r>
+              <w:r>
+                <w:rPr>
+                  <w:b/>
+                  <w:spacing w:val="-13"/>
+                  <w:sz w:val="24"/>
+                </w:rPr>
+                <w:t xml:space="preserve"> </w:t>
+              </w:r>
+              <w:r>
+                <w:rPr>
+                  <w:b/>
+                  <w:sz w:val="24"/>
+                </w:rPr>
+                <w:t>Statement</w:t>
+              </w:r>
+              <w:r>
+                <w:rPr>
+                  <w:b/>
+                  <w:spacing w:val="13"/>
+                  <w:sz w:val="24"/>
+                </w:rPr>
+                <w:t xml:space="preserve"> </w:t>
+              </w:r>
+              <w:r>
+                <w:rPr>
+                  <w:b/>
+                  <w:sz w:val="24"/>
+                </w:rPr>
+                <w:t>3</w:t>
+              </w:r>
+              <w:r>
+                <w:rPr>
+                  <w:b/>
+                  <w:sz w:val="24"/>
+                </w:rPr>
+                <w:t>:</w:t>
+              </w:r>
+              <w:r>
+                <w:rPr>
+                  <w:b/>
+                  <w:spacing w:val="-13"/>
+                  <w:sz w:val="24"/>
+                </w:rPr>
+                <w:t xml:space="preserve"> </w:t>
+              </w:r>
+            </w:hyperlink>
+            <w:r>
+              <w:t xml:space="preserve"> </w:t>
+            </w:r>
+            <w:r>
+              <w:rPr>
+                <w:b/>
+                <w:spacing w:val="-2"/>
+                <w:sz w:val="24"/>
+              </w:rPr>
+              <w:t>Lack of Continuous Monitoring</w:t>
+            </w:r>
+          </w:p>
+        </w:tc>
+      </w:tr>
+      <w:tr>
+        <w:trPr>
+          <w:trHeight w:val="1407"/>
+        </w:trPr>
+        <w:tc>
+          <w:tcPr>
+            <w:tcW w:w="1674" w:type="dxa"/>
+          </w:tcPr>
+          <w:p>
+            <w:pPr>
+              <w:pStyle w:val="TableParagraph"/>
+              <w:spacing w:before="10"/>
+              <w:rPr>
+                <w:b/>
+                <w:sz w:val="24"/>
+              </w:rPr>
+            </w:pPr>
+          </w:p>
+          <w:p>
+            <w:pPr>
+              <w:pStyle w:val="TableParagraph"/>
+              <w:ind w:left="128"/>
+              <w:rPr>
+                <w:b/>
+                <w:sz w:val="24"/>
+              </w:rPr>
+            </w:pPr>
+            <w:r>
+              <w:rPr>
+                <w:b/>
+                <w:sz w:val="24"/>
+              </w:rPr>
+              <w:t>The</w:t>
+            </w:r>
+            <w:r>
+              <w:rPr>
+                <w:b/>
+                <w:spacing w:val="3"/>
+                <w:sz w:val="24"/>
+              </w:rPr>
+              <w:t xml:space="preserve"> </w:t>
+            </w:r>
+            <w:r>
+              <w:rPr>
+                <w:b/>
+                <w:spacing w:val="-2"/>
+                <w:sz w:val="24"/>
+              </w:rPr>
+              <w:t>Problem</w:t>
+            </w:r>
+          </w:p>
+        </w:tc>
+        <w:tc>
+          <w:tcPr>
+            <w:tcW w:w="6953" w:type="dxa"/>
+            <w:tcBorders>
+              <w:right w:val="single" w:sz="8" w:space="0" w:color="000000"/>
+            </w:tcBorders>
+          </w:tcPr>
+          <w:p>
+            <w:pPr>
+              <w:pStyle w:val="TableParagraph"/>
+              <w:spacing w:before="10"/>
+              <w:rPr>
+                <w:b/>
+                <w:sz w:val="24"/>
+              </w:rPr>
+            </w:pPr>
+          </w:p>
+          <w:p>
+            <w:pPr>
+              <w:pStyle w:val="TableParagraph"/>
+              <w:ind w:left="128"/>
+              <w:rPr>
+                <w:sz w:val="24"/>
+              </w:rPr>
+            </w:pPr>
+            <w:r>
+              <w:rPr>
+                <w:sz w:val="24"/>
+              </w:rPr>
+              <w:t>Mental health professionals cannot continuously monitor the emotional well-being of their patients between sessions.</w:t>
+            </w:r>
+          </w:p>
+        </w:tc>
+      </w:tr>
+      <w:tr>
+        <w:trPr>
+          <w:trHeight w:val="867"/>
+        </w:trPr>
+        <w:tc>
+          <w:tcPr>
+            <w:tcW w:w="1674" w:type="dxa"/>
+          </w:tcPr>
+          <w:p>
+            <w:pPr>
+              <w:pStyle w:val="TableParagraph"/>
+              <w:spacing w:before="135"/>
+              <w:ind w:left="128"/>
+              <w:rPr>
+                <w:b/>
+                <w:sz w:val="24"/>
+              </w:rPr>
+            </w:pPr>
+            <w:r>
+              <w:rPr>
+                <w:b/>
+                <w:spacing w:val="-2"/>
+                <w:sz w:val="24"/>
+              </w:rPr>
+              <w:t>Affects</w:t>
+            </w:r>
+          </w:p>
+        </w:tc>
+        <w:tc>
+          <w:tcPr>
+            <w:tcW w:w="6953" w:type="dxa"/>
+            <w:tcBorders>
+              <w:right w:val="single" w:sz="8" w:space="0" w:color="000000"/>
+            </w:tcBorders>
+          </w:tcPr>
+          <w:p>
+            <w:pPr>
+              <w:pStyle w:val="TableParagraph"/>
+              <w:spacing w:before="135"/>
+              <w:ind w:left="128"/>
+              <w:rPr>
+                <w:sz w:val="24"/>
+              </w:rPr>
+            </w:pPr>
+            <w:r>
+              <w:rPr>
+                <w:sz w:val="24"/>
+              </w:rPr>
+              <w:t>User, Doctor</w:t>
+            </w:r>
+          </w:p>
+        </w:tc>
+      </w:tr>
+      <w:tr>
+        <w:trPr>
+          <w:trHeight w:val="3378"/>
+        </w:trPr>
+        <w:tc>
+          <w:tcPr>
+            <w:tcW w:w="1674" w:type="dxa"/>
+          </w:tcPr>
+          <w:p>
+            <w:pPr>
+              <w:pStyle w:val="TableParagraph"/>
+              <w:rPr>
+                <w:b/>
+                <w:sz w:val="24"/>
+              </w:rPr>
+            </w:pPr>
+          </w:p>
+          <w:p>
+            <w:pPr>
+              <w:pStyle w:val="TableParagraph"/>
+              <w:rPr>
+                <w:b/>
+                <w:sz w:val="24"/>
+              </w:rPr>
+            </w:pPr>
+          </w:p>
+          <w:p>
+            <w:pPr>
+              <w:pStyle w:val="TableParagraph"/>
+              <w:spacing w:before="44"/>
+              <w:rPr>
+                <w:b/>
+                <w:sz w:val="24"/>
+              </w:rPr>
+            </w:pPr>
+          </w:p>
+          <w:p>
+            <w:pPr>
+              <w:pStyle w:val="TableParagraph"/>
+              <w:spacing w:line="352" w:lineRule="auto"/>
+              <w:ind w:left="128"/>
+              <w:rPr>
+                <w:b/>
+                <w:sz w:val="24"/>
+              </w:rPr>
+            </w:pPr>
+            <w:r>
+              <w:rPr>
+                <w:b/>
+                <w:sz w:val="24"/>
+              </w:rPr>
+              <w:t>The</w:t>
+            </w:r>
+            <w:r>
+              <w:rPr>
+                <w:b/>
+                <w:spacing w:val="40"/>
+                <w:sz w:val="24"/>
+              </w:rPr>
+              <w:t xml:space="preserve"> </w:t>
+            </w:r>
+            <w:r>
+              <w:rPr>
+                <w:b/>
+                <w:sz w:val="24"/>
+              </w:rPr>
+              <w:t>result</w:t>
+            </w:r>
+            <w:r>
+              <w:rPr>
+                <w:b/>
+                <w:spacing w:val="40"/>
+                <w:sz w:val="24"/>
+              </w:rPr>
+              <w:t xml:space="preserve"> </w:t>
+            </w:r>
+            <w:r>
+              <w:rPr>
+                <w:b/>
+                <w:sz w:val="24"/>
+              </w:rPr>
+              <w:t xml:space="preserve">of </w:t>
+            </w:r>
+            <w:r>
+              <w:rPr>
+                <w:b/>
+                <w:spacing w:val="-2"/>
+                <w:sz w:val="24"/>
+              </w:rPr>
+              <w:t>which</w:t>
+            </w:r>
+          </w:p>
+        </w:tc>
+        <w:tc>
+          <w:tcPr>
+            <w:tcW w:w="6953" w:type="dxa"/>
+            <w:tcBorders>
+              <w:right w:val="single" w:sz="8" w:space="0" w:color="000000"/>
+            </w:tcBorders>
+          </w:tcPr>
+          <w:p>
+            <w:pPr>
+              <w:pStyle w:val="TableParagraph"/>
+              <w:tabs>
+                <w:tab w:val="left" w:pos="848"/>
+              </w:tabs>
+              <w:spacing w:before="100" w:beforeAutospacing="1" w:line="345" w:lineRule="auto"/>
+              <w:ind w:right="79"/>
+              <w:rPr>
+                <w:sz w:val="24"/>
+              </w:rPr>
+            </w:pPr>
+          </w:p>
+          <w:p>
+            <w:pPr>
+              <w:pStyle w:val="TableParagraph"/>
+              <w:numPr>
+                <w:ilvl w:val="0"/>
+                <w:numId w:val="22"/>
+              </w:numPr>
+              <w:tabs>
+                <w:tab w:val="left" w:pos="848"/>
+              </w:tabs>
+              <w:spacing w:before="100" w:beforeAutospacing="1" w:line="345" w:lineRule="auto"/>
+              <w:ind w:right="79"/>
+              <w:rPr>
+                <w:sz w:val="24"/>
+              </w:rPr>
+            </w:pPr>
+            <w:r>
+              <w:rPr>
+                <w:spacing w:val="-2"/>
+                <w:sz w:val="24"/>
+              </w:rPr>
+              <w:t>Changes in a user's condition may go unnoticed.</w:t>
+            </w:r>
+          </w:p>
+          <w:p>
+            <w:pPr>
+              <w:pStyle w:val="TableParagraph"/>
+              <w:numPr>
+                <w:ilvl w:val="0"/>
+                <w:numId w:val="22"/>
+              </w:numPr>
+              <w:tabs>
+                <w:tab w:val="left" w:pos="848"/>
+              </w:tabs>
+              <w:spacing w:line="345" w:lineRule="auto"/>
+              <w:ind w:right="79"/>
+              <w:rPr>
+                <w:sz w:val="24"/>
+              </w:rPr>
+            </w:pPr>
+            <w:r>
+              <w:rPr>
+                <w:sz w:val="24"/>
+              </w:rPr>
+              <w:t>Users may feel unsupported between appointments.</w:t>
+            </w:r>
+          </w:p>
+          <w:p>
+            <w:pPr>
+              <w:pStyle w:val="TableParagraph"/>
+              <w:numPr>
+                <w:ilvl w:val="0"/>
+                <w:numId w:val="22"/>
+              </w:numPr>
+              <w:tabs>
+                <w:tab w:val="left" w:pos="848"/>
+              </w:tabs>
+              <w:spacing w:before="100" w:beforeAutospacing="1" w:line="346" w:lineRule="auto"/>
+              <w:ind w:left="850" w:right="72"/>
+              <w:rPr>
+                <w:sz w:val="24"/>
+              </w:rPr>
+            </w:pPr>
+            <w:r>
+              <w:rPr>
+                <w:sz w:val="24"/>
+              </w:rPr>
+              <w:t>Professionals cannot easily track patient progress over time.</w:t>
+            </w:r>
+          </w:p>
+        </w:tc>
+      </w:tr>
+      <w:tr>
+        <w:trPr>
+          <w:trHeight w:val="2363"/>
+        </w:trPr>
+        <w:tc>
+          <w:tcPr>
+            <w:tcW w:w="1674" w:type="dxa"/>
+          </w:tcPr>
+          <w:p>
+            <w:pPr>
+              <w:pStyle w:val="TableParagraph"/>
+              <w:rPr>
+                <w:b/>
+                <w:sz w:val="24"/>
+              </w:rPr>
+            </w:pPr>
+          </w:p>
+          <w:p>
+            <w:pPr>
+              <w:pStyle w:val="TableParagraph"/>
+              <w:spacing w:before="124"/>
+              <w:rPr>
+                <w:b/>
+                <w:sz w:val="24"/>
+              </w:rPr>
+            </w:pPr>
+          </w:p>
+          <w:p>
+            <w:pPr>
+              <w:pStyle w:val="TableParagraph"/>
+              <w:ind w:left="128"/>
+              <w:rPr>
+                <w:b/>
+                <w:sz w:val="24"/>
+              </w:rPr>
+            </w:pPr>
+            <w:r>
+              <w:rPr>
+                <w:b/>
+                <w:sz w:val="24"/>
+              </w:rPr>
+              <w:t>Benefits</w:t>
+            </w:r>
+            <w:r>
+              <w:rPr>
+                <w:b/>
+                <w:spacing w:val="-7"/>
+                <w:sz w:val="24"/>
+              </w:rPr>
+              <w:t xml:space="preserve"> </w:t>
+            </w:r>
+            <w:r>
+              <w:rPr>
+                <w:b/>
+                <w:spacing w:val="-5"/>
+                <w:sz w:val="24"/>
+              </w:rPr>
+              <w:t>of</w:t>
+            </w:r>
+          </w:p>
+        </w:tc>
+        <w:tc>
+          <w:tcPr>
+            <w:tcW w:w="6953" w:type="dxa"/>
+            <w:tcBorders>
+              <w:right w:val="single" w:sz="8" w:space="0" w:color="000000"/>
+            </w:tcBorders>
+          </w:tcPr>
+          <w:p>
+            <w:pPr>
+              <w:pStyle w:val="TableParagraph"/>
+              <w:tabs>
+                <w:tab w:val="left" w:pos="848"/>
+              </w:tabs>
+              <w:spacing w:before="126"/>
+              <w:rPr>
+                <w:sz w:val="24"/>
+              </w:rPr>
+            </w:pPr>
+          </w:p>
+          <w:p>
+            <w:pPr>
+              <w:pStyle w:val="TableParagraph"/>
+              <w:numPr>
+                <w:ilvl w:val="0"/>
+                <w:numId w:val="21"/>
+              </w:numPr>
+              <w:tabs>
+                <w:tab w:val="left" w:pos="848"/>
+              </w:tabs>
+              <w:spacing w:before="126"/>
+              <w:rPr>
+                <w:sz w:val="24"/>
+              </w:rPr>
+            </w:pPr>
+            <w:r>
+              <w:rPr>
+                <w:sz w:val="24"/>
+              </w:rPr>
+              <w:t>Continuous mood and activity tracking.</w:t>
+            </w:r>
+          </w:p>
+          <w:p>
+            <w:pPr>
+              <w:pStyle w:val="TableParagraph"/>
+              <w:numPr>
+                <w:ilvl w:val="0"/>
+                <w:numId w:val="21"/>
+              </w:numPr>
+              <w:tabs>
+                <w:tab w:val="left" w:pos="848"/>
+              </w:tabs>
+              <w:spacing w:before="126"/>
+              <w:rPr>
+                <w:sz w:val="24"/>
+              </w:rPr>
+            </w:pPr>
+            <w:r>
+              <w:rPr>
+                <w:sz w:val="24"/>
+              </w:rPr>
+              <w:t>Better visibility of user progress.</w:t>
+            </w:r>
+          </w:p>
+          <w:p>
+            <w:pPr>
+              <w:pStyle w:val="TableParagraph"/>
+              <w:numPr>
+                <w:ilvl w:val="0"/>
+                <w:numId w:val="21"/>
+              </w:numPr>
+              <w:tabs>
+                <w:tab w:val="left" w:pos="848"/>
+              </w:tabs>
+              <w:spacing w:before="126"/>
+              <w:rPr>
+                <w:sz w:val="24"/>
+              </w:rPr>
+            </w:pPr>
+            <w:r>
+              <w:t>Improved communication between users and professionals.</w:t>
+            </w:r>
+          </w:p>
+        </w:tc>
+      </w:tr>
+    </w:tbl>
+    <w:p>
+      <w:pPr>
+        <w:pStyle w:val="BodyText"/>
+        <w:spacing w:before="100" w:beforeAutospacing="1" w:line="360" w:lineRule="auto"/>
+        <w:jc w:val="both"/>
+      </w:pPr>
+      <w:r>
+        <w:br w:type="page"/>
+      </w:r>
+    </w:p>
+    <w:p>
+      <w:pPr>
+        <w:spacing w:before="202" w:after="100" w:afterAutospacing="1"/>
+        <w:ind w:left="361"/>
+        <w:jc w:val="center"/>
+        <w:rPr>
+          <w:b/>
+          <w:sz w:val="19"/>
+        </w:rPr>
+      </w:pPr>
+      <w:hyperlink w:anchor="_bookmark4" w:history="1">
+        <w:r>
+          <w:rPr>
+            <w:b/>
+            <w:sz w:val="19"/>
+          </w:rPr>
+          <w:t>Table</w:t>
+        </w:r>
+        <w:r>
+          <w:rPr>
+            <w:b/>
+            <w:spacing w:val="30"/>
+            <w:sz w:val="19"/>
+          </w:rPr>
+          <w:t xml:space="preserve"> </w:t>
+        </w:r>
+        <w:r>
+          <w:rPr>
+            <w:b/>
+            <w:sz w:val="19"/>
+          </w:rPr>
+          <w:t>3.</w:t>
+        </w:r>
+        <w:r>
+          <w:rPr>
+            <w:b/>
+            <w:sz w:val="19"/>
+          </w:rPr>
+          <w:t>4</w:t>
+        </w:r>
+        <w:r>
+          <w:rPr>
+            <w:b/>
+            <w:sz w:val="19"/>
+          </w:rPr>
+          <w:t xml:space="preserve">: </w:t>
+        </w:r>
+        <w:r>
+          <w:rPr>
+            <w:b/>
+            <w:sz w:val="19"/>
+          </w:rPr>
+          <w:t>Emergency Case Handling</w:t>
+        </w:r>
+        <w:r>
+          <w:rPr>
+            <w:b/>
+            <w:sz w:val="19"/>
+          </w:rPr>
+          <w:t xml:space="preserve"> </w:t>
+        </w:r>
+        <w:r>
+          <w:rPr>
+            <w:b/>
+            <w:sz w:val="19"/>
+          </w:rPr>
+          <w:t>Problem</w:t>
+        </w:r>
+        <w:r>
+          <w:rPr>
+            <w:b/>
+            <w:spacing w:val="9"/>
+            <w:sz w:val="19"/>
+          </w:rPr>
+          <w:t xml:space="preserve"> </w:t>
+        </w:r>
+        <w:r>
+          <w:rPr>
+            <w:b/>
+            <w:spacing w:val="-2"/>
+            <w:sz w:val="19"/>
+          </w:rPr>
+          <w:t>Statement</w:t>
+        </w:r>
+      </w:hyperlink>
+    </w:p>
+    <w:tbl>
+      <w:tblPr>
+        <w:tblW w:w="8628" w:type="dxa"/>
+        <w:tblInd w:w="722" w:type="dxa"/>
+        <w:tblBorders>
+          <w:top w:val="single" w:sz="6" w:space="0" w:color="000000"/>
+          <w:left w:val="single" w:sz="6" w:space="0" w:color="000000"/>
+          <w:bottom w:val="single" w:sz="6" w:space="0" w:color="000000"/>
+          <w:right w:val="single" w:sz="6" w:space="0" w:color="000000"/>
+          <w:insideH w:val="single" w:sz="6" w:space="0" w:color="000000"/>
+          <w:insideV w:val="single" w:sz="6" w:space="0" w:color="000000"/>
+        </w:tblBorders>
+        <w:tblLayout w:type="fixed"/>
+        <w:tblCellMar>
+          <w:left w:w="0" w:type="dxa"/>
+          <w:right w:w="0" w:type="dxa"/>
+        </w:tblCellMar>
+        <w:tblLook w:val="01E0" w:firstRow="1" w:lastRow="1" w:firstColumn="1" w:lastColumn="1" w:noHBand="0" w:noVBand="0"/>
+      </w:tblPr>
+      <w:tblGrid>
+        <w:gridCol w:w="1674"/>
+        <w:gridCol w:w="6954"/>
+      </w:tblGrid>
+      <w:tr>
+        <w:trPr>
+          <w:trHeight w:val="787"/>
+        </w:trPr>
+        <w:tc>
+          <w:tcPr>
+            <w:tcW w:w="8628" w:type="dxa"/>
+            <w:gridSpan w:val="2"/>
+            <w:tcBorders>
+              <w:right w:val="single" w:sz="8" w:space="0" w:color="000000"/>
+            </w:tcBorders>
+          </w:tcPr>
+          <w:p>
+            <w:pPr>
+              <w:pStyle w:val="TableParagraph"/>
+              <w:tabs>
+                <w:tab w:val="left" w:pos="848"/>
+              </w:tabs>
+              <w:spacing w:before="136"/>
+              <w:ind w:left="128"/>
+              <w:rPr>
+                <w:b/>
+                <w:sz w:val="24"/>
+              </w:rPr>
+            </w:pPr>
+            <w:r>
+              <w:rPr>
+                <w:b/>
+                <w:spacing w:val="-2"/>
+                <w:sz w:val="24"/>
+              </w:rPr>
+              <w:t>3.2.</w:t>
+            </w:r>
+            <w:r>
+              <w:rPr>
+                <w:b/>
+                <w:spacing w:val="-2"/>
+                <w:sz w:val="24"/>
+              </w:rPr>
+              <w:t>4</w:t>
+            </w:r>
+            <w:r>
+              <w:rPr>
+                <w:b/>
+                <w:sz w:val="24"/>
+              </w:rPr>
+              <w:tab/>
+            </w:r>
+            <w:hyperlink w:anchor="_bookmark0" w:history="1">
+              <w:r>
+                <w:rPr>
+                  <w:b/>
+                  <w:sz w:val="24"/>
+                </w:rPr>
+                <w:t>Problem</w:t>
+              </w:r>
+              <w:r>
+                <w:rPr>
+                  <w:b/>
+                  <w:spacing w:val="-13"/>
+                  <w:sz w:val="24"/>
+                </w:rPr>
+                <w:t xml:space="preserve"> </w:t>
+              </w:r>
+              <w:r>
+                <w:rPr>
+                  <w:b/>
+                  <w:sz w:val="24"/>
+                </w:rPr>
+                <w:t>Statement</w:t>
+              </w:r>
+              <w:r>
+                <w:rPr>
+                  <w:b/>
+                  <w:spacing w:val="13"/>
+                  <w:sz w:val="24"/>
+                </w:rPr>
+                <w:t xml:space="preserve"> </w:t>
+              </w:r>
+              <w:r>
+                <w:rPr>
+                  <w:b/>
+                  <w:sz w:val="24"/>
+                </w:rPr>
+                <w:t>4</w:t>
+              </w:r>
+              <w:r>
+                <w:rPr>
+                  <w:b/>
+                  <w:sz w:val="24"/>
+                </w:rPr>
+                <w:t>:</w:t>
+              </w:r>
+              <w:r>
+                <w:rPr>
+                  <w:b/>
+                  <w:spacing w:val="-13"/>
+                  <w:sz w:val="24"/>
+                </w:rPr>
+                <w:t xml:space="preserve"> </w:t>
+              </w:r>
+            </w:hyperlink>
+            <w:r>
+              <w:t xml:space="preserve"> </w:t>
+            </w:r>
+            <w:r>
+              <w:rPr>
+                <w:b/>
+                <w:spacing w:val="-2"/>
+                <w:sz w:val="24"/>
+              </w:rPr>
+              <w:t>Emergency Case Handling</w:t>
+            </w:r>
+          </w:p>
+        </w:tc>
+      </w:tr>
+      <w:tr>
+        <w:trPr>
+          <w:trHeight w:val="1407"/>
+        </w:trPr>
+        <w:tc>
+          <w:tcPr>
+            <w:tcW w:w="1674" w:type="dxa"/>
+          </w:tcPr>
+          <w:p>
+            <w:pPr>
+              <w:pStyle w:val="TableParagraph"/>
+              <w:spacing w:before="10"/>
+              <w:rPr>
+                <w:b/>
+                <w:sz w:val="24"/>
+              </w:rPr>
+            </w:pPr>
+          </w:p>
+          <w:p>
+            <w:pPr>
+              <w:pStyle w:val="TableParagraph"/>
+              <w:ind w:left="128"/>
+              <w:rPr>
+                <w:b/>
+                <w:sz w:val="24"/>
+              </w:rPr>
+            </w:pPr>
+            <w:r>
+              <w:rPr>
+                <w:b/>
+                <w:sz w:val="24"/>
+              </w:rPr>
+              <w:t>The</w:t>
+            </w:r>
+            <w:r>
+              <w:rPr>
+                <w:b/>
+                <w:spacing w:val="3"/>
+                <w:sz w:val="24"/>
+              </w:rPr>
+              <w:t xml:space="preserve"> </w:t>
+            </w:r>
+            <w:r>
+              <w:rPr>
+                <w:b/>
+                <w:spacing w:val="-2"/>
+                <w:sz w:val="24"/>
+              </w:rPr>
+              <w:t>Problem</w:t>
+            </w:r>
+          </w:p>
+        </w:tc>
+        <w:tc>
+          <w:tcPr>
+            <w:tcW w:w="6953" w:type="dxa"/>
+            <w:tcBorders>
+              <w:right w:val="single" w:sz="8" w:space="0" w:color="000000"/>
+            </w:tcBorders>
+          </w:tcPr>
+          <w:p>
+            <w:pPr>
+              <w:pStyle w:val="TableParagraph"/>
+              <w:spacing w:before="10"/>
+              <w:rPr>
+                <w:b/>
+                <w:sz w:val="24"/>
+              </w:rPr>
+            </w:pPr>
+          </w:p>
+          <w:p>
+            <w:pPr>
+              <w:pStyle w:val="TableParagraph"/>
+              <w:ind w:left="128"/>
+              <w:rPr>
+                <w:sz w:val="24"/>
+              </w:rPr>
+            </w:pPr>
+            <w:r>
+              <w:rPr>
+                <w:sz w:val="24"/>
+              </w:rPr>
+              <w:t>Critical mental health situations are not always identified and escalated in a timely manner.</w:t>
+            </w:r>
+          </w:p>
+        </w:tc>
+      </w:tr>
+      <w:tr>
+        <w:trPr>
+          <w:trHeight w:val="867"/>
+        </w:trPr>
+        <w:tc>
+          <w:tcPr>
+            <w:tcW w:w="1674" w:type="dxa"/>
+          </w:tcPr>
+          <w:p>
+            <w:pPr>
+              <w:pStyle w:val="TableParagraph"/>
+              <w:spacing w:before="135"/>
+              <w:ind w:left="128"/>
+              <w:rPr>
+                <w:b/>
+                <w:sz w:val="24"/>
+              </w:rPr>
+            </w:pPr>
+            <w:r>
+              <w:rPr>
+                <w:b/>
+                <w:spacing w:val="-2"/>
+                <w:sz w:val="24"/>
+              </w:rPr>
+              <w:t>Affects</w:t>
+            </w:r>
+          </w:p>
+        </w:tc>
+        <w:tc>
+          <w:tcPr>
+            <w:tcW w:w="6953" w:type="dxa"/>
+            <w:tcBorders>
+              <w:right w:val="single" w:sz="8" w:space="0" w:color="000000"/>
+            </w:tcBorders>
+          </w:tcPr>
+          <w:p>
+            <w:pPr>
+              <w:pStyle w:val="TableParagraph"/>
+              <w:spacing w:before="135"/>
+              <w:ind w:left="128"/>
+              <w:rPr>
+                <w:sz w:val="24"/>
+              </w:rPr>
+            </w:pPr>
+            <w:r>
+              <w:rPr>
+                <w:sz w:val="24"/>
+              </w:rPr>
+              <w:t>User, Doctor</w:t>
+            </w:r>
+          </w:p>
+        </w:tc>
+      </w:tr>
+      <w:tr>
+        <w:trPr>
+          <w:trHeight w:val="2586"/>
+        </w:trPr>
+        <w:tc>
+          <w:tcPr>
+            <w:tcW w:w="1674" w:type="dxa"/>
+          </w:tcPr>
+          <w:p>
+            <w:pPr>
+              <w:pStyle w:val="TableParagraph"/>
+              <w:rPr>
+                <w:b/>
+                <w:sz w:val="24"/>
+              </w:rPr>
+            </w:pPr>
+          </w:p>
+          <w:p>
+            <w:pPr>
+              <w:pStyle w:val="TableParagraph"/>
+              <w:rPr>
+                <w:b/>
+                <w:sz w:val="24"/>
+              </w:rPr>
+            </w:pPr>
+          </w:p>
+          <w:p>
+            <w:pPr>
+              <w:pStyle w:val="TableParagraph"/>
+              <w:spacing w:before="44"/>
+              <w:rPr>
+                <w:b/>
+                <w:sz w:val="24"/>
+              </w:rPr>
+            </w:pPr>
+          </w:p>
+          <w:p>
+            <w:pPr>
+              <w:pStyle w:val="TableParagraph"/>
+              <w:spacing w:line="352" w:lineRule="auto"/>
+              <w:ind w:left="128"/>
+              <w:rPr>
+                <w:b/>
+                <w:sz w:val="24"/>
+              </w:rPr>
+            </w:pPr>
+            <w:r>
+              <w:rPr>
+                <w:b/>
+                <w:sz w:val="24"/>
+              </w:rPr>
+              <w:t>The</w:t>
+            </w:r>
+            <w:r>
+              <w:rPr>
+                <w:b/>
+                <w:spacing w:val="40"/>
+                <w:sz w:val="24"/>
+              </w:rPr>
+              <w:t xml:space="preserve"> </w:t>
+            </w:r>
+            <w:r>
+              <w:rPr>
+                <w:b/>
+                <w:sz w:val="24"/>
+              </w:rPr>
+              <w:t>result</w:t>
+            </w:r>
+            <w:r>
+              <w:rPr>
+                <w:b/>
+                <w:spacing w:val="40"/>
+                <w:sz w:val="24"/>
+              </w:rPr>
+              <w:t xml:space="preserve"> </w:t>
+            </w:r>
+            <w:r>
+              <w:rPr>
+                <w:b/>
+                <w:sz w:val="24"/>
+              </w:rPr>
+              <w:t xml:space="preserve">of </w:t>
+            </w:r>
+            <w:r>
+              <w:rPr>
+                <w:b/>
+                <w:spacing w:val="-2"/>
+                <w:sz w:val="24"/>
+              </w:rPr>
+              <w:t>which</w:t>
+            </w:r>
+          </w:p>
+        </w:tc>
+        <w:tc>
+          <w:tcPr>
+            <w:tcW w:w="6953" w:type="dxa"/>
+            <w:tcBorders>
+              <w:right w:val="single" w:sz="8" w:space="0" w:color="000000"/>
+            </w:tcBorders>
+          </w:tcPr>
+          <w:p>
+            <w:pPr>
+              <w:pStyle w:val="TableParagraph"/>
+              <w:tabs>
+                <w:tab w:val="left" w:pos="848"/>
+              </w:tabs>
+              <w:spacing w:before="100" w:beforeAutospacing="1" w:line="345" w:lineRule="auto"/>
+              <w:ind w:right="79"/>
+              <w:rPr>
+                <w:sz w:val="24"/>
+              </w:rPr>
+            </w:pPr>
+          </w:p>
+          <w:p>
+            <w:pPr>
+              <w:pStyle w:val="TableParagraph"/>
+              <w:numPr>
+                <w:ilvl w:val="0"/>
+                <w:numId w:val="22"/>
+              </w:numPr>
+              <w:tabs>
+                <w:tab w:val="left" w:pos="848"/>
+              </w:tabs>
+              <w:spacing w:line="345" w:lineRule="auto"/>
+              <w:ind w:right="79"/>
+              <w:rPr>
+                <w:sz w:val="24"/>
+              </w:rPr>
+            </w:pPr>
+            <w:r>
+              <w:rPr>
+                <w:spacing w:val="-2"/>
+                <w:sz w:val="24"/>
+              </w:rPr>
+              <w:t>High-risk users may not receive immediate attention.</w:t>
+            </w:r>
+          </w:p>
+          <w:p>
+            <w:pPr>
+              <w:pStyle w:val="TableParagraph"/>
+              <w:numPr>
+                <w:ilvl w:val="0"/>
+                <w:numId w:val="22"/>
+              </w:numPr>
+              <w:tabs>
+                <w:tab w:val="left" w:pos="848"/>
+              </w:tabs>
+              <w:spacing w:before="100" w:beforeAutospacing="1" w:line="346" w:lineRule="auto"/>
+              <w:ind w:left="850" w:right="72"/>
+              <w:rPr>
+                <w:sz w:val="24"/>
+              </w:rPr>
+            </w:pPr>
+            <w:r>
+              <w:t>Delays in professional intervention can occur.</w:t>
+            </w:r>
+          </w:p>
+          <w:p>
+            <w:pPr>
+              <w:pStyle w:val="TableParagraph"/>
+              <w:numPr>
+                <w:ilvl w:val="0"/>
+                <w:numId w:val="22"/>
+              </w:numPr>
+              <w:tabs>
+                <w:tab w:val="left" w:pos="848"/>
+              </w:tabs>
+              <w:spacing w:before="100" w:beforeAutospacing="1" w:line="346" w:lineRule="auto"/>
+              <w:ind w:left="850" w:right="72"/>
+              <w:rPr>
+                <w:sz w:val="24"/>
+              </w:rPr>
+            </w:pPr>
+            <w:r>
+              <w:rPr>
+                <w:sz w:val="24"/>
+              </w:rPr>
+              <w:t>Serious mental health conditions may worsen unexpectedly.</w:t>
+            </w:r>
+          </w:p>
+        </w:tc>
+      </w:tr>
+      <w:tr>
+        <w:trPr>
+          <w:trHeight w:val="2363"/>
+        </w:trPr>
+        <w:tc>
+          <w:tcPr>
+            <w:tcW w:w="1674" w:type="dxa"/>
+          </w:tcPr>
+          <w:p>
+            <w:pPr>
+              <w:pStyle w:val="TableParagraph"/>
+              <w:rPr>
+                <w:b/>
+                <w:sz w:val="24"/>
+              </w:rPr>
+            </w:pPr>
+          </w:p>
+          <w:p>
+            <w:pPr>
+              <w:pStyle w:val="TableParagraph"/>
+              <w:spacing w:before="124"/>
+              <w:rPr>
+                <w:b/>
+                <w:sz w:val="24"/>
+              </w:rPr>
+            </w:pPr>
+          </w:p>
+          <w:p>
+            <w:pPr>
+              <w:pStyle w:val="TableParagraph"/>
+              <w:ind w:left="128"/>
+              <w:rPr>
+                <w:b/>
+                <w:sz w:val="24"/>
+              </w:rPr>
+            </w:pPr>
+            <w:r>
+              <w:rPr>
+                <w:b/>
+                <w:sz w:val="24"/>
+              </w:rPr>
+              <w:t>Benefits</w:t>
+            </w:r>
+            <w:r>
+              <w:rPr>
+                <w:b/>
+                <w:spacing w:val="-7"/>
+                <w:sz w:val="24"/>
+              </w:rPr>
+              <w:t xml:space="preserve"> </w:t>
+            </w:r>
+            <w:r>
+              <w:rPr>
+                <w:b/>
+                <w:spacing w:val="-5"/>
+                <w:sz w:val="24"/>
+              </w:rPr>
+              <w:t>of</w:t>
+            </w:r>
+          </w:p>
+        </w:tc>
+        <w:tc>
+          <w:tcPr>
+            <w:tcW w:w="6953" w:type="dxa"/>
+            <w:tcBorders>
+              <w:right w:val="single" w:sz="8" w:space="0" w:color="000000"/>
+            </w:tcBorders>
+          </w:tcPr>
+          <w:p>
+            <w:pPr>
+              <w:pStyle w:val="TableParagraph"/>
+              <w:tabs>
+                <w:tab w:val="left" w:pos="848"/>
+              </w:tabs>
+              <w:spacing w:before="126"/>
+              <w:rPr>
+                <w:sz w:val="24"/>
+              </w:rPr>
+            </w:pPr>
+          </w:p>
+          <w:p>
+            <w:pPr>
+              <w:pStyle w:val="TableParagraph"/>
+              <w:numPr>
+                <w:ilvl w:val="0"/>
+                <w:numId w:val="21"/>
+              </w:numPr>
+              <w:tabs>
+                <w:tab w:val="left" w:pos="848"/>
+              </w:tabs>
+              <w:spacing w:before="126"/>
+              <w:rPr>
+                <w:sz w:val="24"/>
+              </w:rPr>
+            </w:pPr>
+            <w:r>
+              <w:rPr>
+                <w:sz w:val="24"/>
+              </w:rPr>
+              <w:t>Early identification of high-risk situations.</w:t>
+            </w:r>
+          </w:p>
+          <w:p>
+            <w:pPr>
+              <w:pStyle w:val="TableParagraph"/>
+              <w:numPr>
+                <w:ilvl w:val="0"/>
+                <w:numId w:val="21"/>
+              </w:numPr>
+              <w:tabs>
+                <w:tab w:val="left" w:pos="848"/>
+              </w:tabs>
+              <w:spacing w:before="126"/>
+              <w:rPr>
+                <w:sz w:val="24"/>
+              </w:rPr>
+            </w:pPr>
+            <w:r>
+              <w:rPr>
+                <w:sz w:val="24"/>
+              </w:rPr>
+              <w:t>Faster notification to professionals.</w:t>
+            </w:r>
+          </w:p>
+          <w:p>
+            <w:pPr>
+              <w:pStyle w:val="TableParagraph"/>
+              <w:numPr>
+                <w:ilvl w:val="0"/>
+                <w:numId w:val="21"/>
+              </w:numPr>
+              <w:tabs>
+                <w:tab w:val="left" w:pos="848"/>
+              </w:tabs>
+              <w:spacing w:before="126"/>
+              <w:rPr>
+                <w:sz w:val="24"/>
+              </w:rPr>
+            </w:pPr>
+            <w:r>
+              <w:t>Improved response for emergency cases.</w:t>
+            </w:r>
+          </w:p>
+        </w:tc>
+      </w:tr>
+    </w:tbl>
+    <w:p>
+      <w:pPr>
+        <w:pStyle w:val="BodyText"/>
+        <w:spacing w:before="100" w:beforeAutospacing="1" w:line="360" w:lineRule="auto"/>
+        <w:jc w:val="both"/>
+      </w:pPr>
+      <w:r>
+        <w:br w:type="page"/>
+      </w:r>
+    </w:p>
+    <w:p>
+      <w:pPr>
+        <w:spacing w:before="202" w:after="100" w:afterAutospacing="1"/>
+        <w:ind w:left="361"/>
+        <w:jc w:val="center"/>
+        <w:rPr>
+          <w:b/>
+          <w:sz w:val="19"/>
+        </w:rPr>
+      </w:pPr>
+      <w:hyperlink w:anchor="_bookmark4" w:history="1">
+        <w:r>
+          <w:rPr>
+            <w:b/>
+            <w:sz w:val="19"/>
+          </w:rPr>
+          <w:t>Table</w:t>
+        </w:r>
+        <w:r>
+          <w:rPr>
+            <w:b/>
+            <w:spacing w:val="30"/>
+            <w:sz w:val="19"/>
+          </w:rPr>
+          <w:t xml:space="preserve"> </w:t>
+        </w:r>
+        <w:r>
+          <w:rPr>
+            <w:b/>
+            <w:sz w:val="19"/>
+          </w:rPr>
+          <w:t>3.</w:t>
+        </w:r>
+        <w:r>
+          <w:rPr>
+            <w:b/>
+            <w:sz w:val="19"/>
+          </w:rPr>
+          <w:t>5</w:t>
+        </w:r>
+        <w:r>
+          <w:rPr>
+            <w:b/>
+            <w:sz w:val="19"/>
+          </w:rPr>
+          <w:t xml:space="preserve">: </w:t>
+        </w:r>
+        <w:r>
+          <w:rPr>
+            <w:b/>
+            <w:sz w:val="19"/>
+          </w:rPr>
+          <w:t>Personalized Support</w:t>
+        </w:r>
+        <w:r>
+          <w:rPr>
+            <w:b/>
+            <w:sz w:val="19"/>
+          </w:rPr>
+          <w:t xml:space="preserve"> Problem</w:t>
+        </w:r>
+        <w:r>
+          <w:rPr>
+            <w:b/>
+            <w:spacing w:val="9"/>
+            <w:sz w:val="19"/>
+          </w:rPr>
+          <w:t xml:space="preserve"> </w:t>
+        </w:r>
+        <w:r>
+          <w:rPr>
+            <w:b/>
+            <w:spacing w:val="-2"/>
+            <w:sz w:val="19"/>
+          </w:rPr>
+          <w:t>Statement</w:t>
+        </w:r>
+      </w:hyperlink>
+    </w:p>
+    <w:tbl>
+      <w:tblPr>
+        <w:tblW w:w="8628" w:type="dxa"/>
+        <w:tblInd w:w="722" w:type="dxa"/>
+        <w:tblBorders>
+          <w:top w:val="single" w:sz="6" w:space="0" w:color="000000"/>
+          <w:left w:val="single" w:sz="6" w:space="0" w:color="000000"/>
+          <w:bottom w:val="single" w:sz="6" w:space="0" w:color="000000"/>
+          <w:right w:val="single" w:sz="6" w:space="0" w:color="000000"/>
+          <w:insideH w:val="single" w:sz="6" w:space="0" w:color="000000"/>
+          <w:insideV w:val="single" w:sz="6" w:space="0" w:color="000000"/>
+        </w:tblBorders>
+        <w:tblLayout w:type="fixed"/>
+        <w:tblCellMar>
+          <w:left w:w="0" w:type="dxa"/>
+          <w:right w:w="0" w:type="dxa"/>
+        </w:tblCellMar>
+        <w:tblLook w:val="01E0" w:firstRow="1" w:lastRow="1" w:firstColumn="1" w:lastColumn="1" w:noHBand="0" w:noVBand="0"/>
+      </w:tblPr>
+      <w:tblGrid>
+        <w:gridCol w:w="1674"/>
+        <w:gridCol w:w="6954"/>
+      </w:tblGrid>
+      <w:tr>
+        <w:trPr>
+          <w:trHeight w:val="787"/>
+        </w:trPr>
+        <w:tc>
+          <w:tcPr>
+            <w:tcW w:w="8628" w:type="dxa"/>
+            <w:gridSpan w:val="2"/>
+            <w:tcBorders>
+              <w:right w:val="single" w:sz="8" w:space="0" w:color="000000"/>
+            </w:tcBorders>
+          </w:tcPr>
+          <w:p>
+            <w:pPr>
+              <w:pStyle w:val="TableParagraph"/>
+              <w:tabs>
+                <w:tab w:val="left" w:pos="848"/>
+              </w:tabs>
+              <w:spacing w:before="136"/>
+              <w:ind w:left="128"/>
+              <w:rPr>
+                <w:b/>
+                <w:sz w:val="24"/>
+              </w:rPr>
+            </w:pPr>
+            <w:r>
+              <w:rPr>
+                <w:b/>
+                <w:spacing w:val="-2"/>
+                <w:sz w:val="24"/>
+              </w:rPr>
+              <w:t>3.2.</w:t>
+            </w:r>
+            <w:r>
+              <w:rPr>
+                <w:b/>
+                <w:spacing w:val="-2"/>
+                <w:sz w:val="24"/>
+              </w:rPr>
+              <w:t>5</w:t>
+            </w:r>
+            <w:r>
+              <w:rPr>
+                <w:b/>
+                <w:sz w:val="24"/>
+              </w:rPr>
+              <w:tab/>
+            </w:r>
+            <w:hyperlink w:anchor="_bookmark0" w:history="1">
+              <w:r>
+                <w:rPr>
+                  <w:b/>
+                  <w:sz w:val="24"/>
+                </w:rPr>
+                <w:t>Problem</w:t>
+              </w:r>
+              <w:r>
+                <w:rPr>
+                  <w:b/>
+                  <w:spacing w:val="-13"/>
+                  <w:sz w:val="24"/>
+                </w:rPr>
+                <w:t xml:space="preserve"> </w:t>
+              </w:r>
+              <w:r>
+                <w:rPr>
+                  <w:b/>
+                  <w:sz w:val="24"/>
+                </w:rPr>
+                <w:t>Statement</w:t>
+              </w:r>
+              <w:r>
+                <w:rPr>
+                  <w:b/>
+                  <w:spacing w:val="13"/>
+                  <w:sz w:val="24"/>
+                </w:rPr>
+                <w:t xml:space="preserve"> </w:t>
+              </w:r>
+              <w:r>
+                <w:rPr>
+                  <w:b/>
+                  <w:sz w:val="24"/>
+                </w:rPr>
+                <w:t>5</w:t>
+              </w:r>
+              <w:r>
+                <w:rPr>
+                  <w:b/>
+                  <w:sz w:val="24"/>
+                </w:rPr>
+                <w:t>:</w:t>
+              </w:r>
+              <w:r>
+                <w:rPr>
+                  <w:b/>
+                  <w:spacing w:val="-13"/>
+                  <w:sz w:val="24"/>
+                </w:rPr>
+                <w:t xml:space="preserve"> </w:t>
+              </w:r>
+            </w:hyperlink>
+            <w:r>
+              <w:t xml:space="preserve"> </w:t>
+            </w:r>
+            <w:r>
+              <w:rPr>
+                <w:b/>
+                <w:spacing w:val="-2"/>
+                <w:sz w:val="24"/>
+              </w:rPr>
+              <w:t>Personalized Support</w:t>
+            </w:r>
+          </w:p>
+        </w:tc>
+      </w:tr>
+      <w:tr>
+        <w:trPr>
+          <w:trHeight w:val="1650"/>
+        </w:trPr>
+        <w:tc>
+          <w:tcPr>
+            <w:tcW w:w="1674" w:type="dxa"/>
+          </w:tcPr>
+          <w:p>
+            <w:pPr>
+              <w:pStyle w:val="TableParagraph"/>
+              <w:spacing w:before="10"/>
+              <w:rPr>
+                <w:b/>
+                <w:sz w:val="24"/>
+              </w:rPr>
+            </w:pPr>
+          </w:p>
+          <w:p>
+            <w:pPr>
+              <w:pStyle w:val="TableParagraph"/>
+              <w:ind w:left="128"/>
+              <w:rPr>
+                <w:b/>
+                <w:sz w:val="24"/>
+              </w:rPr>
+            </w:pPr>
+            <w:r>
+              <w:rPr>
+                <w:b/>
+                <w:sz w:val="24"/>
+              </w:rPr>
+              <w:t>The</w:t>
+            </w:r>
+            <w:r>
+              <w:rPr>
+                <w:b/>
+                <w:spacing w:val="3"/>
+                <w:sz w:val="24"/>
+              </w:rPr>
+              <w:t xml:space="preserve"> </w:t>
+            </w:r>
+            <w:r>
+              <w:rPr>
+                <w:b/>
+                <w:spacing w:val="-2"/>
+                <w:sz w:val="24"/>
+              </w:rPr>
+              <w:t>Problem</w:t>
+            </w:r>
+          </w:p>
+        </w:tc>
+        <w:tc>
+          <w:tcPr>
+            <w:tcW w:w="6953" w:type="dxa"/>
+            <w:tcBorders>
+              <w:right w:val="single" w:sz="8" w:space="0" w:color="000000"/>
+            </w:tcBorders>
+          </w:tcPr>
+          <w:p>
+            <w:pPr>
+              <w:pStyle w:val="TableParagraph"/>
+              <w:spacing w:before="10"/>
+              <w:rPr>
+                <w:b/>
+                <w:sz w:val="24"/>
+              </w:rPr>
+            </w:pPr>
+          </w:p>
+          <w:p>
+            <w:pPr>
+              <w:pStyle w:val="TableParagraph"/>
+              <w:ind w:left="128"/>
+              <w:rPr>
+                <w:sz w:val="24"/>
+              </w:rPr>
+            </w:pPr>
+            <w:r>
+              <w:rPr>
+                <w:sz w:val="24"/>
+              </w:rPr>
+              <w:t>Existing digital mental health solutions often provide generalized support that may not meet individual user needs.</w:t>
+            </w:r>
+          </w:p>
+        </w:tc>
+      </w:tr>
+      <w:tr>
+        <w:trPr>
+          <w:trHeight w:val="1128"/>
+        </w:trPr>
+        <w:tc>
+          <w:tcPr>
+            <w:tcW w:w="1674" w:type="dxa"/>
+          </w:tcPr>
+          <w:p>
+            <w:pPr>
+              <w:pStyle w:val="TableParagraph"/>
+              <w:spacing w:before="135"/>
+              <w:ind w:left="128"/>
+              <w:rPr>
+                <w:b/>
+                <w:sz w:val="24"/>
+              </w:rPr>
+            </w:pPr>
+            <w:r>
+              <w:rPr>
+                <w:b/>
+                <w:spacing w:val="-2"/>
+                <w:sz w:val="24"/>
+              </w:rPr>
+              <w:t>Affects</w:t>
+            </w:r>
+          </w:p>
+        </w:tc>
+        <w:tc>
+          <w:tcPr>
+            <w:tcW w:w="6953" w:type="dxa"/>
+            <w:tcBorders>
+              <w:right w:val="single" w:sz="8" w:space="0" w:color="000000"/>
+            </w:tcBorders>
+          </w:tcPr>
+          <w:p>
+            <w:pPr>
+              <w:pStyle w:val="TableParagraph"/>
+              <w:spacing w:before="135"/>
+              <w:ind w:left="128"/>
+              <w:rPr>
+                <w:sz w:val="24"/>
+              </w:rPr>
+            </w:pPr>
+            <w:r>
+              <w:rPr>
+                <w:sz w:val="24"/>
+              </w:rPr>
+              <w:t>User</w:t>
+            </w:r>
+          </w:p>
+        </w:tc>
+      </w:tr>
+      <w:tr>
+        <w:trPr>
+          <w:trHeight w:val="2856"/>
+        </w:trPr>
+        <w:tc>
+          <w:tcPr>
+            <w:tcW w:w="1674" w:type="dxa"/>
+          </w:tcPr>
+          <w:p>
+            <w:pPr>
+              <w:pStyle w:val="TableParagraph"/>
+              <w:rPr>
+                <w:b/>
+                <w:sz w:val="24"/>
+              </w:rPr>
+            </w:pPr>
+          </w:p>
+          <w:p>
+            <w:pPr>
+              <w:pStyle w:val="TableParagraph"/>
+              <w:rPr>
+                <w:b/>
+                <w:sz w:val="24"/>
+              </w:rPr>
+            </w:pPr>
+          </w:p>
+          <w:p>
+            <w:pPr>
+              <w:pStyle w:val="TableParagraph"/>
+              <w:spacing w:before="44"/>
+              <w:rPr>
+                <w:b/>
+                <w:sz w:val="24"/>
+              </w:rPr>
+            </w:pPr>
+          </w:p>
+          <w:p>
+            <w:pPr>
+              <w:pStyle w:val="TableParagraph"/>
+              <w:spacing w:line="352" w:lineRule="auto"/>
+              <w:ind w:left="128"/>
+              <w:rPr>
+                <w:b/>
+                <w:sz w:val="24"/>
+              </w:rPr>
+            </w:pPr>
+            <w:r>
+              <w:rPr>
+                <w:b/>
+                <w:sz w:val="24"/>
+              </w:rPr>
+              <w:t>The</w:t>
+            </w:r>
+            <w:r>
+              <w:rPr>
+                <w:b/>
+                <w:spacing w:val="40"/>
+                <w:sz w:val="24"/>
+              </w:rPr>
+              <w:t xml:space="preserve"> </w:t>
+            </w:r>
+            <w:r>
+              <w:rPr>
+                <w:b/>
+                <w:sz w:val="24"/>
+              </w:rPr>
+              <w:t>result</w:t>
+            </w:r>
+            <w:r>
+              <w:rPr>
+                <w:b/>
+                <w:spacing w:val="40"/>
+                <w:sz w:val="24"/>
+              </w:rPr>
+              <w:t xml:space="preserve"> </w:t>
+            </w:r>
+            <w:r>
+              <w:rPr>
+                <w:b/>
+                <w:sz w:val="24"/>
+              </w:rPr>
+              <w:t xml:space="preserve">of </w:t>
+            </w:r>
+            <w:r>
+              <w:rPr>
+                <w:b/>
+                <w:spacing w:val="-2"/>
+                <w:sz w:val="24"/>
+              </w:rPr>
+              <w:t>which</w:t>
+            </w:r>
+          </w:p>
+        </w:tc>
+        <w:tc>
+          <w:tcPr>
+            <w:tcW w:w="6953" w:type="dxa"/>
+            <w:tcBorders>
+              <w:right w:val="single" w:sz="8" w:space="0" w:color="000000"/>
+            </w:tcBorders>
+          </w:tcPr>
+          <w:p>
+            <w:pPr>
+              <w:pStyle w:val="TableParagraph"/>
+              <w:tabs>
+                <w:tab w:val="left" w:pos="848"/>
+              </w:tabs>
+              <w:spacing w:before="100" w:beforeAutospacing="1" w:line="345" w:lineRule="auto"/>
+              <w:ind w:right="79"/>
+              <w:rPr>
+                <w:sz w:val="24"/>
+              </w:rPr>
+            </w:pPr>
+          </w:p>
+          <w:p>
+            <w:pPr>
+              <w:pStyle w:val="TableParagraph"/>
+              <w:numPr>
+                <w:ilvl w:val="0"/>
+                <w:numId w:val="22"/>
+              </w:numPr>
+              <w:tabs>
+                <w:tab w:val="left" w:pos="848"/>
+              </w:tabs>
+              <w:spacing w:line="345" w:lineRule="auto"/>
+              <w:ind w:right="79"/>
+              <w:rPr>
+                <w:sz w:val="24"/>
+              </w:rPr>
+            </w:pPr>
+            <w:r>
+              <w:rPr>
+                <w:spacing w:val="-2"/>
+                <w:sz w:val="24"/>
+              </w:rPr>
+              <w:t>Users receive recommendations that may not suit their condition.</w:t>
+            </w:r>
+          </w:p>
+          <w:p>
+            <w:pPr>
+              <w:pStyle w:val="TableParagraph"/>
+              <w:numPr>
+                <w:ilvl w:val="0"/>
+                <w:numId w:val="22"/>
+              </w:numPr>
+              <w:tabs>
+                <w:tab w:val="left" w:pos="848"/>
+              </w:tabs>
+              <w:spacing w:before="100" w:beforeAutospacing="1" w:line="346" w:lineRule="auto"/>
+              <w:ind w:left="850" w:right="72"/>
+              <w:rPr>
+                <w:sz w:val="24"/>
+              </w:rPr>
+            </w:pPr>
+            <w:r>
+              <w:t>Long-term engagement with the application decreases.</w:t>
+            </w:r>
+          </w:p>
+          <w:p>
+            <w:pPr>
+              <w:pStyle w:val="TableParagraph"/>
+              <w:numPr>
+                <w:ilvl w:val="0"/>
+                <w:numId w:val="22"/>
+              </w:numPr>
+              <w:tabs>
+                <w:tab w:val="left" w:pos="848"/>
+              </w:tabs>
+              <w:spacing w:before="100" w:beforeAutospacing="1" w:line="346" w:lineRule="auto"/>
+              <w:ind w:left="850" w:right="72"/>
+              <w:rPr>
+                <w:sz w:val="24"/>
+              </w:rPr>
+            </w:pPr>
+            <w:r>
+              <w:rPr>
+                <w:sz w:val="24"/>
+              </w:rPr>
+              <w:t>The overall effectiveness of the support provided is reduced.</w:t>
+            </w:r>
+          </w:p>
+        </w:tc>
+      </w:tr>
+      <w:tr>
+        <w:trPr>
+          <w:trHeight w:val="2363"/>
+        </w:trPr>
+        <w:tc>
+          <w:tcPr>
+            <w:tcW w:w="1674" w:type="dxa"/>
+          </w:tcPr>
+          <w:p>
+            <w:pPr>
+              <w:pStyle w:val="TableParagraph"/>
+              <w:rPr>
+                <w:b/>
+                <w:sz w:val="24"/>
+              </w:rPr>
+            </w:pPr>
+          </w:p>
+          <w:p>
+            <w:pPr>
+              <w:pStyle w:val="TableParagraph"/>
+              <w:spacing w:before="124"/>
+              <w:rPr>
+                <w:b/>
+                <w:sz w:val="24"/>
+              </w:rPr>
+            </w:pPr>
+          </w:p>
+          <w:p>
+            <w:pPr>
+              <w:pStyle w:val="TableParagraph"/>
+              <w:ind w:left="128"/>
+              <w:rPr>
+                <w:b/>
+                <w:sz w:val="24"/>
+              </w:rPr>
+            </w:pPr>
+            <w:r>
+              <w:rPr>
+                <w:b/>
+                <w:sz w:val="24"/>
+              </w:rPr>
+              <w:t>Benefits</w:t>
+            </w:r>
+            <w:r>
+              <w:rPr>
+                <w:b/>
+                <w:spacing w:val="-7"/>
+                <w:sz w:val="24"/>
+              </w:rPr>
+              <w:t xml:space="preserve"> </w:t>
+            </w:r>
+            <w:r>
+              <w:rPr>
+                <w:b/>
+                <w:spacing w:val="-5"/>
+                <w:sz w:val="24"/>
+              </w:rPr>
+              <w:t>of</w:t>
+            </w:r>
+          </w:p>
+        </w:tc>
+        <w:tc>
+          <w:tcPr>
+            <w:tcW w:w="6953" w:type="dxa"/>
+            <w:tcBorders>
+              <w:right w:val="single" w:sz="8" w:space="0" w:color="000000"/>
+            </w:tcBorders>
+          </w:tcPr>
+          <w:p>
+            <w:pPr>
+              <w:pStyle w:val="TableParagraph"/>
+              <w:tabs>
+                <w:tab w:val="left" w:pos="848"/>
+              </w:tabs>
+              <w:spacing w:before="126"/>
+              <w:rPr>
+                <w:sz w:val="24"/>
+              </w:rPr>
+            </w:pPr>
+          </w:p>
+          <w:p>
+            <w:pPr>
+              <w:pStyle w:val="TableParagraph"/>
+              <w:numPr>
+                <w:ilvl w:val="0"/>
+                <w:numId w:val="21"/>
+              </w:numPr>
+              <w:tabs>
+                <w:tab w:val="left" w:pos="848"/>
+              </w:tabs>
+              <w:spacing w:before="126"/>
+              <w:rPr>
+                <w:sz w:val="24"/>
+              </w:rPr>
+            </w:pPr>
+            <w:r>
+              <w:rPr>
+                <w:sz w:val="24"/>
+              </w:rPr>
+              <w:t>Support tailored to individual users.</w:t>
+            </w:r>
+          </w:p>
+          <w:p>
+            <w:pPr>
+              <w:pStyle w:val="TableParagraph"/>
+              <w:numPr>
+                <w:ilvl w:val="0"/>
+                <w:numId w:val="21"/>
+              </w:numPr>
+              <w:tabs>
+                <w:tab w:val="left" w:pos="848"/>
+              </w:tabs>
+              <w:spacing w:before="126"/>
+              <w:rPr>
+                <w:sz w:val="24"/>
+              </w:rPr>
+            </w:pPr>
+            <w:r>
+              <w:rPr>
+                <w:sz w:val="24"/>
+              </w:rPr>
+              <w:t>Better understanding of personal mental health patterns.</w:t>
+            </w:r>
+          </w:p>
+          <w:p>
+            <w:pPr>
+              <w:pStyle w:val="TableParagraph"/>
+              <w:numPr>
+                <w:ilvl w:val="0"/>
+                <w:numId w:val="21"/>
+              </w:numPr>
+              <w:tabs>
+                <w:tab w:val="left" w:pos="848"/>
+              </w:tabs>
+              <w:spacing w:before="126"/>
+              <w:rPr>
+                <w:sz w:val="24"/>
+              </w:rPr>
+            </w:pPr>
+            <w:r>
+              <w:t>Improved user experience and engagement.</w:t>
+            </w:r>
+          </w:p>
+        </w:tc>
+      </w:tr>
+    </w:tbl>
+    <w:p>
+      <w:pPr>
+        <w:pStyle w:val="BodyText"/>
+        <w:spacing w:before="100" w:beforeAutospacing="1" w:line="360" w:lineRule="auto"/>
+        <w:jc w:val="both"/>
+      </w:pPr>
+      <w:r>
+        <w:br w:type="page"/>
+      </w:r>
+    </w:p>
+    <w:p>
+      <w:pPr>
+        <w:pStyle w:val="ListParagraph"/>
+        <w:numPr>
+          <w:ilvl w:val="0"/>
+          <w:numId w:val="23"/>
+        </w:numPr>
+        <w:tabs>
+          <w:tab w:val="left" w:pos="1293"/>
+        </w:tabs>
+        <w:spacing w:before="107"/>
+        <w:jc w:val="both"/>
+        <w:outlineLvl w:val="4"/>
+        <w:rPr>
+          <w:b/>
+          <w:bCs/>
+          <w:vanish/>
+          <w:sz w:val="24"/>
+          <w:szCs w:val="24"/>
+        </w:rPr>
+      </w:pPr>
+    </w:p>
+    <w:p>
+      <w:pPr>
+        <w:pStyle w:val="ListParagraph"/>
+        <w:numPr>
+          <w:ilvl w:val="1"/>
+          <w:numId w:val="23"/>
+        </w:numPr>
+        <w:tabs>
+          <w:tab w:val="left" w:pos="1293"/>
+        </w:tabs>
+        <w:spacing w:before="107"/>
+        <w:jc w:val="both"/>
+        <w:outlineLvl w:val="4"/>
+        <w:rPr>
+          <w:b/>
+          <w:bCs/>
+          <w:vanish/>
+          <w:sz w:val="24"/>
+          <w:szCs w:val="24"/>
+        </w:rPr>
+      </w:pPr>
+    </w:p>
+    <w:p>
+      <w:pPr>
+        <w:pStyle w:val="ListParagraph"/>
+        <w:numPr>
+          <w:ilvl w:val="1"/>
+          <w:numId w:val="23"/>
+        </w:numPr>
+        <w:tabs>
+          <w:tab w:val="left" w:pos="1293"/>
+        </w:tabs>
+        <w:spacing w:before="107"/>
+        <w:jc w:val="both"/>
+        <w:outlineLvl w:val="4"/>
+        <w:rPr>
+          <w:b/>
+          <w:bCs/>
+          <w:vanish/>
+          <w:sz w:val="24"/>
+          <w:szCs w:val="24"/>
+        </w:rPr>
+      </w:pPr>
+    </w:p>
+    <w:p>
+      <w:pPr>
+        <w:pStyle w:val="Heading5"/>
+        <w:numPr>
+          <w:ilvl w:val="1"/>
+          <w:numId w:val="23"/>
+        </w:numPr>
+        <w:tabs>
+          <w:tab w:val="left" w:pos="1293"/>
+        </w:tabs>
+        <w:ind w:left="630"/>
+        <w:jc w:val="both"/>
+      </w:pPr>
+      <w:hyperlink w:anchor="_bookmark0" w:history="1">
+        <w:r>
+          <w:rPr>
+            <w:spacing w:val="-4"/>
+          </w:rPr>
+          <w:t>ELICITATION</w:t>
+        </w:r>
+        <w:r>
+          <w:t xml:space="preserve"> </w:t>
+        </w:r>
+        <w:r>
+          <w:rPr>
+            <w:spacing w:val="-2"/>
+          </w:rPr>
+          <w:t>TECHNIQUES</w:t>
+        </w:r>
+      </w:hyperlink>
+    </w:p>
+    <w:p>
+      <w:pPr>
+        <w:pStyle w:val="Heading6"/>
+        <w:numPr>
+          <w:ilvl w:val="2"/>
+          <w:numId w:val="23"/>
+        </w:numPr>
+        <w:ind w:left="810"/>
+      </w:pPr>
+      <w:r>
+        <w:t>Interview</w:t>
+      </w:r>
+    </w:p>
+    <w:p>
+      <w:pPr>
+        <w:pStyle w:val="BodyText"/>
+        <w:spacing w:before="100" w:beforeAutospacing="1" w:line="360" w:lineRule="auto"/>
+      </w:pPr>
+      <w:r>
+        <w:t>We held multiple interviews with multiple stakeholders from which we confirmed our applicability of the idea. Basically, determining whether this idea is even feasible given the current conditions of the market.</w:t>
+      </w:r>
+    </w:p>
+    <w:p>
+      <w:pPr>
+        <w:pStyle w:val="BodyText"/>
+      </w:pPr>
+      <w:r>
+        <w:t>The information regarding the interviews is given below in Table 3.</w:t>
+      </w:r>
+      <w:r>
+        <w:t>6</w:t>
+      </w:r>
+      <w:r>
+        <w:t>: -</w:t>
+      </w:r>
+    </w:p>
+    <w:p>
+      <w:pPr>
+        <w:pStyle w:val="BodyText"/>
+      </w:pPr>
+    </w:p>
+    <w:p>
+      <w:pPr>
+        <w:pStyle w:val="BodyText"/>
+      </w:pPr>
+    </w:p>
     <w:sectPr>
+      <w:headerReference w:type="default" r:id="rId27"/>
+      <w:footerReference w:type="default" r:id="rId28"/>
       <w:pgSz w:w="12240" w:h="15840"/>
       <w:pgMar w:top="1440" w:right="1440" w:bottom="1440" w:left="1440" w:header="720" w:footer="720" w:gutter="0"/>
       <w:cols w:space="720"/>
@@ -9918,6 +16112,112 @@
   <w:sdt>
     <w:sdtPr>
       <w:id w:val="-1287649789"/>
+      <w:docPartObj>
+        <w:docPartGallery w:val="Page Numbers (Bottom of Page)"/>
+        <w:docPartUnique/>
+      </w:docPartObj>
+    </w:sdtPr>
+    <w:sdtEndPr>
+      <w:rPr>
+        <w:noProof/>
+      </w:rPr>
+    </w:sdtEndPr>
+    <w:sdtContent>
+      <w:p>
+        <w:pPr>
+          <w:pStyle w:val="Footer"/>
+          <w:jc w:val="center"/>
+        </w:pPr>
+        <w:r>
+          <w:fldChar w:fldCharType="begin"/>
+        </w:r>
+        <w:r>
+          <w:instrText xml:space="preserve"> PAGE   \* MERGEFORMAT </w:instrText>
+        </w:r>
+        <w:r>
+          <w:fldChar w:fldCharType="separate"/>
+        </w:r>
+        <w:r>
+          <w:rPr>
+            <w:noProof/>
+          </w:rPr>
+          <w:t>2</w:t>
+        </w:r>
+        <w:r>
+          <w:rPr>
+            <w:noProof/>
+          </w:rPr>
+          <w:fldChar w:fldCharType="end"/>
+        </w:r>
+      </w:p>
+    </w:sdtContent>
+  </w:sdt>
+  <w:p>
+    <w:pPr>
+      <w:pStyle w:val="Footer"/>
+    </w:pPr>
+  </w:p>
+</w:ftr>
+</file>
+
+<file path=word/footer2.xml><?xml version="1.0" encoding="utf-8"?>
+<w:ftr xmlns:wpc="http://schemas.microsoft.com/office/word/2010/wordprocessingCanvas" xmlns:cx="http://schemas.microsoft.com/office/drawing/2014/chartex" xmlns:cx1="http://schemas.microsoft.com/office/drawing/2015/9/8/chartex" xmlns:cx2="http://schemas.microsoft.com/office/drawing/2015/10/21/chartex" xmlns:cx3="http://schemas.microsoft.com/office/drawing/2016/5/9/chartex" xmlns:cx4="http://schemas.microsoft.com/office/drawing/2016/5/10/chartex" xmlns:cx5="http://schemas.microsoft.com/office/drawing/2016/5/11/chartex" xmlns:cx6="http://schemas.microsoft.com/office/drawing/2016/5/12/chartex" xmlns:cx7="http://schemas.microsoft.com/office/drawing/2016/5/13/chartex" xmlns:cx8="http://schemas.microsoft.com/office/drawing/2016/5/14/chartex" xmlns:mc="http://schemas.openxmlformats.org/markup-compatibility/2006" xmlns:aink="http://schemas.microsoft.com/office/drawing/2016/ink" xmlns:am3d="http://schemas.microsoft.com/office/drawing/2017/model3d" xmlns:o="urn:schemas-microsoft-com:office:office" xmlns:r="http://schemas.openxmlformats.org/officeDocument/2006/relationships" xmlns:m="http://schemas.openxmlformats.org/officeDocument/2006/math" xmlns:v="urn:schemas-microsoft-com:vml" xmlns:wp14="http://schemas.microsoft.com/office/word/2010/wordprocessingDrawing" xmlns:wp="http://schemas.openxmlformats.org/drawingml/2006/wordprocessingDrawing" xmlns:w10="urn:schemas-microsoft-com:office:word" xmlns:w="http://schemas.openxmlformats.org/wordprocessingml/2006/main" xmlns:w14="http://schemas.microsoft.com/office/word/2010/wordml" xmlns:w15="http://schemas.microsoft.com/office/word/2012/wordml" xmlns:w16cex="http://schemas.microsoft.com/office/word/2018/wordml/cex" xmlns:w16cid="http://schemas.microsoft.com/office/word/2016/wordml/cid" xmlns:w16="http://schemas.microsoft.com/office/word/2018/wordml" xmlns:w16sdtdh="http://schemas.microsoft.com/office/word/2020/wordml/sdtdatahash" xmlns:w16se="http://schemas.microsoft.com/office/word/2015/wordml/symex" xmlns:wpg="http://schemas.microsoft.com/office/word/2010/wordprocessingGroup" xmlns:wpi="http://schemas.microsoft.com/office/word/2010/wordprocessingInk" xmlns:wne="http://schemas.microsoft.com/office/word/2006/wordml" xmlns:wps="http://schemas.microsoft.com/office/word/2010/wordprocessingShape" mc:Ignorable="w14 w15 w16se w16cid w16 w16cex w16sdtdh wp14">
+  <w:sdt>
+    <w:sdtPr>
+      <w:id w:val="210703407"/>
+      <w:docPartObj>
+        <w:docPartGallery w:val="Page Numbers (Bottom of Page)"/>
+        <w:docPartUnique/>
+      </w:docPartObj>
+    </w:sdtPr>
+    <w:sdtEndPr>
+      <w:rPr>
+        <w:noProof/>
+      </w:rPr>
+    </w:sdtEndPr>
+    <w:sdtContent>
+      <w:p>
+        <w:pPr>
+          <w:pStyle w:val="Footer"/>
+          <w:jc w:val="center"/>
+        </w:pPr>
+        <w:r>
+          <w:fldChar w:fldCharType="begin"/>
+        </w:r>
+        <w:r>
+          <w:instrText xml:space="preserve"> PAGE   \* MERGEFORMAT </w:instrText>
+        </w:r>
+        <w:r>
+          <w:fldChar w:fldCharType="separate"/>
+        </w:r>
+        <w:r>
+          <w:rPr>
+            <w:noProof/>
+          </w:rPr>
+          <w:t>2</w:t>
+        </w:r>
+        <w:r>
+          <w:rPr>
+            <w:noProof/>
+          </w:rPr>
+          <w:fldChar w:fldCharType="end"/>
+        </w:r>
+      </w:p>
+    </w:sdtContent>
+  </w:sdt>
+  <w:p>
+    <w:pPr>
+      <w:pStyle w:val="Footer"/>
+    </w:pPr>
+  </w:p>
+</w:ftr>
+</file>
+
+<file path=word/footer3.xml><?xml version="1.0" encoding="utf-8"?>
+<w:ftr xmlns:wpc="http://schemas.microsoft.com/office/word/2010/wordprocessingCanvas" xmlns:cx="http://schemas.microsoft.com/office/drawing/2014/chartex" xmlns:cx1="http://schemas.microsoft.com/office/drawing/2015/9/8/chartex" xmlns:cx2="http://schemas.microsoft.com/office/drawing/2015/10/21/chartex" xmlns:cx3="http://schemas.microsoft.com/office/drawing/2016/5/9/chartex" xmlns:cx4="http://schemas.microsoft.com/office/drawing/2016/5/10/chartex" xmlns:cx5="http://schemas.microsoft.com/office/drawing/2016/5/11/chartex" xmlns:cx6="http://schemas.microsoft.com/office/drawing/2016/5/12/chartex" xmlns:cx7="http://schemas.microsoft.com/office/drawing/2016/5/13/chartex" xmlns:cx8="http://schemas.microsoft.com/office/drawing/2016/5/14/chartex" xmlns:mc="http://schemas.openxmlformats.org/markup-compatibility/2006" xmlns:aink="http://schemas.microsoft.com/office/drawing/2016/ink" xmlns:am3d="http://schemas.microsoft.com/office/drawing/2017/model3d" xmlns:o="urn:schemas-microsoft-com:office:office" xmlns:r="http://schemas.openxmlformats.org/officeDocument/2006/relationships" xmlns:m="http://schemas.openxmlformats.org/officeDocument/2006/math" xmlns:v="urn:schemas-microsoft-com:vml" xmlns:wp14="http://schemas.microsoft.com/office/word/2010/wordprocessingDrawing" xmlns:wp="http://schemas.openxmlformats.org/drawingml/2006/wordprocessingDrawing" xmlns:w10="urn:schemas-microsoft-com:office:word" xmlns:w="http://schemas.openxmlformats.org/wordprocessingml/2006/main" xmlns:w14="http://schemas.microsoft.com/office/word/2010/wordml" xmlns:w15="http://schemas.microsoft.com/office/word/2012/wordml" xmlns:w16cex="http://schemas.microsoft.com/office/word/2018/wordml/cex" xmlns:w16cid="http://schemas.microsoft.com/office/word/2016/wordml/cid" xmlns:w16="http://schemas.microsoft.com/office/word/2018/wordml" xmlns:w16sdtdh="http://schemas.microsoft.com/office/word/2020/wordml/sdtdatahash" xmlns:w16se="http://schemas.microsoft.com/office/word/2015/wordml/symex" xmlns:wpg="http://schemas.microsoft.com/office/word/2010/wordprocessingGroup" xmlns:wpi="http://schemas.microsoft.com/office/word/2010/wordprocessingInk" xmlns:wne="http://schemas.microsoft.com/office/word/2006/wordml" xmlns:wps="http://schemas.microsoft.com/office/word/2010/wordprocessingShape" mc:Ignorable="w14 w15 w16se w16cid w16 w16cex w16sdtdh wp14">
+  <w:sdt>
+    <w:sdtPr>
+      <w:id w:val="-1184444012"/>
       <w:docPartObj>
         <w:docPartGallery w:val="Page Numbers (Bottom of Page)"/>
         <w:docPartUnique/>
@@ -10359,14 +16659,24 @@
                             <w:spacing w:before="10"/>
                             <w:ind w:left="20"/>
                           </w:pPr>
-                          <w:proofErr w:type="spellStart"/>
                           <w:r>
                             <w:rPr>
                               <w:spacing w:val="-2"/>
                             </w:rPr>
-                            <w:t>MarketSurvey</w:t>
+                            <w:t>Market</w:t>
                           </w:r>
-                          <w:proofErr w:type="spellEnd"/>
+                          <w:r>
+                            <w:rPr>
+                              <w:spacing w:val="-2"/>
+                            </w:rPr>
+                            <w:t xml:space="preserve"> </w:t>
+                          </w:r>
+                          <w:r>
+                            <w:rPr>
+                              <w:spacing w:val="-2"/>
+                            </w:rPr>
+                            <w:t>Survey</w:t>
+                          </w:r>
                         </w:p>
                       </w:txbxContent>
                     </wps:txbx>
@@ -10397,14 +16707,24 @@
                       <w:spacing w:before="10"/>
                       <w:ind w:left="20"/>
                     </w:pPr>
-                    <w:proofErr w:type="spellStart"/>
                     <w:r>
                       <w:rPr>
                         <w:spacing w:val="-2"/>
                       </w:rPr>
-                      <w:t>MarketSurvey</w:t>
+                      <w:t>Market</w:t>
                     </w:r>
-                    <w:proofErr w:type="spellEnd"/>
+                    <w:r>
+                      <w:rPr>
+                        <w:spacing w:val="-2"/>
+                      </w:rPr>
+                      <w:t xml:space="preserve"> </w:t>
+                    </w:r>
+                    <w:r>
+                      <w:rPr>
+                        <w:spacing w:val="-2"/>
+                      </w:rPr>
+                      <w:t>Survey</w:t>
+                    </w:r>
                   </w:p>
                 </w:txbxContent>
               </v:textbox>
@@ -10613,6 +16933,358 @@
 </w:hdr>
 </file>
 
+<file path=word/header4.xml><?xml version="1.0" encoding="utf-8"?>
+<w:hdr xmlns:wpc="http://schemas.microsoft.com/office/word/2010/wordprocessingCanvas" xmlns:cx="http://schemas.microsoft.com/office/drawing/2014/chartex" xmlns:cx1="http://schemas.microsoft.com/office/drawing/2015/9/8/chartex" xmlns:cx2="http://schemas.microsoft.com/office/drawing/2015/10/21/chartex" xmlns:cx3="http://schemas.microsoft.com/office/drawing/2016/5/9/chartex" xmlns:cx4="http://schemas.microsoft.com/office/drawing/2016/5/10/chartex" xmlns:cx5="http://schemas.microsoft.com/office/drawing/2016/5/11/chartex" xmlns:cx6="http://schemas.microsoft.com/office/drawing/2016/5/12/chartex" xmlns:cx7="http://schemas.microsoft.com/office/drawing/2016/5/13/chartex" xmlns:cx8="http://schemas.microsoft.com/office/drawing/2016/5/14/chartex" xmlns:mc="http://schemas.openxmlformats.org/markup-compatibility/2006" xmlns:aink="http://schemas.microsoft.com/office/drawing/2016/ink" xmlns:am3d="http://schemas.microsoft.com/office/drawing/2017/model3d" xmlns:o="urn:schemas-microsoft-com:office:office" xmlns:r="http://schemas.openxmlformats.org/officeDocument/2006/relationships" xmlns:m="http://schemas.openxmlformats.org/officeDocument/2006/math" xmlns:v="urn:schemas-microsoft-com:vml" xmlns:wp14="http://schemas.microsoft.com/office/word/2010/wordprocessingDrawing" xmlns:wp="http://schemas.openxmlformats.org/drawingml/2006/wordprocessingDrawing" xmlns:w10="urn:schemas-microsoft-com:office:word" xmlns:w="http://schemas.openxmlformats.org/wordprocessingml/2006/main" xmlns:w14="http://schemas.microsoft.com/office/word/2010/wordml" xmlns:w15="http://schemas.microsoft.com/office/word/2012/wordml" xmlns:w16cex="http://schemas.microsoft.com/office/word/2018/wordml/cex" xmlns:w16cid="http://schemas.microsoft.com/office/word/2016/wordml/cid" xmlns:w16="http://schemas.microsoft.com/office/word/2018/wordml" xmlns:w16sdtdh="http://schemas.microsoft.com/office/word/2020/wordml/sdtdatahash" xmlns:w16se="http://schemas.microsoft.com/office/word/2015/wordml/symex" xmlns:wpg="http://schemas.microsoft.com/office/word/2010/wordprocessingGroup" xmlns:wpi="http://schemas.microsoft.com/office/word/2010/wordprocessingInk" xmlns:wne="http://schemas.microsoft.com/office/word/2006/wordml" xmlns:wps="http://schemas.microsoft.com/office/word/2010/wordprocessingShape" mc:Ignorable="w14 w15 w16se w16cid w16 w16cex w16sdtdh wp14">
+  <w:p>
+    <w:pPr>
+      <w:pStyle w:val="BodyText"/>
+      <w:spacing w:line="14" w:lineRule="auto"/>
+      <w:rPr>
+        <w:sz w:val="20"/>
+      </w:rPr>
+    </w:pPr>
+  </w:p>
+</w:hdr>
+</file>
+
+<file path=word/header5.xml><?xml version="1.0" encoding="utf-8"?>
+<w:hdr xmlns:wpc="http://schemas.microsoft.com/office/word/2010/wordprocessingCanvas" xmlns:cx="http://schemas.microsoft.com/office/drawing/2014/chartex" xmlns:cx1="http://schemas.microsoft.com/office/drawing/2015/9/8/chartex" xmlns:cx2="http://schemas.microsoft.com/office/drawing/2015/10/21/chartex" xmlns:cx3="http://schemas.microsoft.com/office/drawing/2016/5/9/chartex" xmlns:cx4="http://schemas.microsoft.com/office/drawing/2016/5/10/chartex" xmlns:cx5="http://schemas.microsoft.com/office/drawing/2016/5/11/chartex" xmlns:cx6="http://schemas.microsoft.com/office/drawing/2016/5/12/chartex" xmlns:cx7="http://schemas.microsoft.com/office/drawing/2016/5/13/chartex" xmlns:cx8="http://schemas.microsoft.com/office/drawing/2016/5/14/chartex" xmlns:mc="http://schemas.openxmlformats.org/markup-compatibility/2006" xmlns:aink="http://schemas.microsoft.com/office/drawing/2016/ink" xmlns:am3d="http://schemas.microsoft.com/office/drawing/2017/model3d" xmlns:o="urn:schemas-microsoft-com:office:office" xmlns:r="http://schemas.openxmlformats.org/officeDocument/2006/relationships" xmlns:m="http://schemas.openxmlformats.org/officeDocument/2006/math" xmlns:v="urn:schemas-microsoft-com:vml" xmlns:wp14="http://schemas.microsoft.com/office/word/2010/wordprocessingDrawing" xmlns:wp="http://schemas.openxmlformats.org/drawingml/2006/wordprocessingDrawing" xmlns:w10="urn:schemas-microsoft-com:office:word" xmlns:w="http://schemas.openxmlformats.org/wordprocessingml/2006/main" xmlns:w14="http://schemas.microsoft.com/office/word/2010/wordml" xmlns:w15="http://schemas.microsoft.com/office/word/2012/wordml" xmlns:w16cex="http://schemas.microsoft.com/office/word/2018/wordml/cex" xmlns:w16cid="http://schemas.microsoft.com/office/word/2016/wordml/cid" xmlns:w16="http://schemas.microsoft.com/office/word/2018/wordml" xmlns:w16sdtdh="http://schemas.microsoft.com/office/word/2020/wordml/sdtdatahash" xmlns:w16se="http://schemas.microsoft.com/office/word/2015/wordml/symex" xmlns:wpg="http://schemas.microsoft.com/office/word/2010/wordprocessingGroup" xmlns:wpi="http://schemas.microsoft.com/office/word/2010/wordprocessingInk" xmlns:wne="http://schemas.microsoft.com/office/word/2006/wordml" xmlns:wps="http://schemas.microsoft.com/office/word/2010/wordprocessingShape" mc:Ignorable="w14 w15 w16se w16cid w16 w16cex w16sdtdh wp14">
+  <w:p>
+    <w:pPr>
+      <w:pStyle w:val="BodyText"/>
+      <w:spacing w:line="14" w:lineRule="auto"/>
+      <w:rPr>
+        <w:sz w:val="20"/>
+      </w:rPr>
+    </w:pPr>
+    <w:r>
+      <w:rPr>
+        <w:noProof/>
+        <w:sz w:val="20"/>
+      </w:rPr>
+      <mc:AlternateContent>
+        <mc:Choice Requires="wps">
+          <w:drawing>
+            <wp:anchor distT="0" distB="0" distL="0" distR="0" simplePos="0" relativeHeight="251673600" behindDoc="1" locked="0" layoutInCell="1" allowOverlap="1" wp14:anchorId="77CB1B4F" wp14:editId="2BF36785">
+              <wp:simplePos x="0" y="0"/>
+              <wp:positionH relativeFrom="page">
+                <wp:posOffset>5459104</wp:posOffset>
+              </wp:positionH>
+              <wp:positionV relativeFrom="page">
+                <wp:posOffset>450376</wp:posOffset>
+              </wp:positionV>
+              <wp:extent cx="1616483" cy="194310"/>
+              <wp:effectExtent l="0" t="0" r="0" b="0"/>
+              <wp:wrapNone/>
+              <wp:docPr id="19" name="Textbox 30"/>
+              <wp:cNvGraphicFramePr>
+                <a:graphicFrameLocks xmlns:a="http://schemas.openxmlformats.org/drawingml/2006/main"/>
+              </wp:cNvGraphicFramePr>
+              <a:graphic xmlns:a="http://schemas.openxmlformats.org/drawingml/2006/main">
+                <a:graphicData uri="http://schemas.microsoft.com/office/word/2010/wordprocessingShape">
+                  <wps:wsp>
+                    <wps:cNvSpPr txBox="1">
+                      <a:spLocks/>
+                    </wps:cNvSpPr>
+                    <wps:spPr>
+                      <a:xfrm>
+                        <a:off x="0" y="0"/>
+                        <a:ext cx="1616483" cy="194310"/>
+                      </a:xfrm>
+                      <a:prstGeom prst="rect">
+                        <a:avLst/>
+                      </a:prstGeom>
+                    </wps:spPr>
+                    <wps:txbx>
+                      <w:txbxContent>
+                        <w:p>
+                          <w:pPr>
+                            <w:pStyle w:val="BodyText"/>
+                            <w:spacing w:before="10"/>
+                            <w:ind w:left="20"/>
+                          </w:pPr>
+                          <w:r>
+                            <w:t>Requirement</w:t>
+                          </w:r>
+                          <w:r>
+                            <w:rPr>
+                              <w:spacing w:val="1"/>
+                            </w:rPr>
+                            <w:t xml:space="preserve"> </w:t>
+                          </w:r>
+                          <w:r>
+                            <w:rPr>
+                              <w:spacing w:val="-2"/>
+                            </w:rPr>
+                            <w:t>Engineering</w:t>
+                          </w:r>
+                        </w:p>
+                        <w:p>
+                          <w:pPr>
+                            <w:pStyle w:val="BodyText"/>
+                            <w:spacing w:before="10"/>
+                            <w:ind w:left="20"/>
+                          </w:pPr>
+                        </w:p>
+                      </w:txbxContent>
+                    </wps:txbx>
+                    <wps:bodyPr wrap="square" lIns="0" tIns="0" rIns="0" bIns="0" rtlCol="0">
+                      <a:noAutofit/>
+                    </wps:bodyPr>
+                  </wps:wsp>
+                </a:graphicData>
+              </a:graphic>
+              <wp14:sizeRelH relativeFrom="margin">
+                <wp14:pctWidth>0</wp14:pctWidth>
+              </wp14:sizeRelH>
+            </wp:anchor>
+          </w:drawing>
+        </mc:Choice>
+        <mc:Fallback>
+          <w:pict>
+            <v:shapetype w14:anchorId="77CB1B4F" id="_x0000_t202" coordsize="21600,21600" o:spt="202" path="m,l,21600r21600,l21600,xe">
+              <v:stroke joinstyle="miter"/>
+              <v:path gradientshapeok="t" o:connecttype="rect"/>
+            </v:shapetype>
+            <v:shape id="_x0000_s1032" type="#_x0000_t202" style="position:absolute;margin-left:429.85pt;margin-top:35.45pt;width:127.3pt;height:15.3pt;z-index:-251642880;visibility:visible;mso-wrap-style:square;mso-width-percent:0;mso-wrap-distance-left:0;mso-wrap-distance-top:0;mso-wrap-distance-right:0;mso-wrap-distance-bottom:0;mso-position-horizontal:absolute;mso-position-horizontal-relative:page;mso-position-vertical:absolute;mso-position-vertical-relative:page;mso-width-percent:0;mso-width-relative:margin;v-text-anchor:top" o:gfxdata="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" filled="f" stroked="f">
+              <v:textbox inset="0,0,0,0">
+                <w:txbxContent>
+                  <w:p>
+                    <w:pPr>
+                      <w:pStyle w:val="BodyText"/>
+                      <w:spacing w:before="10"/>
+                      <w:ind w:left="20"/>
+                    </w:pPr>
+                    <w:r>
+                      <w:t>Requirement</w:t>
+                    </w:r>
+                    <w:r>
+                      <w:rPr>
+                        <w:spacing w:val="1"/>
+                      </w:rPr>
+                      <w:t xml:space="preserve"> </w:t>
+                    </w:r>
+                    <w:r>
+                      <w:rPr>
+                        <w:spacing w:val="-2"/>
+                      </w:rPr>
+                      <w:t>Engineering</w:t>
+                    </w:r>
+                  </w:p>
+                  <w:p>
+                    <w:pPr>
+                      <w:pStyle w:val="BodyText"/>
+                      <w:spacing w:before="10"/>
+                      <w:ind w:left="20"/>
+                    </w:pPr>
+                  </w:p>
+                </w:txbxContent>
+              </v:textbox>
+              <w10:wrap anchorx="page" anchory="page"/>
+            </v:shape>
+          </w:pict>
+        </mc:Fallback>
+      </mc:AlternateContent>
+    </w:r>
+    <w:r>
+      <w:rPr>
+        <w:noProof/>
+        <w:sz w:val="20"/>
+      </w:rPr>
+      <mc:AlternateContent>
+        <mc:Choice Requires="wps">
+          <w:drawing>
+            <wp:anchor distT="0" distB="0" distL="0" distR="0" simplePos="0" relativeHeight="251671552" behindDoc="1" locked="0" layoutInCell="1" allowOverlap="1" wp14:anchorId="4A351718" wp14:editId="71C3D606">
+              <wp:simplePos x="0" y="0"/>
+              <wp:positionH relativeFrom="page">
+                <wp:posOffset>1038225</wp:posOffset>
+              </wp:positionH>
+              <wp:positionV relativeFrom="page">
+                <wp:posOffset>447675</wp:posOffset>
+              </wp:positionV>
+              <wp:extent cx="828675" cy="194310"/>
+              <wp:effectExtent l="0" t="0" r="0" b="0"/>
+              <wp:wrapNone/>
+              <wp:docPr id="20" name="Textbox 28"/>
+              <wp:cNvGraphicFramePr>
+                <a:graphicFrameLocks xmlns:a="http://schemas.openxmlformats.org/drawingml/2006/main"/>
+              </wp:cNvGraphicFramePr>
+              <a:graphic xmlns:a="http://schemas.openxmlformats.org/drawingml/2006/main">
+                <a:graphicData uri="http://schemas.microsoft.com/office/word/2010/wordprocessingShape">
+                  <wps:wsp>
+                    <wps:cNvSpPr txBox="1">
+                      <a:spLocks/>
+                    </wps:cNvSpPr>
+                    <wps:spPr>
+                      <a:xfrm>
+                        <a:off x="0" y="0"/>
+                        <a:ext cx="828675" cy="194310"/>
+                      </a:xfrm>
+                      <a:prstGeom prst="rect">
+                        <a:avLst/>
+                      </a:prstGeom>
+                    </wps:spPr>
+                    <wps:txbx>
+                      <w:txbxContent>
+                        <w:p>
+                          <w:pPr>
+                            <w:pStyle w:val="BodyText"/>
+                            <w:spacing w:before="10"/>
+                            <w:ind w:left="20"/>
+                          </w:pPr>
+                          <w:r>
+                            <w:t>Serene Mind</w:t>
+                          </w:r>
+                        </w:p>
+                      </w:txbxContent>
+                    </wps:txbx>
+                    <wps:bodyPr wrap="square" lIns="0" tIns="0" rIns="0" bIns="0" rtlCol="0">
+                      <a:noAutofit/>
+                    </wps:bodyPr>
+                  </wps:wsp>
+                </a:graphicData>
+              </a:graphic>
+              <wp14:sizeRelH relativeFrom="margin">
+                <wp14:pctWidth>0</wp14:pctWidth>
+              </wp14:sizeRelH>
+            </wp:anchor>
+          </w:drawing>
+        </mc:Choice>
+        <mc:Fallback>
+          <w:pict>
+            <v:shape w14:anchorId="4A351718" id="_x0000_s1033" type="#_x0000_t202" style="position:absolute;margin-left:81.75pt;margin-top:35.25pt;width:65.25pt;height:15.3pt;z-index:-251644928;visibility:visible;mso-wrap-style:square;mso-width-percent:0;mso-wrap-distance-left:0;mso-wrap-distance-top:0;mso-wrap-distance-right:0;mso-wrap-distance-bottom:0;mso-position-horizontal:absolute;mso-position-horizontal-relative:page;mso-position-vertical:absolute;mso-position-vertical-relative:page;mso-width-percent:0;mso-width-relative:margin;v-text-anchor:top" o:gfxdata="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" filled="f" stroked="f">
+              <v:textbox inset="0,0,0,0">
+                <w:txbxContent>
+                  <w:p>
+                    <w:pPr>
+                      <w:pStyle w:val="BodyText"/>
+                      <w:spacing w:before="10"/>
+                      <w:ind w:left="20"/>
+                    </w:pPr>
+                    <w:r>
+                      <w:t>Serene Mind</w:t>
+                    </w:r>
+                  </w:p>
+                </w:txbxContent>
+              </v:textbox>
+              <w10:wrap anchorx="page" anchory="page"/>
+            </v:shape>
+          </w:pict>
+        </mc:Fallback>
+      </mc:AlternateContent>
+    </w:r>
+    <w:r>
+      <w:rPr>
+        <w:noProof/>
+        <w:sz w:val="20"/>
+      </w:rPr>
+      <mc:AlternateContent>
+        <mc:Choice Requires="wps">
+          <w:drawing>
+            <wp:anchor distT="0" distB="0" distL="0" distR="0" simplePos="0" relativeHeight="251672576" behindDoc="1" locked="0" layoutInCell="1" allowOverlap="1" wp14:anchorId="00F68A03" wp14:editId="0D1942E0">
+              <wp:simplePos x="0" y="0"/>
+              <wp:positionH relativeFrom="page">
+                <wp:posOffset>3811651</wp:posOffset>
+              </wp:positionH>
+              <wp:positionV relativeFrom="page">
+                <wp:posOffset>452204</wp:posOffset>
+              </wp:positionV>
+              <wp:extent cx="615950" cy="194310"/>
+              <wp:effectExtent l="0" t="0" r="0" b="0"/>
+              <wp:wrapNone/>
+              <wp:docPr id="21" name="Textbox 29"/>
+              <wp:cNvGraphicFramePr>
+                <a:graphicFrameLocks xmlns:a="http://schemas.openxmlformats.org/drawingml/2006/main"/>
+              </wp:cNvGraphicFramePr>
+              <a:graphic xmlns:a="http://schemas.openxmlformats.org/drawingml/2006/main">
+                <a:graphicData uri="http://schemas.microsoft.com/office/word/2010/wordprocessingShape">
+                  <wps:wsp>
+                    <wps:cNvSpPr txBox="1">
+                      <a:spLocks/>
+                    </wps:cNvSpPr>
+                    <wps:spPr>
+                      <a:xfrm>
+                        <a:off x="0" y="0"/>
+                        <a:ext cx="615950" cy="194310"/>
+                      </a:xfrm>
+                      <a:prstGeom prst="rect">
+                        <a:avLst/>
+                      </a:prstGeom>
+                    </wps:spPr>
+                    <wps:txbx>
+                      <w:txbxContent>
+                        <w:p>
+                          <w:pPr>
+                            <w:pStyle w:val="BodyText"/>
+                            <w:spacing w:before="10"/>
+                            <w:ind w:left="20"/>
+                          </w:pPr>
+                          <w:r>
+                            <w:t>Chapter</w:t>
+                          </w:r>
+                          <w:r>
+                            <w:rPr>
+                              <w:spacing w:val="-13"/>
+                            </w:rPr>
+                            <w:t xml:space="preserve"> </w:t>
+                          </w:r>
+                          <w:r>
+                            <w:rPr>
+                              <w:spacing w:val="-10"/>
+                            </w:rPr>
+                            <w:t>3</w:t>
+                          </w:r>
+                        </w:p>
+                      </w:txbxContent>
+                    </wps:txbx>
+                    <wps:bodyPr wrap="square" lIns="0" tIns="0" rIns="0" bIns="0" rtlCol="0">
+                      <a:noAutofit/>
+                    </wps:bodyPr>
+                  </wps:wsp>
+                </a:graphicData>
+              </a:graphic>
+            </wp:anchor>
+          </w:drawing>
+        </mc:Choice>
+        <mc:Fallback>
+          <w:pict>
+            <v:shape w14:anchorId="00F68A03" id="_x0000_s1034" type="#_x0000_t202" style="position:absolute;margin-left:300.15pt;margin-top:35.6pt;width:48.5pt;height:15.3pt;z-index:-251643904;visibility:visible;mso-wrap-style:square;mso-wrap-distance-left:0;mso-wrap-distance-top:0;mso-wrap-distance-right:0;mso-wrap-distance-bottom:0;mso-position-horizontal:absolute;mso-position-horizontal-relative:page;mso-position-vertical:absolute;mso-position-vertical-relative:page;v-text-anchor:top" o:gfxdata="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" filled="f" stroked="f">
+              <v:textbox inset="0,0,0,0">
+                <w:txbxContent>
+                  <w:p>
+                    <w:pPr>
+                      <w:pStyle w:val="BodyText"/>
+                      <w:spacing w:before="10"/>
+                      <w:ind w:left="20"/>
+                    </w:pPr>
+                    <w:r>
+                      <w:t>Chapter</w:t>
+                    </w:r>
+                    <w:r>
+                      <w:rPr>
+                        <w:spacing w:val="-13"/>
+                      </w:rPr>
+                      <w:t xml:space="preserve"> </w:t>
+                    </w:r>
+                    <w:r>
+                      <w:rPr>
+                        <w:spacing w:val="-10"/>
+                      </w:rPr>
+                      <w:t>3</w:t>
+                    </w:r>
+                  </w:p>
+                </w:txbxContent>
+              </v:textbox>
+              <w10:wrap anchorx="page" anchory="page"/>
+            </v:shape>
+          </w:pict>
+        </mc:Fallback>
+      </mc:AlternateContent>
+    </w:r>
+  </w:p>
+</w:hdr>
+</file>
+
 <file path=word/numbering.xml><?xml version="1.0" encoding="utf-8"?>
 <w:numbering xmlns:wpc="http://schemas.microsoft.com/office/word/2010/wordprocessingCanvas" xmlns:cx="http://schemas.microsoft.com/office/drawing/2014/chartex" xmlns:cx1="http://schemas.microsoft.com/office/drawing/2015/9/8/chartex" xmlns:cx2="http://schemas.microsoft.com/office/drawing/2015/10/21/chartex" xmlns:cx3="http://schemas.microsoft.com/office/drawing/2016/5/9/chartex" xmlns:cx4="http://schemas.microsoft.com/office/drawing/2016/5/10/chartex" xmlns:cx5="http://schemas.microsoft.com/office/drawing/2016/5/11/chartex" xmlns:cx6="http://schemas.microsoft.com/office/drawing/2016/5/12/chartex" xmlns:cx7="http://schemas.microsoft.com/office/drawing/2016/5/13/chartex" xmlns:cx8="http://schemas.microsoft.com/office/drawing/2016/5/14/chartex" xmlns:mc="http://schemas.openxmlformats.org/markup-compatibility/2006" xmlns:aink="http://schemas.microsoft.com/office/drawing/2016/ink" xmlns:am3d="http://schemas.microsoft.com/office/drawing/2017/model3d" xmlns:o="urn:schemas-microsoft-com:office:office" xmlns:r="http://schemas.openxmlformats.org/officeDocument/2006/relationships" xmlns:m="http://schemas.openxmlformats.org/officeDocument/2006/math" xmlns:v="urn:schemas-microsoft-com:vml" xmlns:wp14="http://schemas.microsoft.com/office/word/2010/wordprocessingDrawing" xmlns:wp="http://schemas.openxmlformats.org/drawingml/2006/wordprocessingDrawing" xmlns:w10="urn:schemas-microsoft-com:office:word" xmlns:w="http://schemas.openxmlformats.org/wordprocessingml/2006/main" xmlns:w14="http://schemas.microsoft.com/office/word/2010/wordml" xmlns:w15="http://schemas.microsoft.com/office/word/2012/wordml" xmlns:w16cex="http://schemas.microsoft.com/office/word/2018/wordml/cex" xmlns:w16cid="http://schemas.microsoft.com/office/word/2016/wordml/cid" xmlns:w16="http://schemas.microsoft.com/office/word/2018/wordml" xmlns:w16sdtdh="http://schemas.microsoft.com/office/word/2020/wordml/sdtdatahash" xmlns:w16se="http://schemas.microsoft.com/office/word/2015/wordml/symex" xmlns:wpg="http://schemas.microsoft.com/office/word/2010/wordprocessingGroup" xmlns:wpi="http://schemas.microsoft.com/office/word/2010/wordprocessingInk" xmlns:wne="http://schemas.microsoft.com/office/word/2006/wordml" xmlns:wps="http://schemas.microsoft.com/office/word/2010/wordprocessingShape" mc:Ignorable="w14 w15 w16se w16cid w16 w16cex w16sdtdh wp14">
   <w:abstractNum w:abstractNumId="0" w15:restartNumberingAfterBreak="0">
@@ -10729,9 +17401,9 @@
     </w:lvl>
   </w:abstractNum>
   <w:abstractNum w:abstractNumId="1" w15:restartNumberingAfterBreak="0">
-    <w:nsid w:val="148B3D8B"/>
+    <w:nsid w:val="0A080F75"/>
     <w:multiLevelType w:val="multilevel"/>
-    <w:tmpl w:val="B9EAE2DA"/>
+    <w:tmpl w:val="FFF2B5F4"/>
     <w:lvl w:ilvl="0">
       <w:start w:val="1"/>
       <w:numFmt w:val="decimal"/>
@@ -10748,6 +17420,205 @@
       <w:start w:val="1"/>
       <w:numFmt w:val="decimal"/>
       <w:lvlText w:val="%1.%2"/>
+      <w:lvlJc w:val="left"/>
+      <w:pPr>
+        <w:ind w:left="792" w:hanging="432"/>
+      </w:pPr>
+      <w:rPr>
+        <w:rFonts w:hint="default"/>
+      </w:rPr>
+    </w:lvl>
+    <w:lvl w:ilvl="2">
+      <w:start w:val="1"/>
+      <w:numFmt w:val="decimal"/>
+      <w:lvlText w:val="%1.%2.%3."/>
+      <w:lvlJc w:val="left"/>
+      <w:pPr>
+        <w:ind w:left="1224" w:hanging="504"/>
+      </w:pPr>
+      <w:rPr>
+        <w:rFonts w:hint="default"/>
+      </w:rPr>
+    </w:lvl>
+    <w:lvl w:ilvl="3">
+      <w:start w:val="1"/>
+      <w:numFmt w:val="decimal"/>
+      <w:lvlText w:val="%1.%2.%3.%4."/>
+      <w:lvlJc w:val="left"/>
+      <w:pPr>
+        <w:ind w:left="1728" w:hanging="648"/>
+      </w:pPr>
+      <w:rPr>
+        <w:rFonts w:hint="default"/>
+      </w:rPr>
+    </w:lvl>
+    <w:lvl w:ilvl="4">
+      <w:start w:val="1"/>
+      <w:numFmt w:val="decimal"/>
+      <w:lvlText w:val="%1.%2.%3.%4.%5."/>
+      <w:lvlJc w:val="left"/>
+      <w:pPr>
+        <w:ind w:left="2232" w:hanging="792"/>
+      </w:pPr>
+      <w:rPr>
+        <w:rFonts w:hint="default"/>
+      </w:rPr>
+    </w:lvl>
+    <w:lvl w:ilvl="5">
+      <w:start w:val="1"/>
+      <w:numFmt w:val="decimal"/>
+      <w:lvlText w:val="%1.%2.%3.%4.%5.%6."/>
+      <w:lvlJc w:val="left"/>
+      <w:pPr>
+        <w:ind w:left="2736" w:hanging="936"/>
+      </w:pPr>
+      <w:rPr>
+        <w:rFonts w:hint="default"/>
+      </w:rPr>
+    </w:lvl>
+    <w:lvl w:ilvl="6">
+      <w:start w:val="1"/>
+      <w:numFmt w:val="decimal"/>
+      <w:lvlText w:val="%1.%2.%3.%4.%5.%6.%7."/>
+      <w:lvlJc w:val="left"/>
+      <w:pPr>
+        <w:ind w:left="3240" w:hanging="1080"/>
+      </w:pPr>
+      <w:rPr>
+        <w:rFonts w:hint="default"/>
+      </w:rPr>
+    </w:lvl>
+    <w:lvl w:ilvl="7">
+      <w:start w:val="1"/>
+      <w:numFmt w:val="decimal"/>
+      <w:lvlText w:val="%1.%2.%3.%4.%5.%6.%7.%8."/>
+      <w:lvlJc w:val="left"/>
+      <w:pPr>
+        <w:ind w:left="3744" w:hanging="1224"/>
+      </w:pPr>
+      <w:rPr>
+        <w:rFonts w:hint="default"/>
+      </w:rPr>
+    </w:lvl>
+    <w:lvl w:ilvl="8">
+      <w:start w:val="1"/>
+      <w:numFmt w:val="decimal"/>
+      <w:lvlText w:val="%1.%2.%3.%4.%5.%6.%7.%8.%9."/>
+      <w:lvlJc w:val="left"/>
+      <w:pPr>
+        <w:ind w:left="4320" w:hanging="1440"/>
+      </w:pPr>
+      <w:rPr>
+        <w:rFonts w:hint="default"/>
+      </w:rPr>
+    </w:lvl>
+  </w:abstractNum>
+  <w:abstractNum w:abstractNumId="2" w15:restartNumberingAfterBreak="0">
+    <w:nsid w:val="0F4D21D6"/>
+    <w:multiLevelType w:val="multilevel"/>
+    <w:tmpl w:val="0409001F"/>
+    <w:lvl w:ilvl="0">
+      <w:start w:val="1"/>
+      <w:numFmt w:val="decimal"/>
+      <w:lvlText w:val="%1."/>
+      <w:lvlJc w:val="left"/>
+      <w:pPr>
+        <w:ind w:left="360" w:hanging="360"/>
+      </w:pPr>
+    </w:lvl>
+    <w:lvl w:ilvl="1">
+      <w:start w:val="1"/>
+      <w:numFmt w:val="decimal"/>
+      <w:lvlText w:val="%1.%2."/>
+      <w:lvlJc w:val="left"/>
+      <w:pPr>
+        <w:ind w:left="792" w:hanging="432"/>
+      </w:pPr>
+    </w:lvl>
+    <w:lvl w:ilvl="2">
+      <w:start w:val="1"/>
+      <w:numFmt w:val="decimal"/>
+      <w:lvlText w:val="%1.%2.%3."/>
+      <w:lvlJc w:val="left"/>
+      <w:pPr>
+        <w:ind w:left="1224" w:hanging="504"/>
+      </w:pPr>
+    </w:lvl>
+    <w:lvl w:ilvl="3">
+      <w:start w:val="1"/>
+      <w:numFmt w:val="decimal"/>
+      <w:lvlText w:val="%1.%2.%3.%4."/>
+      <w:lvlJc w:val="left"/>
+      <w:pPr>
+        <w:ind w:left="1728" w:hanging="648"/>
+      </w:pPr>
+    </w:lvl>
+    <w:lvl w:ilvl="4">
+      <w:start w:val="1"/>
+      <w:numFmt w:val="decimal"/>
+      <w:lvlText w:val="%1.%2.%3.%4.%5."/>
+      <w:lvlJc w:val="left"/>
+      <w:pPr>
+        <w:ind w:left="2232" w:hanging="792"/>
+      </w:pPr>
+    </w:lvl>
+    <w:lvl w:ilvl="5">
+      <w:start w:val="1"/>
+      <w:numFmt w:val="decimal"/>
+      <w:lvlText w:val="%1.%2.%3.%4.%5.%6."/>
+      <w:lvlJc w:val="left"/>
+      <w:pPr>
+        <w:ind w:left="2736" w:hanging="936"/>
+      </w:pPr>
+    </w:lvl>
+    <w:lvl w:ilvl="6">
+      <w:start w:val="1"/>
+      <w:numFmt w:val="decimal"/>
+      <w:lvlText w:val="%1.%2.%3.%4.%5.%6.%7."/>
+      <w:lvlJc w:val="left"/>
+      <w:pPr>
+        <w:ind w:left="3240" w:hanging="1080"/>
+      </w:pPr>
+    </w:lvl>
+    <w:lvl w:ilvl="7">
+      <w:start w:val="1"/>
+      <w:numFmt w:val="decimal"/>
+      <w:lvlText w:val="%1.%2.%3.%4.%5.%6.%7.%8."/>
+      <w:lvlJc w:val="left"/>
+      <w:pPr>
+        <w:ind w:left="3744" w:hanging="1224"/>
+      </w:pPr>
+    </w:lvl>
+    <w:lvl w:ilvl="8">
+      <w:start w:val="1"/>
+      <w:numFmt w:val="decimal"/>
+      <w:lvlText w:val="%1.%2.%3.%4.%5.%6.%7.%8.%9."/>
+      <w:lvlJc w:val="left"/>
+      <w:pPr>
+        <w:ind w:left="4320" w:hanging="1440"/>
+      </w:pPr>
+    </w:lvl>
+  </w:abstractNum>
+  <w:abstractNum w:abstractNumId="3" w15:restartNumberingAfterBreak="0">
+    <w:nsid w:val="148B3D8B"/>
+    <w:multiLevelType w:val="multilevel"/>
+    <w:tmpl w:val="464C259E"/>
+    <w:lvl w:ilvl="0">
+      <w:start w:val="1"/>
+      <w:numFmt w:val="decimal"/>
+      <w:lvlText w:val="%1."/>
+      <w:lvlJc w:val="left"/>
+      <w:pPr>
+        <w:ind w:left="360" w:hanging="360"/>
+      </w:pPr>
+      <w:rPr>
+        <w:rFonts w:hint="default"/>
+      </w:rPr>
+    </w:lvl>
+    <w:lvl w:ilvl="1">
+      <w:start w:val="1"/>
+      <w:numFmt w:val="decimal"/>
+      <w:lvlText w:val="3.%2"/>
       <w:lvlJc w:val="left"/>
       <w:pPr>
         <w:ind w:left="792" w:hanging="432"/>
@@ -10842,7 +17713,7 @@
       </w:rPr>
     </w:lvl>
   </w:abstractNum>
-  <w:abstractNum w:abstractNumId="2" w15:restartNumberingAfterBreak="0">
+  <w:abstractNum w:abstractNumId="4" w15:restartNumberingAfterBreak="0">
     <w:nsid w:val="216964D1"/>
     <w:multiLevelType w:val="multilevel"/>
     <w:tmpl w:val="DF126C26"/>
@@ -10955,7 +17826,7 @@
       </w:rPr>
     </w:lvl>
   </w:abstractNum>
-  <w:abstractNum w:abstractNumId="3" w15:restartNumberingAfterBreak="0">
+  <w:abstractNum w:abstractNumId="5" w15:restartNumberingAfterBreak="0">
     <w:nsid w:val="230E10DA"/>
     <w:multiLevelType w:val="hybridMultilevel"/>
     <w:tmpl w:val="41F01896"/>
@@ -11068,7 +17939,327 @@
       </w:rPr>
     </w:lvl>
   </w:abstractNum>
-  <w:abstractNum w:abstractNumId="4" w15:restartNumberingAfterBreak="0">
+  <w:abstractNum w:abstractNumId="6" w15:restartNumberingAfterBreak="0">
+    <w:nsid w:val="29B537D0"/>
+    <w:multiLevelType w:val="hybridMultilevel"/>
+    <w:tmpl w:val="F1084698"/>
+    <w:lvl w:ilvl="0" w:tplc="B31CBA96">
+      <w:numFmt w:val="bullet"/>
+      <w:lvlText w:val=""/>
+      <w:lvlJc w:val="left"/>
+      <w:pPr>
+        <w:ind w:left="848" w:hanging="360"/>
+      </w:pPr>
+      <w:rPr>
+        <w:rFonts w:ascii="Symbol" w:eastAsia="Symbol" w:hAnsi="Symbol" w:cs="Symbol" w:hint="default"/>
+        <w:b w:val="0"/>
+        <w:bCs w:val="0"/>
+        <w:i w:val="0"/>
+        <w:iCs w:val="0"/>
+        <w:spacing w:val="0"/>
+        <w:w w:val="100"/>
+        <w:sz w:val="24"/>
+        <w:szCs w:val="24"/>
+        <w:lang w:val="en-US" w:eastAsia="en-US" w:bidi="ar-SA"/>
+      </w:rPr>
+    </w:lvl>
+    <w:lvl w:ilvl="1" w:tplc="A24E0C60">
+      <w:numFmt w:val="bullet"/>
+      <w:lvlText w:val="•"/>
+      <w:lvlJc w:val="left"/>
+      <w:pPr>
+        <w:ind w:left="1452" w:hanging="360"/>
+      </w:pPr>
+      <w:rPr>
+        <w:rFonts w:hint="default"/>
+        <w:lang w:val="en-US" w:eastAsia="en-US" w:bidi="ar-SA"/>
+      </w:rPr>
+    </w:lvl>
+    <w:lvl w:ilvl="2" w:tplc="409C2C14">
+      <w:numFmt w:val="bullet"/>
+      <w:lvlText w:val="•"/>
+      <w:lvlJc w:val="left"/>
+      <w:pPr>
+        <w:ind w:left="2065" w:hanging="360"/>
+      </w:pPr>
+      <w:rPr>
+        <w:rFonts w:hint="default"/>
+        <w:lang w:val="en-US" w:eastAsia="en-US" w:bidi="ar-SA"/>
+      </w:rPr>
+    </w:lvl>
+    <w:lvl w:ilvl="3" w:tplc="4AEEEA72">
+      <w:numFmt w:val="bullet"/>
+      <w:lvlText w:val="•"/>
+      <w:lvlJc w:val="left"/>
+      <w:pPr>
+        <w:ind w:left="2677" w:hanging="360"/>
+      </w:pPr>
+      <w:rPr>
+        <w:rFonts w:hint="default"/>
+        <w:lang w:val="en-US" w:eastAsia="en-US" w:bidi="ar-SA"/>
+      </w:rPr>
+    </w:lvl>
+    <w:lvl w:ilvl="4" w:tplc="9AEA88F0">
+      <w:numFmt w:val="bullet"/>
+      <w:lvlText w:val="•"/>
+      <w:lvlJc w:val="left"/>
+      <w:pPr>
+        <w:ind w:left="3290" w:hanging="360"/>
+      </w:pPr>
+      <w:rPr>
+        <w:rFonts w:hint="default"/>
+        <w:lang w:val="en-US" w:eastAsia="en-US" w:bidi="ar-SA"/>
+      </w:rPr>
+    </w:lvl>
+    <w:lvl w:ilvl="5" w:tplc="D8EE9B62">
+      <w:numFmt w:val="bullet"/>
+      <w:lvlText w:val="•"/>
+      <w:lvlJc w:val="left"/>
+      <w:pPr>
+        <w:ind w:left="3902" w:hanging="360"/>
+      </w:pPr>
+      <w:rPr>
+        <w:rFonts w:hint="default"/>
+        <w:lang w:val="en-US" w:eastAsia="en-US" w:bidi="ar-SA"/>
+      </w:rPr>
+    </w:lvl>
+    <w:lvl w:ilvl="6" w:tplc="86921844">
+      <w:numFmt w:val="bullet"/>
+      <w:lvlText w:val="•"/>
+      <w:lvlJc w:val="left"/>
+      <w:pPr>
+        <w:ind w:left="4515" w:hanging="360"/>
+      </w:pPr>
+      <w:rPr>
+        <w:rFonts w:hint="default"/>
+        <w:lang w:val="en-US" w:eastAsia="en-US" w:bidi="ar-SA"/>
+      </w:rPr>
+    </w:lvl>
+    <w:lvl w:ilvl="7" w:tplc="34E6B064">
+      <w:numFmt w:val="bullet"/>
+      <w:lvlText w:val="•"/>
+      <w:lvlJc w:val="left"/>
+      <w:pPr>
+        <w:ind w:left="5127" w:hanging="360"/>
+      </w:pPr>
+      <w:rPr>
+        <w:rFonts w:hint="default"/>
+        <w:lang w:val="en-US" w:eastAsia="en-US" w:bidi="ar-SA"/>
+      </w:rPr>
+    </w:lvl>
+    <w:lvl w:ilvl="8" w:tplc="60504F04">
+      <w:numFmt w:val="bullet"/>
+      <w:lvlText w:val="•"/>
+      <w:lvlJc w:val="left"/>
+      <w:pPr>
+        <w:ind w:left="5740" w:hanging="360"/>
+      </w:pPr>
+      <w:rPr>
+        <w:rFonts w:hint="default"/>
+        <w:lang w:val="en-US" w:eastAsia="en-US" w:bidi="ar-SA"/>
+      </w:rPr>
+    </w:lvl>
+  </w:abstractNum>
+  <w:abstractNum w:abstractNumId="7" w15:restartNumberingAfterBreak="0">
+    <w:nsid w:val="2B09223C"/>
+    <w:multiLevelType w:val="multilevel"/>
+    <w:tmpl w:val="D91493C4"/>
+    <w:lvl w:ilvl="0">
+      <w:start w:val="2"/>
+      <w:numFmt w:val="decimal"/>
+      <w:lvlText w:val="%1."/>
+      <w:lvlJc w:val="left"/>
+      <w:pPr>
+        <w:ind w:left="360" w:hanging="360"/>
+      </w:pPr>
+      <w:rPr>
+        <w:rFonts w:hint="default"/>
+      </w:rPr>
+    </w:lvl>
+    <w:lvl w:ilvl="1">
+      <w:start w:val="1"/>
+      <w:numFmt w:val="decimal"/>
+      <w:lvlText w:val="%1.%2"/>
+      <w:lvlJc w:val="left"/>
+      <w:pPr>
+        <w:ind w:left="792" w:hanging="432"/>
+      </w:pPr>
+      <w:rPr>
+        <w:rFonts w:hint="default"/>
+      </w:rPr>
+    </w:lvl>
+    <w:lvl w:ilvl="2">
+      <w:start w:val="6"/>
+      <w:numFmt w:val="decimal"/>
+      <w:lvlText w:val="%1.%2.%3"/>
+      <w:lvlJc w:val="left"/>
+      <w:pPr>
+        <w:ind w:left="1224" w:hanging="504"/>
+      </w:pPr>
+      <w:rPr>
+        <w:rFonts w:hint="default"/>
+      </w:rPr>
+    </w:lvl>
+    <w:lvl w:ilvl="3">
+      <w:start w:val="1"/>
+      <w:numFmt w:val="decimal"/>
+      <w:lvlText w:val="%1.%2.%3.%4"/>
+      <w:lvlJc w:val="left"/>
+      <w:pPr>
+        <w:ind w:left="1728" w:hanging="648"/>
+      </w:pPr>
+      <w:rPr>
+        <w:rFonts w:hint="default"/>
+      </w:rPr>
+    </w:lvl>
+    <w:lvl w:ilvl="4">
+      <w:start w:val="1"/>
+      <w:numFmt w:val="decimal"/>
+      <w:lvlText w:val="%1.%2.%3.%4.%5."/>
+      <w:lvlJc w:val="left"/>
+      <w:pPr>
+        <w:ind w:left="2232" w:hanging="792"/>
+      </w:pPr>
+      <w:rPr>
+        <w:rFonts w:hint="default"/>
+      </w:rPr>
+    </w:lvl>
+    <w:lvl w:ilvl="5">
+      <w:start w:val="1"/>
+      <w:numFmt w:val="decimal"/>
+      <w:lvlText w:val="%1.%2.%3.%4.%5.%6."/>
+      <w:lvlJc w:val="left"/>
+      <w:pPr>
+        <w:ind w:left="2736" w:hanging="936"/>
+      </w:pPr>
+      <w:rPr>
+        <w:rFonts w:hint="default"/>
+      </w:rPr>
+    </w:lvl>
+    <w:lvl w:ilvl="6">
+      <w:start w:val="1"/>
+      <w:numFmt w:val="decimal"/>
+      <w:lvlText w:val="%1.%2.%3.%4.%5.%6.%7."/>
+      <w:lvlJc w:val="left"/>
+      <w:pPr>
+        <w:ind w:left="3240" w:hanging="1080"/>
+      </w:pPr>
+      <w:rPr>
+        <w:rFonts w:hint="default"/>
+      </w:rPr>
+    </w:lvl>
+    <w:lvl w:ilvl="7">
+      <w:start w:val="1"/>
+      <w:numFmt w:val="decimal"/>
+      <w:lvlText w:val="%1.%2.%3.%4.%5.%6.%7.%8."/>
+      <w:lvlJc w:val="left"/>
+      <w:pPr>
+        <w:ind w:left="3744" w:hanging="1224"/>
+      </w:pPr>
+      <w:rPr>
+        <w:rFonts w:hint="default"/>
+      </w:rPr>
+    </w:lvl>
+    <w:lvl w:ilvl="8">
+      <w:start w:val="1"/>
+      <w:numFmt w:val="decimal"/>
+      <w:lvlText w:val="%1.%2.%3.%4.%5.%6.%7.%8.%9."/>
+      <w:lvlJc w:val="left"/>
+      <w:pPr>
+        <w:ind w:left="4320" w:hanging="1440"/>
+      </w:pPr>
+      <w:rPr>
+        <w:rFonts w:hint="default"/>
+      </w:rPr>
+    </w:lvl>
+  </w:abstractNum>
+  <w:abstractNum w:abstractNumId="8" w15:restartNumberingAfterBreak="0">
+    <w:nsid w:val="2B9827DA"/>
+    <w:multiLevelType w:val="hybridMultilevel"/>
+    <w:tmpl w:val="385CAFC6"/>
+    <w:lvl w:ilvl="0" w:tplc="0409000F">
+      <w:start w:val="1"/>
+      <w:numFmt w:val="decimal"/>
+      <w:lvlText w:val="%1."/>
+      <w:lvlJc w:val="left"/>
+      <w:pPr>
+        <w:ind w:left="1081" w:hanging="360"/>
+      </w:pPr>
+    </w:lvl>
+    <w:lvl w:ilvl="1" w:tplc="04090019" w:tentative="1">
+      <w:start w:val="1"/>
+      <w:numFmt w:val="lowerLetter"/>
+      <w:lvlText w:val="%2."/>
+      <w:lvlJc w:val="left"/>
+      <w:pPr>
+        <w:ind w:left="1801" w:hanging="360"/>
+      </w:pPr>
+    </w:lvl>
+    <w:lvl w:ilvl="2" w:tplc="0409001B" w:tentative="1">
+      <w:start w:val="1"/>
+      <w:numFmt w:val="lowerRoman"/>
+      <w:lvlText w:val="%3."/>
+      <w:lvlJc w:val="right"/>
+      <w:pPr>
+        <w:ind w:left="2521" w:hanging="180"/>
+      </w:pPr>
+    </w:lvl>
+    <w:lvl w:ilvl="3" w:tplc="0409000F" w:tentative="1">
+      <w:start w:val="1"/>
+      <w:numFmt w:val="decimal"/>
+      <w:lvlText w:val="%4."/>
+      <w:lvlJc w:val="left"/>
+      <w:pPr>
+        <w:ind w:left="3241" w:hanging="360"/>
+      </w:pPr>
+    </w:lvl>
+    <w:lvl w:ilvl="4" w:tplc="04090019" w:tentative="1">
+      <w:start w:val="1"/>
+      <w:numFmt w:val="lowerLetter"/>
+      <w:lvlText w:val="%5."/>
+      <w:lvlJc w:val="left"/>
+      <w:pPr>
+        <w:ind w:left="3961" w:hanging="360"/>
+      </w:pPr>
+    </w:lvl>
+    <w:lvl w:ilvl="5" w:tplc="0409001B" w:tentative="1">
+      <w:start w:val="1"/>
+      <w:numFmt w:val="lowerRoman"/>
+      <w:lvlText w:val="%6."/>
+      <w:lvlJc w:val="right"/>
+      <w:pPr>
+        <w:ind w:left="4681" w:hanging="180"/>
+      </w:pPr>
+    </w:lvl>
+    <w:lvl w:ilvl="6" w:tplc="0409000F" w:tentative="1">
+      <w:start w:val="1"/>
+      <w:numFmt w:val="decimal"/>
+      <w:lvlText w:val="%7."/>
+      <w:lvlJc w:val="left"/>
+      <w:pPr>
+        <w:ind w:left="5401" w:hanging="360"/>
+      </w:pPr>
+    </w:lvl>
+    <w:lvl w:ilvl="7" w:tplc="04090019" w:tentative="1">
+      <w:start w:val="1"/>
+      <w:numFmt w:val="lowerLetter"/>
+      <w:lvlText w:val="%8."/>
+      <w:lvlJc w:val="left"/>
+      <w:pPr>
+        <w:ind w:left="6121" w:hanging="360"/>
+      </w:pPr>
+    </w:lvl>
+    <w:lvl w:ilvl="8" w:tplc="0409001B" w:tentative="1">
+      <w:start w:val="1"/>
+      <w:numFmt w:val="lowerRoman"/>
+      <w:lvlText w:val="%9."/>
+      <w:lvlJc w:val="right"/>
+      <w:pPr>
+        <w:ind w:left="6841" w:hanging="180"/>
+      </w:pPr>
+    </w:lvl>
+  </w:abstractNum>
+  <w:abstractNum w:abstractNumId="9" w15:restartNumberingAfterBreak="0">
     <w:nsid w:val="308474E7"/>
     <w:multiLevelType w:val="hybridMultilevel"/>
     <w:tmpl w:val="388A69BC"/>
@@ -11154,7 +18345,7 @@
       </w:pPr>
     </w:lvl>
   </w:abstractNum>
-  <w:abstractNum w:abstractNumId="5" w15:restartNumberingAfterBreak="0">
+  <w:abstractNum w:abstractNumId="10" w15:restartNumberingAfterBreak="0">
     <w:nsid w:val="3A434F6A"/>
     <w:multiLevelType w:val="multilevel"/>
     <w:tmpl w:val="D8220830"/>
@@ -11240,7 +18431,206 @@
       </w:pPr>
     </w:lvl>
   </w:abstractNum>
-  <w:abstractNum w:abstractNumId="6" w15:restartNumberingAfterBreak="0">
+  <w:abstractNum w:abstractNumId="11" w15:restartNumberingAfterBreak="0">
+    <w:nsid w:val="40634CD8"/>
+    <w:multiLevelType w:val="multilevel"/>
+    <w:tmpl w:val="E7320790"/>
+    <w:lvl w:ilvl="0">
+      <w:start w:val="2"/>
+      <w:numFmt w:val="decimal"/>
+      <w:lvlText w:val="%1."/>
+      <w:lvlJc w:val="left"/>
+      <w:pPr>
+        <w:ind w:left="360" w:hanging="360"/>
+      </w:pPr>
+      <w:rPr>
+        <w:rFonts w:hint="default"/>
+      </w:rPr>
+    </w:lvl>
+    <w:lvl w:ilvl="1">
+      <w:start w:val="2"/>
+      <w:numFmt w:val="decimal"/>
+      <w:lvlText w:val="%1.%2"/>
+      <w:lvlJc w:val="left"/>
+      <w:pPr>
+        <w:ind w:left="792" w:hanging="432"/>
+      </w:pPr>
+      <w:rPr>
+        <w:rFonts w:hint="default"/>
+      </w:rPr>
+    </w:lvl>
+    <w:lvl w:ilvl="2">
+      <w:start w:val="1"/>
+      <w:numFmt w:val="decimal"/>
+      <w:lvlText w:val="%1.%2.%3"/>
+      <w:lvlJc w:val="left"/>
+      <w:pPr>
+        <w:ind w:left="1224" w:hanging="504"/>
+      </w:pPr>
+      <w:rPr>
+        <w:rFonts w:hint="default"/>
+      </w:rPr>
+    </w:lvl>
+    <w:lvl w:ilvl="3">
+      <w:start w:val="1"/>
+      <w:numFmt w:val="decimal"/>
+      <w:lvlText w:val="%1.%2.%3.%4"/>
+      <w:lvlJc w:val="left"/>
+      <w:pPr>
+        <w:ind w:left="1728" w:hanging="648"/>
+      </w:pPr>
+      <w:rPr>
+        <w:rFonts w:hint="default"/>
+      </w:rPr>
+    </w:lvl>
+    <w:lvl w:ilvl="4">
+      <w:start w:val="1"/>
+      <w:numFmt w:val="decimal"/>
+      <w:lvlText w:val="%1.%2.%3.%4.%5."/>
+      <w:lvlJc w:val="left"/>
+      <w:pPr>
+        <w:ind w:left="2232" w:hanging="792"/>
+      </w:pPr>
+      <w:rPr>
+        <w:rFonts w:hint="default"/>
+      </w:rPr>
+    </w:lvl>
+    <w:lvl w:ilvl="5">
+      <w:start w:val="1"/>
+      <w:numFmt w:val="decimal"/>
+      <w:lvlText w:val="%1.%2.%3.%4.%5.%6."/>
+      <w:lvlJc w:val="left"/>
+      <w:pPr>
+        <w:ind w:left="2736" w:hanging="936"/>
+      </w:pPr>
+      <w:rPr>
+        <w:rFonts w:hint="default"/>
+      </w:rPr>
+    </w:lvl>
+    <w:lvl w:ilvl="6">
+      <w:start w:val="1"/>
+      <w:numFmt w:val="decimal"/>
+      <w:lvlText w:val="%1.%2.%3.%4.%5.%6.%7."/>
+      <w:lvlJc w:val="left"/>
+      <w:pPr>
+        <w:ind w:left="3240" w:hanging="1080"/>
+      </w:pPr>
+      <w:rPr>
+        <w:rFonts w:hint="default"/>
+      </w:rPr>
+    </w:lvl>
+    <w:lvl w:ilvl="7">
+      <w:start w:val="1"/>
+      <w:numFmt w:val="decimal"/>
+      <w:lvlText w:val="%1.%2.%3.%4.%5.%6.%7.%8."/>
+      <w:lvlJc w:val="left"/>
+      <w:pPr>
+        <w:ind w:left="3744" w:hanging="1224"/>
+      </w:pPr>
+      <w:rPr>
+        <w:rFonts w:hint="default"/>
+      </w:rPr>
+    </w:lvl>
+    <w:lvl w:ilvl="8">
+      <w:start w:val="1"/>
+      <w:numFmt w:val="decimal"/>
+      <w:lvlText w:val="%1.%2.%3.%4.%5.%6.%7.%8.%9."/>
+      <w:lvlJc w:val="left"/>
+      <w:pPr>
+        <w:ind w:left="4320" w:hanging="1440"/>
+      </w:pPr>
+      <w:rPr>
+        <w:rFonts w:hint="default"/>
+      </w:rPr>
+    </w:lvl>
+  </w:abstractNum>
+  <w:abstractNum w:abstractNumId="12" w15:restartNumberingAfterBreak="0">
+    <w:nsid w:val="48802BF4"/>
+    <w:multiLevelType w:val="hybridMultilevel"/>
+    <w:tmpl w:val="BCBC2ACC"/>
+    <w:lvl w:ilvl="0" w:tplc="0409000F">
+      <w:start w:val="1"/>
+      <w:numFmt w:val="decimal"/>
+      <w:lvlText w:val="%1."/>
+      <w:lvlJc w:val="left"/>
+      <w:pPr>
+        <w:ind w:left="720" w:hanging="360"/>
+      </w:pPr>
+    </w:lvl>
+    <w:lvl w:ilvl="1" w:tplc="04090019" w:tentative="1">
+      <w:start w:val="1"/>
+      <w:numFmt w:val="lowerLetter"/>
+      <w:lvlText w:val="%2."/>
+      <w:lvlJc w:val="left"/>
+      <w:pPr>
+        <w:ind w:left="1440" w:hanging="360"/>
+      </w:pPr>
+    </w:lvl>
+    <w:lvl w:ilvl="2" w:tplc="0409001B" w:tentative="1">
+      <w:start w:val="1"/>
+      <w:numFmt w:val="lowerRoman"/>
+      <w:lvlText w:val="%3."/>
+      <w:lvlJc w:val="right"/>
+      <w:pPr>
+        <w:ind w:left="2160" w:hanging="180"/>
+      </w:pPr>
+    </w:lvl>
+    <w:lvl w:ilvl="3" w:tplc="0409000F" w:tentative="1">
+      <w:start w:val="1"/>
+      <w:numFmt w:val="decimal"/>
+      <w:lvlText w:val="%4."/>
+      <w:lvlJc w:val="left"/>
+      <w:pPr>
+        <w:ind w:left="2880" w:hanging="360"/>
+      </w:pPr>
+    </w:lvl>
+    <w:lvl w:ilvl="4" w:tplc="04090019" w:tentative="1">
+      <w:start w:val="1"/>
+      <w:numFmt w:val="lowerLetter"/>
+      <w:lvlText w:val="%5."/>
+      <w:lvlJc w:val="left"/>
+      <w:pPr>
+        <w:ind w:left="3600" w:hanging="360"/>
+      </w:pPr>
+    </w:lvl>
+    <w:lvl w:ilvl="5" w:tplc="0409001B" w:tentative="1">
+      <w:start w:val="1"/>
+      <w:numFmt w:val="lowerRoman"/>
+      <w:lvlText w:val="%6."/>
+      <w:lvlJc w:val="right"/>
+      <w:pPr>
+        <w:ind w:left="4320" w:hanging="180"/>
+      </w:pPr>
+    </w:lvl>
+    <w:lvl w:ilvl="6" w:tplc="0409000F" w:tentative="1">
+      <w:start w:val="1"/>
+      <w:numFmt w:val="decimal"/>
+      <w:lvlText w:val="%7."/>
+      <w:lvlJc w:val="left"/>
+      <w:pPr>
+        <w:ind w:left="5040" w:hanging="360"/>
+      </w:pPr>
+    </w:lvl>
+    <w:lvl w:ilvl="7" w:tplc="04090019" w:tentative="1">
+      <w:start w:val="1"/>
+      <w:numFmt w:val="lowerLetter"/>
+      <w:lvlText w:val="%8."/>
+      <w:lvlJc w:val="left"/>
+      <w:pPr>
+        <w:ind w:left="5760" w:hanging="360"/>
+      </w:pPr>
+    </w:lvl>
+    <w:lvl w:ilvl="8" w:tplc="0409001B" w:tentative="1">
+      <w:start w:val="1"/>
+      <w:numFmt w:val="lowerRoman"/>
+      <w:lvlText w:val="%9."/>
+      <w:lvlJc w:val="right"/>
+      <w:pPr>
+        <w:ind w:left="6480" w:hanging="180"/>
+      </w:pPr>
+    </w:lvl>
+  </w:abstractNum>
+  <w:abstractNum w:abstractNumId="13" w15:restartNumberingAfterBreak="0">
     <w:nsid w:val="4AB25B1F"/>
     <w:multiLevelType w:val="multilevel"/>
     <w:tmpl w:val="0409001F"/>
@@ -11326,17 +18716,297 @@
       </w:pPr>
     </w:lvl>
   </w:abstractNum>
+  <w:abstractNum w:abstractNumId="14" w15:restartNumberingAfterBreak="0">
+    <w:nsid w:val="50E8265B"/>
+    <w:multiLevelType w:val="multilevel"/>
+    <w:tmpl w:val="5F9087F0"/>
+    <w:lvl w:ilvl="0">
+      <w:start w:val="3"/>
+      <w:numFmt w:val="decimal"/>
+      <w:lvlText w:val="%1"/>
+      <w:lvlJc w:val="left"/>
+      <w:pPr>
+        <w:ind w:left="1293" w:hanging="572"/>
+      </w:pPr>
+      <w:rPr>
+        <w:rFonts w:hint="default"/>
+        <w:lang w:val="en-US" w:eastAsia="en-US" w:bidi="ar-SA"/>
+      </w:rPr>
+    </w:lvl>
+    <w:lvl w:ilvl="1">
+      <w:start w:val="1"/>
+      <w:numFmt w:val="decimal"/>
+      <w:lvlText w:val="%1.%2"/>
+      <w:lvlJc w:val="left"/>
+      <w:pPr>
+        <w:ind w:left="1293" w:hanging="572"/>
+      </w:pPr>
+      <w:rPr>
+        <w:rFonts w:ascii="Times New Roman" w:eastAsia="Times New Roman" w:hAnsi="Times New Roman" w:cs="Times New Roman" w:hint="default"/>
+        <w:b/>
+        <w:bCs/>
+        <w:i w:val="0"/>
+        <w:iCs w:val="0"/>
+        <w:spacing w:val="0"/>
+        <w:w w:val="100"/>
+        <w:sz w:val="24"/>
+        <w:szCs w:val="24"/>
+        <w:lang w:val="en-US" w:eastAsia="en-US" w:bidi="ar-SA"/>
+      </w:rPr>
+    </w:lvl>
+    <w:lvl w:ilvl="2">
+      <w:start w:val="1"/>
+      <w:numFmt w:val="decimal"/>
+      <w:lvlText w:val="%1.%2.%3"/>
+      <w:lvlJc w:val="left"/>
+      <w:pPr>
+        <w:ind w:left="1443" w:hanging="721"/>
+      </w:pPr>
+      <w:rPr>
+        <w:rFonts w:ascii="Times New Roman" w:eastAsia="Times New Roman" w:hAnsi="Times New Roman" w:cs="Times New Roman" w:hint="default"/>
+        <w:b/>
+        <w:bCs/>
+        <w:i w:val="0"/>
+        <w:iCs w:val="0"/>
+        <w:spacing w:val="0"/>
+        <w:w w:val="100"/>
+        <w:sz w:val="24"/>
+        <w:szCs w:val="24"/>
+        <w:lang w:val="en-US" w:eastAsia="en-US" w:bidi="ar-SA"/>
+      </w:rPr>
+    </w:lvl>
+    <w:lvl w:ilvl="3">
+      <w:start w:val="1"/>
+      <w:numFmt w:val="decimal"/>
+      <w:lvlText w:val="%1.%2.%3.%4"/>
+      <w:lvlJc w:val="left"/>
+      <w:pPr>
+        <w:ind w:left="1593" w:hanging="872"/>
+      </w:pPr>
+      <w:rPr>
+        <w:rFonts w:ascii="Times New Roman" w:eastAsia="Times New Roman" w:hAnsi="Times New Roman" w:cs="Times New Roman" w:hint="default"/>
+        <w:b w:val="0"/>
+        <w:bCs w:val="0"/>
+        <w:i w:val="0"/>
+        <w:iCs w:val="0"/>
+        <w:spacing w:val="0"/>
+        <w:w w:val="100"/>
+        <w:sz w:val="24"/>
+        <w:szCs w:val="24"/>
+        <w:lang w:val="en-US" w:eastAsia="en-US" w:bidi="ar-SA"/>
+      </w:rPr>
+    </w:lvl>
+    <w:lvl w:ilvl="4">
+      <w:start w:val="1"/>
+      <w:numFmt w:val="decimal"/>
+      <w:lvlText w:val="%1.%2.%3.%4.%5"/>
+      <w:lvlJc w:val="left"/>
+      <w:pPr>
+        <w:ind w:left="1729" w:hanging="1007"/>
+      </w:pPr>
+      <w:rPr>
+        <w:rFonts w:ascii="Times New Roman" w:eastAsia="Times New Roman" w:hAnsi="Times New Roman" w:cs="Times New Roman" w:hint="default"/>
+        <w:b w:val="0"/>
+        <w:bCs w:val="0"/>
+        <w:i w:val="0"/>
+        <w:iCs w:val="0"/>
+        <w:spacing w:val="0"/>
+        <w:w w:val="100"/>
+        <w:sz w:val="24"/>
+        <w:szCs w:val="24"/>
+        <w:lang w:val="en-US" w:eastAsia="en-US" w:bidi="ar-SA"/>
+      </w:rPr>
+    </w:lvl>
+    <w:lvl w:ilvl="5">
+      <w:start w:val="1"/>
+      <w:numFmt w:val="decimal"/>
+      <w:lvlText w:val="%1.%2.%3.%4.%5.%6"/>
+      <w:lvlJc w:val="left"/>
+      <w:pPr>
+        <w:ind w:left="1879" w:hanging="1157"/>
+      </w:pPr>
+      <w:rPr>
+        <w:rFonts w:ascii="Times New Roman" w:eastAsia="Times New Roman" w:hAnsi="Times New Roman" w:cs="Times New Roman" w:hint="default"/>
+        <w:b w:val="0"/>
+        <w:bCs w:val="0"/>
+        <w:i w:val="0"/>
+        <w:iCs w:val="0"/>
+        <w:spacing w:val="0"/>
+        <w:w w:val="100"/>
+        <w:sz w:val="24"/>
+        <w:szCs w:val="24"/>
+        <w:lang w:val="en-US" w:eastAsia="en-US" w:bidi="ar-SA"/>
+      </w:rPr>
+    </w:lvl>
+    <w:lvl w:ilvl="6">
+      <w:numFmt w:val="bullet"/>
+      <w:lvlText w:val="•"/>
+      <w:lvlJc w:val="left"/>
+      <w:pPr>
+        <w:ind w:left="4493" w:hanging="1157"/>
+      </w:pPr>
+      <w:rPr>
+        <w:rFonts w:hint="default"/>
+        <w:lang w:val="en-US" w:eastAsia="en-US" w:bidi="ar-SA"/>
+      </w:rPr>
+    </w:lvl>
+    <w:lvl w:ilvl="7">
+      <w:numFmt w:val="bullet"/>
+      <w:lvlText w:val="•"/>
+      <w:lvlJc w:val="left"/>
+      <w:pPr>
+        <w:ind w:left="5800" w:hanging="1157"/>
+      </w:pPr>
+      <w:rPr>
+        <w:rFonts w:hint="default"/>
+        <w:lang w:val="en-US" w:eastAsia="en-US" w:bidi="ar-SA"/>
+      </w:rPr>
+    </w:lvl>
+    <w:lvl w:ilvl="8">
+      <w:numFmt w:val="bullet"/>
+      <w:lvlText w:val="•"/>
+      <w:lvlJc w:val="left"/>
+      <w:pPr>
+        <w:ind w:left="7106" w:hanging="1157"/>
+      </w:pPr>
+      <w:rPr>
+        <w:rFonts w:hint="default"/>
+        <w:lang w:val="en-US" w:eastAsia="en-US" w:bidi="ar-SA"/>
+      </w:rPr>
+    </w:lvl>
+  </w:abstractNum>
+  <w:abstractNum w:abstractNumId="15" w15:restartNumberingAfterBreak="0">
+    <w:nsid w:val="61485BAE"/>
+    <w:multiLevelType w:val="hybridMultilevel"/>
+    <w:tmpl w:val="EE2A3FA6"/>
+    <w:lvl w:ilvl="0" w:tplc="40AC6C8E">
+      <w:numFmt w:val="bullet"/>
+      <w:lvlText w:val=""/>
+      <w:lvlJc w:val="left"/>
+      <w:pPr>
+        <w:ind w:left="848" w:hanging="360"/>
+      </w:pPr>
+      <w:rPr>
+        <w:rFonts w:ascii="Symbol" w:eastAsia="Symbol" w:hAnsi="Symbol" w:cs="Symbol" w:hint="default"/>
+        <w:b w:val="0"/>
+        <w:bCs w:val="0"/>
+        <w:i w:val="0"/>
+        <w:iCs w:val="0"/>
+        <w:spacing w:val="0"/>
+        <w:w w:val="100"/>
+        <w:sz w:val="24"/>
+        <w:szCs w:val="24"/>
+        <w:lang w:val="en-US" w:eastAsia="en-US" w:bidi="ar-SA"/>
+      </w:rPr>
+    </w:lvl>
+    <w:lvl w:ilvl="1" w:tplc="F39063DA">
+      <w:numFmt w:val="bullet"/>
+      <w:lvlText w:val="•"/>
+      <w:lvlJc w:val="left"/>
+      <w:pPr>
+        <w:ind w:left="1452" w:hanging="360"/>
+      </w:pPr>
+      <w:rPr>
+        <w:rFonts w:hint="default"/>
+        <w:lang w:val="en-US" w:eastAsia="en-US" w:bidi="ar-SA"/>
+      </w:rPr>
+    </w:lvl>
+    <w:lvl w:ilvl="2" w:tplc="2B888FC2">
+      <w:numFmt w:val="bullet"/>
+      <w:lvlText w:val="•"/>
+      <w:lvlJc w:val="left"/>
+      <w:pPr>
+        <w:ind w:left="2065" w:hanging="360"/>
+      </w:pPr>
+      <w:rPr>
+        <w:rFonts w:hint="default"/>
+        <w:lang w:val="en-US" w:eastAsia="en-US" w:bidi="ar-SA"/>
+      </w:rPr>
+    </w:lvl>
+    <w:lvl w:ilvl="3" w:tplc="7CDC86A4">
+      <w:numFmt w:val="bullet"/>
+      <w:lvlText w:val="•"/>
+      <w:lvlJc w:val="left"/>
+      <w:pPr>
+        <w:ind w:left="2677" w:hanging="360"/>
+      </w:pPr>
+      <w:rPr>
+        <w:rFonts w:hint="default"/>
+        <w:lang w:val="en-US" w:eastAsia="en-US" w:bidi="ar-SA"/>
+      </w:rPr>
+    </w:lvl>
+    <w:lvl w:ilvl="4" w:tplc="D5744932">
+      <w:numFmt w:val="bullet"/>
+      <w:lvlText w:val="•"/>
+      <w:lvlJc w:val="left"/>
+      <w:pPr>
+        <w:ind w:left="3290" w:hanging="360"/>
+      </w:pPr>
+      <w:rPr>
+        <w:rFonts w:hint="default"/>
+        <w:lang w:val="en-US" w:eastAsia="en-US" w:bidi="ar-SA"/>
+      </w:rPr>
+    </w:lvl>
+    <w:lvl w:ilvl="5" w:tplc="94BEB3DE">
+      <w:numFmt w:val="bullet"/>
+      <w:lvlText w:val="•"/>
+      <w:lvlJc w:val="left"/>
+      <w:pPr>
+        <w:ind w:left="3902" w:hanging="360"/>
+      </w:pPr>
+      <w:rPr>
+        <w:rFonts w:hint="default"/>
+        <w:lang w:val="en-US" w:eastAsia="en-US" w:bidi="ar-SA"/>
+      </w:rPr>
+    </w:lvl>
+    <w:lvl w:ilvl="6" w:tplc="B98A5F04">
+      <w:numFmt w:val="bullet"/>
+      <w:lvlText w:val="•"/>
+      <w:lvlJc w:val="left"/>
+      <w:pPr>
+        <w:ind w:left="4515" w:hanging="360"/>
+      </w:pPr>
+      <w:rPr>
+        <w:rFonts w:hint="default"/>
+        <w:lang w:val="en-US" w:eastAsia="en-US" w:bidi="ar-SA"/>
+      </w:rPr>
+    </w:lvl>
+    <w:lvl w:ilvl="7" w:tplc="890E813E">
+      <w:numFmt w:val="bullet"/>
+      <w:lvlText w:val="•"/>
+      <w:lvlJc w:val="left"/>
+      <w:pPr>
+        <w:ind w:left="5127" w:hanging="360"/>
+      </w:pPr>
+      <w:rPr>
+        <w:rFonts w:hint="default"/>
+        <w:lang w:val="en-US" w:eastAsia="en-US" w:bidi="ar-SA"/>
+      </w:rPr>
+    </w:lvl>
+    <w:lvl w:ilvl="8" w:tplc="C66E1030">
+      <w:numFmt w:val="bullet"/>
+      <w:lvlText w:val="•"/>
+      <w:lvlJc w:val="left"/>
+      <w:pPr>
+        <w:ind w:left="5740" w:hanging="360"/>
+      </w:pPr>
+      <w:rPr>
+        <w:rFonts w:hint="default"/>
+        <w:lang w:val="en-US" w:eastAsia="en-US" w:bidi="ar-SA"/>
+      </w:rPr>
+    </w:lvl>
+  </w:abstractNum>
   <w:num w:numId="1">
-    <w:abstractNumId w:val="1"/>
+    <w:abstractNumId w:val="3"/>
   </w:num>
   <w:num w:numId="2">
-    <w:abstractNumId w:val="1"/>
+    <w:abstractNumId w:val="3"/>
   </w:num>
   <w:num w:numId="3">
-    <w:abstractNumId w:val="5"/>
+    <w:abstractNumId w:val="10"/>
   </w:num>
   <w:num w:numId="4">
-    <w:abstractNumId w:val="5"/>
+    <w:abstractNumId w:val="10"/>
     <w:lvlOverride w:ilvl="0">
       <w:startOverride w:val="1"/>
     </w:lvlOverride>
@@ -11366,34 +19036,25 @@
     </w:lvlOverride>
   </w:num>
   <w:num w:numId="5">
-    <w:abstractNumId w:val="2"/>
+    <w:abstractNumId w:val="4"/>
   </w:num>
   <w:num w:numId="6">
-    <w:abstractNumId w:val="2"/>
+    <w:abstractNumId w:val="4"/>
   </w:num>
   <w:num w:numId="7">
-    <w:abstractNumId w:val="3"/>
+    <w:abstractNumId w:val="5"/>
   </w:num>
   <w:num w:numId="8">
-    <w:abstractNumId w:val="3"/>
-    <w:lvlOverride w:ilvl="0"/>
-    <w:lvlOverride w:ilvl="1"/>
-    <w:lvlOverride w:ilvl="2"/>
-    <w:lvlOverride w:ilvl="3"/>
-    <w:lvlOverride w:ilvl="4"/>
-    <w:lvlOverride w:ilvl="5"/>
-    <w:lvlOverride w:ilvl="6"/>
-    <w:lvlOverride w:ilvl="7"/>
-    <w:lvlOverride w:ilvl="8"/>
+    <w:abstractNumId w:val="5"/>
   </w:num>
   <w:num w:numId="9">
-    <w:abstractNumId w:val="6"/>
+    <w:abstractNumId w:val="13"/>
   </w:num>
   <w:num w:numId="10">
-    <w:abstractNumId w:val="4"/>
+    <w:abstractNumId w:val="9"/>
   </w:num>
   <w:num w:numId="11">
-    <w:abstractNumId w:val="1"/>
+    <w:abstractNumId w:val="3"/>
     <w:lvlOverride w:ilvl="0">
       <w:startOverride w:val="1"/>
     </w:lvlOverride>
@@ -11423,7 +19084,7 @@
     </w:lvlOverride>
   </w:num>
   <w:num w:numId="12">
-    <w:abstractNumId w:val="1"/>
+    <w:abstractNumId w:val="3"/>
     <w:lvlOverride w:ilvl="0">
       <w:startOverride w:val="1"/>
     </w:lvlOverride>
@@ -11454,6 +19115,63 @@
   </w:num>
   <w:num w:numId="13">
     <w:abstractNumId w:val="0"/>
+  </w:num>
+  <w:num w:numId="14">
+    <w:abstractNumId w:val="12"/>
+  </w:num>
+  <w:num w:numId="15">
+    <w:abstractNumId w:val="7"/>
+  </w:num>
+  <w:num w:numId="16">
+    <w:abstractNumId w:val="11"/>
+  </w:num>
+  <w:num w:numId="17">
+    <w:abstractNumId w:val="1"/>
+  </w:num>
+  <w:num w:numId="18">
+    <w:abstractNumId w:val="3"/>
+    <w:lvlOverride w:ilvl="0">
+      <w:startOverride w:val="1"/>
+    </w:lvlOverride>
+    <w:lvlOverride w:ilvl="1">
+      <w:startOverride w:val="1"/>
+    </w:lvlOverride>
+    <w:lvlOverride w:ilvl="2">
+      <w:startOverride w:val="1"/>
+    </w:lvlOverride>
+    <w:lvlOverride w:ilvl="3">
+      <w:startOverride w:val="1"/>
+    </w:lvlOverride>
+    <w:lvlOverride w:ilvl="4">
+      <w:startOverride w:val="1"/>
+    </w:lvlOverride>
+    <w:lvlOverride w:ilvl="5">
+      <w:startOverride w:val="1"/>
+    </w:lvlOverride>
+    <w:lvlOverride w:ilvl="6">
+      <w:startOverride w:val="1"/>
+    </w:lvlOverride>
+    <w:lvlOverride w:ilvl="7">
+      <w:startOverride w:val="1"/>
+    </w:lvlOverride>
+    <w:lvlOverride w:ilvl="8">
+      <w:startOverride w:val="1"/>
+    </w:lvlOverride>
+  </w:num>
+  <w:num w:numId="19">
+    <w:abstractNumId w:val="8"/>
+  </w:num>
+  <w:num w:numId="20">
+    <w:abstractNumId w:val="2"/>
+  </w:num>
+  <w:num w:numId="21">
+    <w:abstractNumId w:val="15"/>
+  </w:num>
+  <w:num w:numId="22">
+    <w:abstractNumId w:val="6"/>
+  </w:num>
+  <w:num w:numId="23">
+    <w:abstractNumId w:val="14"/>
   </w:num>
 </w:numbering>
 </file>
@@ -11984,9 +19702,7 @@
   <w:style w:type="character" w:default="1" w:styleId="DefaultParagraphFont">
     <w:name w:val="Default Paragraph Font"/>
     <w:uiPriority w:val="1"/>
-    <w:semiHidden/>
     <w:unhideWhenUsed/>
-    <w:rsid w:val="0032129C"/>
   </w:style>
   <w:style w:type="table" w:default="1" w:styleId="TableNormal">
     <w:name w:val="Normal Table"/>
@@ -12008,7 +19724,6 @@
     <w:uiPriority w:val="99"/>
     <w:semiHidden/>
     <w:unhideWhenUsed/>
-    <w:rsid w:val="0032129C"/>
   </w:style>
   <w:style w:type="paragraph" w:styleId="BodyText">
     <w:name w:val="Body Text"/>
@@ -12427,6 +20142,25 @@
       </w:numPr>
     </w:pPr>
   </w:style>
+  <w:style w:type="paragraph" w:styleId="Caption">
+    <w:name w:val="caption"/>
+    <w:basedOn w:val="Normal"/>
+    <w:next w:val="Normal"/>
+    <w:uiPriority w:val="35"/>
+    <w:unhideWhenUsed/>
+    <w:qFormat/>
+    <w:rsid w:val="00604F2D"/>
+    <w:pPr>
+      <w:spacing w:after="200"/>
+    </w:pPr>
+    <w:rPr>
+      <w:i/>
+      <w:iCs/>
+      <w:color w:val="44546A" w:themeColor="text2"/>
+      <w:sz w:val="18"/>
+      <w:szCs w:val="18"/>
+    </w:rPr>
+  </w:style>
 </w:styles>
 </file>
 
